--- a/content/templates/openagreements-employee-ip-inventions-assignment/template.docx
+++ b/content/templates/openagreements-employee-ip-inventions-assignment/template.docx
@@ -112,6 +112,8 @@
                 <w:rFonts w:ascii="Arial" w:cs="Arial" w:eastAsia="Arial" w:hAnsi="Arial"/>
                 <w:b/>
                 <w:bCs/>
+                <w:i w:val="false"/>
+                <w:iCs w:val="false"/>
                 <w:color w:val="1D2021"/>
                 <w:sz w:val="22"/>
                 <w:szCs w:val="22"/>
@@ -186,6 +188,8 @@
                 <w:rFonts w:ascii="Arial" w:cs="Arial" w:eastAsia="Arial" w:hAnsi="Arial"/>
                 <w:b/>
                 <w:bCs/>
+                <w:i w:val="false"/>
+                <w:iCs w:val="false"/>
                 <w:color w:val="1D2021"/>
                 <w:sz w:val="22"/>
                 <w:szCs w:val="22"/>
@@ -260,6 +264,8 @@
                 <w:rFonts w:ascii="Arial" w:cs="Arial" w:eastAsia="Arial" w:hAnsi="Arial"/>
                 <w:b/>
                 <w:bCs/>
+                <w:i w:val="false"/>
+                <w:iCs w:val="false"/>
                 <w:color w:val="1D2021"/>
                 <w:sz w:val="22"/>
                 <w:szCs w:val="22"/>
@@ -334,6 +340,8 @@
                 <w:rFonts w:ascii="Arial" w:cs="Arial" w:eastAsia="Arial" w:hAnsi="Arial"/>
                 <w:b/>
                 <w:bCs/>
+                <w:i w:val="false"/>
+                <w:iCs w:val="false"/>
                 <w:color w:val="1D2021"/>
                 <w:sz w:val="22"/>
                 <w:szCs w:val="22"/>
@@ -408,6 +416,8 @@
                 <w:rFonts w:ascii="Arial" w:cs="Arial" w:eastAsia="Arial" w:hAnsi="Arial"/>
                 <w:b/>
                 <w:bCs/>
+                <w:i w:val="false"/>
+                <w:iCs w:val="false"/>
                 <w:color w:val="1D2021"/>
                 <w:sz w:val="22"/>
                 <w:szCs w:val="22"/>
@@ -482,6 +492,8 @@
                 <w:rFonts w:ascii="Arial" w:cs="Arial" w:eastAsia="Arial" w:hAnsi="Arial"/>
                 <w:b/>
                 <w:bCs/>
+                <w:i w:val="false"/>
+                <w:iCs w:val="false"/>
                 <w:color w:val="1D2021"/>
                 <w:sz w:val="22"/>
                 <w:szCs w:val="22"/>
@@ -556,6 +568,8 @@
                 <w:rFonts w:ascii="Arial" w:cs="Arial" w:eastAsia="Arial" w:hAnsi="Arial"/>
                 <w:b/>
                 <w:bCs/>
+                <w:i w:val="false"/>
+                <w:iCs w:val="false"/>
                 <w:color w:val="1D2021"/>
                 <w:sz w:val="22"/>
                 <w:szCs w:val="22"/>
@@ -630,6 +644,8 @@
                 <w:rFonts w:ascii="Arial" w:cs="Arial" w:eastAsia="Arial" w:hAnsi="Arial"/>
                 <w:b/>
                 <w:bCs/>
+                <w:i w:val="false"/>
+                <w:iCs w:val="false"/>
                 <w:color w:val="1D2021"/>
                 <w:sz w:val="22"/>
                 <w:szCs w:val="22"/>
@@ -704,6 +720,8 @@
                 <w:rFonts w:ascii="Arial" w:cs="Arial" w:eastAsia="Arial" w:hAnsi="Arial"/>
                 <w:b/>
                 <w:bCs/>
+                <w:i w:val="false"/>
+                <w:iCs w:val="false"/>
                 <w:color w:val="1D2021"/>
                 <w:sz w:val="22"/>
                 <w:szCs w:val="22"/>
@@ -778,6 +796,8 @@
                 <w:rFonts w:ascii="Arial" w:cs="Arial" w:eastAsia="Arial" w:hAnsi="Arial"/>
                 <w:b/>
                 <w:bCs/>
+                <w:i w:val="false"/>
+                <w:iCs w:val="false"/>
                 <w:color w:val="1D2021"/>
                 <w:sz w:val="22"/>
                 <w:szCs w:val="22"/>

--- a/content/templates/openagreements-employee-ip-inventions-assignment/template.docx
+++ b/content/templates/openagreements-employee-ip-inventions-assignment/template.docx
@@ -96,9 +96,9 @@
               <w:right w:val="nil" w:color="FFFFFF" w:sz="0"/>
             </w:tcBorders>
             <w:tcMar>
-              <w:top w:type="dxa" w:w="144"/>
+              <w:top w:type="dxa" w:w="32"/>
               <w:left w:type="dxa" w:w="115"/>
-              <w:bottom w:type="dxa" w:w="144"/>
+              <w:bottom w:type="dxa" w:w="32"/>
               <w:right w:type="dxa" w:w="115"/>
             </w:tcMar>
             <w:vAlign w:val="center"/>
@@ -131,9 +131,9 @@
               <w:right w:val="nil" w:color="FFFFFF" w:sz="0"/>
             </w:tcBorders>
             <w:tcMar>
-              <w:top w:type="dxa" w:w="144"/>
+              <w:top w:type="dxa" w:w="32"/>
               <w:left w:type="dxa" w:w="115"/>
-              <w:bottom w:type="dxa" w:w="144"/>
+              <w:bottom w:type="dxa" w:w="32"/>
               <w:right w:type="dxa" w:w="115"/>
             </w:tcMar>
             <w:vAlign w:val="center"/>
@@ -172,9 +172,9 @@
               <w:right w:val="nil" w:color="FFFFFF" w:sz="0"/>
             </w:tcBorders>
             <w:tcMar>
-              <w:top w:type="dxa" w:w="144"/>
+              <w:top w:type="dxa" w:w="32"/>
               <w:left w:type="dxa" w:w="115"/>
-              <w:bottom w:type="dxa" w:w="144"/>
+              <w:bottom w:type="dxa" w:w="32"/>
               <w:right w:type="dxa" w:w="115"/>
             </w:tcMar>
             <w:vAlign w:val="center"/>
@@ -207,9 +207,9 @@
               <w:right w:val="nil" w:color="FFFFFF" w:sz="0"/>
             </w:tcBorders>
             <w:tcMar>
-              <w:top w:type="dxa" w:w="144"/>
+              <w:top w:type="dxa" w:w="32"/>
               <w:left w:type="dxa" w:w="115"/>
-              <w:bottom w:type="dxa" w:w="144"/>
+              <w:bottom w:type="dxa" w:w="32"/>
               <w:right w:type="dxa" w:w="115"/>
             </w:tcMar>
             <w:vAlign w:val="center"/>
@@ -248,9 +248,9 @@
               <w:right w:val="nil" w:color="FFFFFF" w:sz="0"/>
             </w:tcBorders>
             <w:tcMar>
-              <w:top w:type="dxa" w:w="144"/>
+              <w:top w:type="dxa" w:w="32"/>
               <w:left w:type="dxa" w:w="115"/>
-              <w:bottom w:type="dxa" w:w="144"/>
+              <w:bottom w:type="dxa" w:w="32"/>
               <w:right w:type="dxa" w:w="115"/>
             </w:tcMar>
             <w:vAlign w:val="center"/>
@@ -283,9 +283,9 @@
               <w:right w:val="nil" w:color="FFFFFF" w:sz="0"/>
             </w:tcBorders>
             <w:tcMar>
-              <w:top w:type="dxa" w:w="144"/>
+              <w:top w:type="dxa" w:w="32"/>
               <w:left w:type="dxa" w:w="115"/>
-              <w:bottom w:type="dxa" w:w="144"/>
+              <w:bottom w:type="dxa" w:w="32"/>
               <w:right w:type="dxa" w:w="115"/>
             </w:tcMar>
             <w:vAlign w:val="center"/>
@@ -324,9 +324,9 @@
               <w:right w:val="nil" w:color="FFFFFF" w:sz="0"/>
             </w:tcBorders>
             <w:tcMar>
-              <w:top w:type="dxa" w:w="144"/>
+              <w:top w:type="dxa" w:w="32"/>
               <w:left w:type="dxa" w:w="115"/>
-              <w:bottom w:type="dxa" w:w="144"/>
+              <w:bottom w:type="dxa" w:w="32"/>
               <w:right w:type="dxa" w:w="115"/>
             </w:tcMar>
             <w:vAlign w:val="center"/>
@@ -359,9 +359,9 @@
               <w:right w:val="nil" w:color="FFFFFF" w:sz="0"/>
             </w:tcBorders>
             <w:tcMar>
-              <w:top w:type="dxa" w:w="144"/>
+              <w:top w:type="dxa" w:w="32"/>
               <w:left w:type="dxa" w:w="115"/>
-              <w:bottom w:type="dxa" w:w="144"/>
+              <w:bottom w:type="dxa" w:w="32"/>
               <w:right w:type="dxa" w:w="115"/>
             </w:tcMar>
             <w:vAlign w:val="center"/>
@@ -400,9 +400,9 @@
               <w:right w:val="nil" w:color="FFFFFF" w:sz="0"/>
             </w:tcBorders>
             <w:tcMar>
-              <w:top w:type="dxa" w:w="144"/>
+              <w:top w:type="dxa" w:w="32"/>
               <w:left w:type="dxa" w:w="115"/>
-              <w:bottom w:type="dxa" w:w="144"/>
+              <w:bottom w:type="dxa" w:w="32"/>
               <w:right w:type="dxa" w:w="115"/>
             </w:tcMar>
             <w:vAlign w:val="center"/>
@@ -435,9 +435,9 @@
               <w:right w:val="nil" w:color="FFFFFF" w:sz="0"/>
             </w:tcBorders>
             <w:tcMar>
-              <w:top w:type="dxa" w:w="144"/>
+              <w:top w:type="dxa" w:w="32"/>
               <w:left w:type="dxa" w:w="115"/>
-              <w:bottom w:type="dxa" w:w="144"/>
+              <w:bottom w:type="dxa" w:w="32"/>
               <w:right w:type="dxa" w:w="115"/>
             </w:tcMar>
             <w:vAlign w:val="center"/>
@@ -476,9 +476,9 @@
               <w:right w:val="nil" w:color="FFFFFF" w:sz="0"/>
             </w:tcBorders>
             <w:tcMar>
-              <w:top w:type="dxa" w:w="144"/>
+              <w:top w:type="dxa" w:w="32"/>
               <w:left w:type="dxa" w:w="115"/>
-              <w:bottom w:type="dxa" w:w="144"/>
+              <w:bottom w:type="dxa" w:w="32"/>
               <w:right w:type="dxa" w:w="115"/>
             </w:tcMar>
             <w:vAlign w:val="center"/>
@@ -511,9 +511,9 @@
               <w:right w:val="nil" w:color="FFFFFF" w:sz="0"/>
             </w:tcBorders>
             <w:tcMar>
-              <w:top w:type="dxa" w:w="144"/>
+              <w:top w:type="dxa" w:w="32"/>
               <w:left w:type="dxa" w:w="115"/>
-              <w:bottom w:type="dxa" w:w="144"/>
+              <w:bottom w:type="dxa" w:w="32"/>
               <w:right w:type="dxa" w:w="115"/>
             </w:tcMar>
             <w:vAlign w:val="center"/>
@@ -552,9 +552,9 @@
               <w:right w:val="nil" w:color="FFFFFF" w:sz="0"/>
             </w:tcBorders>
             <w:tcMar>
-              <w:top w:type="dxa" w:w="144"/>
+              <w:top w:type="dxa" w:w="32"/>
               <w:left w:type="dxa" w:w="115"/>
-              <w:bottom w:type="dxa" w:w="144"/>
+              <w:bottom w:type="dxa" w:w="32"/>
               <w:right w:type="dxa" w:w="115"/>
             </w:tcMar>
             <w:vAlign w:val="center"/>
@@ -587,9 +587,9 @@
               <w:right w:val="nil" w:color="FFFFFF" w:sz="0"/>
             </w:tcBorders>
             <w:tcMar>
-              <w:top w:type="dxa" w:w="144"/>
+              <w:top w:type="dxa" w:w="32"/>
               <w:left w:type="dxa" w:w="115"/>
-              <w:bottom w:type="dxa" w:w="144"/>
+              <w:bottom w:type="dxa" w:w="32"/>
               <w:right w:type="dxa" w:w="115"/>
             </w:tcMar>
             <w:vAlign w:val="center"/>
@@ -628,9 +628,9 @@
               <w:right w:val="nil" w:color="FFFFFF" w:sz="0"/>
             </w:tcBorders>
             <w:tcMar>
-              <w:top w:type="dxa" w:w="144"/>
+              <w:top w:type="dxa" w:w="32"/>
               <w:left w:type="dxa" w:w="115"/>
-              <w:bottom w:type="dxa" w:w="144"/>
+              <w:bottom w:type="dxa" w:w="32"/>
               <w:right w:type="dxa" w:w="115"/>
             </w:tcMar>
             <w:vAlign w:val="center"/>
@@ -663,9 +663,9 @@
               <w:right w:val="nil" w:color="FFFFFF" w:sz="0"/>
             </w:tcBorders>
             <w:tcMar>
-              <w:top w:type="dxa" w:w="144"/>
+              <w:top w:type="dxa" w:w="32"/>
               <w:left w:type="dxa" w:w="115"/>
-              <w:bottom w:type="dxa" w:w="144"/>
+              <w:bottom w:type="dxa" w:w="32"/>
               <w:right w:type="dxa" w:w="115"/>
             </w:tcMar>
             <w:vAlign w:val="center"/>
@@ -704,9 +704,9 @@
               <w:right w:val="nil" w:color="FFFFFF" w:sz="0"/>
             </w:tcBorders>
             <w:tcMar>
-              <w:top w:type="dxa" w:w="144"/>
+              <w:top w:type="dxa" w:w="32"/>
               <w:left w:type="dxa" w:w="115"/>
-              <w:bottom w:type="dxa" w:w="144"/>
+              <w:bottom w:type="dxa" w:w="32"/>
               <w:right w:type="dxa" w:w="115"/>
             </w:tcMar>
             <w:vAlign w:val="center"/>
@@ -739,9 +739,9 @@
               <w:right w:val="nil" w:color="FFFFFF" w:sz="0"/>
             </w:tcBorders>
             <w:tcMar>
-              <w:top w:type="dxa" w:w="144"/>
+              <w:top w:type="dxa" w:w="32"/>
               <w:left w:type="dxa" w:w="115"/>
-              <w:bottom w:type="dxa" w:w="144"/>
+              <w:bottom w:type="dxa" w:w="32"/>
               <w:right w:type="dxa" w:w="115"/>
             </w:tcMar>
             <w:vAlign w:val="center"/>
@@ -780,9 +780,9 @@
               <w:right w:val="nil" w:color="FFFFFF" w:sz="0"/>
             </w:tcBorders>
             <w:tcMar>
-              <w:top w:type="dxa" w:w="144"/>
+              <w:top w:type="dxa" w:w="32"/>
               <w:left w:type="dxa" w:w="115"/>
-              <w:bottom w:type="dxa" w:w="144"/>
+              <w:bottom w:type="dxa" w:w="32"/>
               <w:right w:type="dxa" w:w="115"/>
             </w:tcMar>
             <w:vAlign w:val="center"/>
@@ -815,9 +815,9 @@
               <w:right w:val="nil" w:color="FFFFFF" w:sz="0"/>
             </w:tcBorders>
             <w:tcMar>
-              <w:top w:type="dxa" w:w="144"/>
+              <w:top w:type="dxa" w:w="32"/>
               <w:left w:type="dxa" w:w="115"/>
-              <w:bottom w:type="dxa" w:w="144"/>
+              <w:bottom w:type="dxa" w:w="32"/>
               <w:right w:type="dxa" w:w="115"/>
             </w:tcMar>
             <w:vAlign w:val="center"/>

--- a/content/templates/openagreements-employee-ip-inventions-assignment/template.docx
+++ b/content/templates/openagreements-employee-ip-inventions-assignment/template.docx
@@ -44,9 +44,9 @@
               <w:right w:val="nil" w:color="FFFFFF" w:sz="0"/>
             </w:tcBorders>
             <w:tcMar>
-              <w:top w:type="dxa" w:w="144"/>
+              <w:top w:type="dxa" w:w="80"/>
               <w:left w:type="dxa" w:w="115"/>
-              <w:bottom w:type="dxa" w:w="144"/>
+              <w:bottom w:type="dxa" w:w="80"/>
               <w:right w:type="dxa" w:w="115"/>
             </w:tcMar>
             <w:vAlign w:val="center"/>
@@ -96,16 +96,16 @@
               <w:right w:val="nil" w:color="FFFFFF" w:sz="0"/>
             </w:tcBorders>
             <w:tcMar>
-              <w:top w:type="dxa" w:w="32"/>
+              <w:top w:type="dxa" w:w="80"/>
               <w:left w:type="dxa" w:w="115"/>
-              <w:bottom w:type="dxa" w:w="32"/>
+              <w:bottom w:type="dxa" w:w="80"/>
               <w:right w:type="dxa" w:w="115"/>
             </w:tcMar>
             <w:vAlign w:val="center"/>
           </w:tcPr>
           <w:p>
             <w:pPr>
-              <w:spacing w:after="0" w:line="340"/>
+              <w:spacing w:before="0" w:after="0" w:line="340"/>
             </w:pPr>
             <w:r>
               <w:rPr>
@@ -131,9 +131,9 @@
               <w:right w:val="nil" w:color="FFFFFF" w:sz="0"/>
             </w:tcBorders>
             <w:tcMar>
-              <w:top w:type="dxa" w:w="32"/>
+              <w:top w:type="dxa" w:w="80"/>
               <w:left w:type="dxa" w:w="115"/>
-              <w:bottom w:type="dxa" w:w="32"/>
+              <w:bottom w:type="dxa" w:w="80"/>
               <w:right w:type="dxa" w:w="115"/>
             </w:tcMar>
             <w:vAlign w:val="center"/>
@@ -172,16 +172,16 @@
               <w:right w:val="nil" w:color="FFFFFF" w:sz="0"/>
             </w:tcBorders>
             <w:tcMar>
-              <w:top w:type="dxa" w:w="32"/>
+              <w:top w:type="dxa" w:w="80"/>
               <w:left w:type="dxa" w:w="115"/>
-              <w:bottom w:type="dxa" w:w="32"/>
+              <w:bottom w:type="dxa" w:w="80"/>
               <w:right w:type="dxa" w:w="115"/>
             </w:tcMar>
             <w:vAlign w:val="center"/>
           </w:tcPr>
           <w:p>
             <w:pPr>
-              <w:spacing w:after="0" w:line="340"/>
+              <w:spacing w:before="0" w:after="0" w:line="340"/>
             </w:pPr>
             <w:r>
               <w:rPr>
@@ -207,9 +207,9 @@
               <w:right w:val="nil" w:color="FFFFFF" w:sz="0"/>
             </w:tcBorders>
             <w:tcMar>
-              <w:top w:type="dxa" w:w="32"/>
+              <w:top w:type="dxa" w:w="80"/>
               <w:left w:type="dxa" w:w="115"/>
-              <w:bottom w:type="dxa" w:w="32"/>
+              <w:bottom w:type="dxa" w:w="80"/>
               <w:right w:type="dxa" w:w="115"/>
             </w:tcMar>
             <w:vAlign w:val="center"/>
@@ -248,16 +248,16 @@
               <w:right w:val="nil" w:color="FFFFFF" w:sz="0"/>
             </w:tcBorders>
             <w:tcMar>
-              <w:top w:type="dxa" w:w="32"/>
+              <w:top w:type="dxa" w:w="80"/>
               <w:left w:type="dxa" w:w="115"/>
-              <w:bottom w:type="dxa" w:w="32"/>
+              <w:bottom w:type="dxa" w:w="80"/>
               <w:right w:type="dxa" w:w="115"/>
             </w:tcMar>
             <w:vAlign w:val="center"/>
           </w:tcPr>
           <w:p>
             <w:pPr>
-              <w:spacing w:after="0" w:line="340"/>
+              <w:spacing w:before="0" w:after="0" w:line="340"/>
             </w:pPr>
             <w:r>
               <w:rPr>
@@ -283,9 +283,9 @@
               <w:right w:val="nil" w:color="FFFFFF" w:sz="0"/>
             </w:tcBorders>
             <w:tcMar>
-              <w:top w:type="dxa" w:w="32"/>
+              <w:top w:type="dxa" w:w="80"/>
               <w:left w:type="dxa" w:w="115"/>
-              <w:bottom w:type="dxa" w:w="32"/>
+              <w:bottom w:type="dxa" w:w="80"/>
               <w:right w:type="dxa" w:w="115"/>
             </w:tcMar>
             <w:vAlign w:val="center"/>
@@ -324,16 +324,16 @@
               <w:right w:val="nil" w:color="FFFFFF" w:sz="0"/>
             </w:tcBorders>
             <w:tcMar>
-              <w:top w:type="dxa" w:w="32"/>
+              <w:top w:type="dxa" w:w="80"/>
               <w:left w:type="dxa" w:w="115"/>
-              <w:bottom w:type="dxa" w:w="32"/>
+              <w:bottom w:type="dxa" w:w="80"/>
               <w:right w:type="dxa" w:w="115"/>
             </w:tcMar>
             <w:vAlign w:val="center"/>
           </w:tcPr>
           <w:p>
             <w:pPr>
-              <w:spacing w:after="0" w:line="340"/>
+              <w:spacing w:before="0" w:after="0" w:line="340"/>
             </w:pPr>
             <w:r>
               <w:rPr>
@@ -359,9 +359,9 @@
               <w:right w:val="nil" w:color="FFFFFF" w:sz="0"/>
             </w:tcBorders>
             <w:tcMar>
-              <w:top w:type="dxa" w:w="32"/>
+              <w:top w:type="dxa" w:w="80"/>
               <w:left w:type="dxa" w:w="115"/>
-              <w:bottom w:type="dxa" w:w="32"/>
+              <w:bottom w:type="dxa" w:w="80"/>
               <w:right w:type="dxa" w:w="115"/>
             </w:tcMar>
             <w:vAlign w:val="center"/>
@@ -400,16 +400,16 @@
               <w:right w:val="nil" w:color="FFFFFF" w:sz="0"/>
             </w:tcBorders>
             <w:tcMar>
-              <w:top w:type="dxa" w:w="32"/>
+              <w:top w:type="dxa" w:w="80"/>
               <w:left w:type="dxa" w:w="115"/>
-              <w:bottom w:type="dxa" w:w="32"/>
+              <w:bottom w:type="dxa" w:w="80"/>
               <w:right w:type="dxa" w:w="115"/>
             </w:tcMar>
             <w:vAlign w:val="center"/>
           </w:tcPr>
           <w:p>
             <w:pPr>
-              <w:spacing w:after="0" w:line="340"/>
+              <w:spacing w:before="0" w:after="0" w:line="340"/>
             </w:pPr>
             <w:r>
               <w:rPr>
@@ -435,9 +435,9 @@
               <w:right w:val="nil" w:color="FFFFFF" w:sz="0"/>
             </w:tcBorders>
             <w:tcMar>
-              <w:top w:type="dxa" w:w="32"/>
+              <w:top w:type="dxa" w:w="80"/>
               <w:left w:type="dxa" w:w="115"/>
-              <w:bottom w:type="dxa" w:w="32"/>
+              <w:bottom w:type="dxa" w:w="80"/>
               <w:right w:type="dxa" w:w="115"/>
             </w:tcMar>
             <w:vAlign w:val="center"/>
@@ -476,16 +476,16 @@
               <w:right w:val="nil" w:color="FFFFFF" w:sz="0"/>
             </w:tcBorders>
             <w:tcMar>
-              <w:top w:type="dxa" w:w="32"/>
+              <w:top w:type="dxa" w:w="80"/>
               <w:left w:type="dxa" w:w="115"/>
-              <w:bottom w:type="dxa" w:w="32"/>
+              <w:bottom w:type="dxa" w:w="80"/>
               <w:right w:type="dxa" w:w="115"/>
             </w:tcMar>
             <w:vAlign w:val="center"/>
           </w:tcPr>
           <w:p>
             <w:pPr>
-              <w:spacing w:after="0" w:line="340"/>
+              <w:spacing w:before="0" w:after="0" w:line="340"/>
             </w:pPr>
             <w:r>
               <w:rPr>
@@ -511,9 +511,9 @@
               <w:right w:val="nil" w:color="FFFFFF" w:sz="0"/>
             </w:tcBorders>
             <w:tcMar>
-              <w:top w:type="dxa" w:w="32"/>
+              <w:top w:type="dxa" w:w="80"/>
               <w:left w:type="dxa" w:w="115"/>
-              <w:bottom w:type="dxa" w:w="32"/>
+              <w:bottom w:type="dxa" w:w="80"/>
               <w:right w:type="dxa" w:w="115"/>
             </w:tcMar>
             <w:vAlign w:val="center"/>
@@ -552,16 +552,16 @@
               <w:right w:val="nil" w:color="FFFFFF" w:sz="0"/>
             </w:tcBorders>
             <w:tcMar>
-              <w:top w:type="dxa" w:w="32"/>
+              <w:top w:type="dxa" w:w="80"/>
               <w:left w:type="dxa" w:w="115"/>
-              <w:bottom w:type="dxa" w:w="32"/>
+              <w:bottom w:type="dxa" w:w="80"/>
               <w:right w:type="dxa" w:w="115"/>
             </w:tcMar>
             <w:vAlign w:val="center"/>
           </w:tcPr>
           <w:p>
             <w:pPr>
-              <w:spacing w:after="0" w:line="340"/>
+              <w:spacing w:before="0" w:after="0" w:line="340"/>
             </w:pPr>
             <w:r>
               <w:rPr>
@@ -587,9 +587,9 @@
               <w:right w:val="nil" w:color="FFFFFF" w:sz="0"/>
             </w:tcBorders>
             <w:tcMar>
-              <w:top w:type="dxa" w:w="32"/>
+              <w:top w:type="dxa" w:w="80"/>
               <w:left w:type="dxa" w:w="115"/>
-              <w:bottom w:type="dxa" w:w="32"/>
+              <w:bottom w:type="dxa" w:w="80"/>
               <w:right w:type="dxa" w:w="115"/>
             </w:tcMar>
             <w:vAlign w:val="center"/>
@@ -628,16 +628,16 @@
               <w:right w:val="nil" w:color="FFFFFF" w:sz="0"/>
             </w:tcBorders>
             <w:tcMar>
-              <w:top w:type="dxa" w:w="32"/>
+              <w:top w:type="dxa" w:w="80"/>
               <w:left w:type="dxa" w:w="115"/>
-              <w:bottom w:type="dxa" w:w="32"/>
+              <w:bottom w:type="dxa" w:w="80"/>
               <w:right w:type="dxa" w:w="115"/>
             </w:tcMar>
             <w:vAlign w:val="center"/>
           </w:tcPr>
           <w:p>
             <w:pPr>
-              <w:spacing w:after="0" w:line="340"/>
+              <w:spacing w:before="0" w:after="0" w:line="340"/>
             </w:pPr>
             <w:r>
               <w:rPr>
@@ -663,9 +663,9 @@
               <w:right w:val="nil" w:color="FFFFFF" w:sz="0"/>
             </w:tcBorders>
             <w:tcMar>
-              <w:top w:type="dxa" w:w="32"/>
+              <w:top w:type="dxa" w:w="80"/>
               <w:left w:type="dxa" w:w="115"/>
-              <w:bottom w:type="dxa" w:w="32"/>
+              <w:bottom w:type="dxa" w:w="80"/>
               <w:right w:type="dxa" w:w="115"/>
             </w:tcMar>
             <w:vAlign w:val="center"/>
@@ -704,16 +704,16 @@
               <w:right w:val="nil" w:color="FFFFFF" w:sz="0"/>
             </w:tcBorders>
             <w:tcMar>
-              <w:top w:type="dxa" w:w="32"/>
+              <w:top w:type="dxa" w:w="80"/>
               <w:left w:type="dxa" w:w="115"/>
-              <w:bottom w:type="dxa" w:w="32"/>
+              <w:bottom w:type="dxa" w:w="80"/>
               <w:right w:type="dxa" w:w="115"/>
             </w:tcMar>
             <w:vAlign w:val="center"/>
           </w:tcPr>
           <w:p>
             <w:pPr>
-              <w:spacing w:after="0" w:line="340"/>
+              <w:spacing w:before="0" w:after="0" w:line="340"/>
             </w:pPr>
             <w:r>
               <w:rPr>
@@ -739,9 +739,9 @@
               <w:right w:val="nil" w:color="FFFFFF" w:sz="0"/>
             </w:tcBorders>
             <w:tcMar>
-              <w:top w:type="dxa" w:w="32"/>
+              <w:top w:type="dxa" w:w="80"/>
               <w:left w:type="dxa" w:w="115"/>
-              <w:bottom w:type="dxa" w:w="32"/>
+              <w:bottom w:type="dxa" w:w="80"/>
               <w:right w:type="dxa" w:w="115"/>
             </w:tcMar>
             <w:vAlign w:val="center"/>
@@ -780,16 +780,16 @@
               <w:right w:val="nil" w:color="FFFFFF" w:sz="0"/>
             </w:tcBorders>
             <w:tcMar>
-              <w:top w:type="dxa" w:w="32"/>
+              <w:top w:type="dxa" w:w="80"/>
               <w:left w:type="dxa" w:w="115"/>
-              <w:bottom w:type="dxa" w:w="32"/>
+              <w:bottom w:type="dxa" w:w="80"/>
               <w:right w:type="dxa" w:w="115"/>
             </w:tcMar>
             <w:vAlign w:val="center"/>
           </w:tcPr>
           <w:p>
             <w:pPr>
-              <w:spacing w:after="0" w:line="340"/>
+              <w:spacing w:before="0" w:after="0" w:line="340"/>
             </w:pPr>
             <w:r>
               <w:rPr>
@@ -815,9 +815,9 @@
               <w:right w:val="nil" w:color="FFFFFF" w:sz="0"/>
             </w:tcBorders>
             <w:tcMar>
-              <w:top w:type="dxa" w:w="32"/>
+              <w:top w:type="dxa" w:w="80"/>
               <w:left w:type="dxa" w:w="115"/>
-              <w:bottom w:type="dxa" w:w="32"/>
+              <w:bottom w:type="dxa" w:w="80"/>
               <w:right w:type="dxa" w:w="115"/>
             </w:tcMar>
             <w:vAlign w:val="center"/>

--- a/content/templates/openagreements-employee-ip-inventions-assignment/template.docx
+++ b/content/templates/openagreements-employee-ip-inventions-assignment/template.docx
@@ -44,9 +44,9 @@
               <w:right w:val="nil" w:color="FFFFFF" w:sz="0"/>
             </w:tcBorders>
             <w:tcMar>
-              <w:top w:type="dxa" w:w="144"/>
+              <w:top w:type="dxa" w:w="80"/>
               <w:left w:type="dxa" w:w="115"/>
-              <w:bottom w:type="dxa" w:w="144"/>
+              <w:bottom w:type="dxa" w:w="80"/>
               <w:right w:type="dxa" w:w="115"/>
             </w:tcMar>
             <w:vAlign w:val="center"/>
@@ -96,22 +96,24 @@
               <w:right w:val="nil" w:color="FFFFFF" w:sz="0"/>
             </w:tcBorders>
             <w:tcMar>
-              <w:top w:type="dxa" w:w="144"/>
+              <w:top w:type="dxa" w:w="80"/>
               <w:left w:type="dxa" w:w="115"/>
-              <w:bottom w:type="dxa" w:w="144"/>
+              <w:bottom w:type="dxa" w:w="80"/>
               <w:right w:type="dxa" w:w="115"/>
             </w:tcMar>
             <w:vAlign w:val="center"/>
           </w:tcPr>
           <w:p>
             <w:pPr>
-              <w:spacing w:after="0" w:line="340"/>
+              <w:spacing w:before="0" w:after="0" w:line="340"/>
             </w:pPr>
             <w:r>
               <w:rPr>
                 <w:rFonts w:ascii="Arial" w:cs="Arial" w:eastAsia="Arial" w:hAnsi="Arial"/>
                 <w:b/>
                 <w:bCs/>
+                <w:i w:val="false"/>
+                <w:iCs w:val="false"/>
                 <w:color w:val="1D2021"/>
                 <w:sz w:val="22"/>
                 <w:szCs w:val="22"/>
@@ -129,9 +131,9 @@
               <w:right w:val="nil" w:color="FFFFFF" w:sz="0"/>
             </w:tcBorders>
             <w:tcMar>
-              <w:top w:type="dxa" w:w="144"/>
+              <w:top w:type="dxa" w:w="80"/>
               <w:left w:type="dxa" w:w="115"/>
-              <w:bottom w:type="dxa" w:w="144"/>
+              <w:bottom w:type="dxa" w:w="80"/>
               <w:right w:type="dxa" w:w="115"/>
             </w:tcMar>
             <w:vAlign w:val="center"/>
@@ -170,22 +172,24 @@
               <w:right w:val="nil" w:color="FFFFFF" w:sz="0"/>
             </w:tcBorders>
             <w:tcMar>
-              <w:top w:type="dxa" w:w="144"/>
+              <w:top w:type="dxa" w:w="80"/>
               <w:left w:type="dxa" w:w="115"/>
-              <w:bottom w:type="dxa" w:w="144"/>
+              <w:bottom w:type="dxa" w:w="80"/>
               <w:right w:type="dxa" w:w="115"/>
             </w:tcMar>
             <w:vAlign w:val="center"/>
           </w:tcPr>
           <w:p>
             <w:pPr>
-              <w:spacing w:after="0" w:line="340"/>
+              <w:spacing w:before="0" w:after="0" w:line="340"/>
             </w:pPr>
             <w:r>
               <w:rPr>
                 <w:rFonts w:ascii="Arial" w:cs="Arial" w:eastAsia="Arial" w:hAnsi="Arial"/>
                 <w:b/>
                 <w:bCs/>
+                <w:i w:val="false"/>
+                <w:iCs w:val="false"/>
                 <w:color w:val="1D2021"/>
                 <w:sz w:val="22"/>
                 <w:szCs w:val="22"/>
@@ -203,9 +207,9 @@
               <w:right w:val="nil" w:color="FFFFFF" w:sz="0"/>
             </w:tcBorders>
             <w:tcMar>
-              <w:top w:type="dxa" w:w="144"/>
+              <w:top w:type="dxa" w:w="80"/>
               <w:left w:type="dxa" w:w="115"/>
-              <w:bottom w:type="dxa" w:w="144"/>
+              <w:bottom w:type="dxa" w:w="80"/>
               <w:right w:type="dxa" w:w="115"/>
             </w:tcMar>
             <w:vAlign w:val="center"/>
@@ -244,22 +248,24 @@
               <w:right w:val="nil" w:color="FFFFFF" w:sz="0"/>
             </w:tcBorders>
             <w:tcMar>
-              <w:top w:type="dxa" w:w="144"/>
+              <w:top w:type="dxa" w:w="80"/>
               <w:left w:type="dxa" w:w="115"/>
-              <w:bottom w:type="dxa" w:w="144"/>
+              <w:bottom w:type="dxa" w:w="80"/>
               <w:right w:type="dxa" w:w="115"/>
             </w:tcMar>
             <w:vAlign w:val="center"/>
           </w:tcPr>
           <w:p>
             <w:pPr>
-              <w:spacing w:after="0" w:line="340"/>
+              <w:spacing w:before="0" w:after="0" w:line="340"/>
             </w:pPr>
             <w:r>
               <w:rPr>
                 <w:rFonts w:ascii="Arial" w:cs="Arial" w:eastAsia="Arial" w:hAnsi="Arial"/>
                 <w:b/>
                 <w:bCs/>
+                <w:i w:val="false"/>
+                <w:iCs w:val="false"/>
                 <w:color w:val="1D2021"/>
                 <w:sz w:val="22"/>
                 <w:szCs w:val="22"/>
@@ -277,9 +283,9 @@
               <w:right w:val="nil" w:color="FFFFFF" w:sz="0"/>
             </w:tcBorders>
             <w:tcMar>
-              <w:top w:type="dxa" w:w="144"/>
+              <w:top w:type="dxa" w:w="80"/>
               <w:left w:type="dxa" w:w="115"/>
-              <w:bottom w:type="dxa" w:w="144"/>
+              <w:bottom w:type="dxa" w:w="80"/>
               <w:right w:type="dxa" w:w="115"/>
             </w:tcMar>
             <w:vAlign w:val="center"/>
@@ -318,22 +324,24 @@
               <w:right w:val="nil" w:color="FFFFFF" w:sz="0"/>
             </w:tcBorders>
             <w:tcMar>
-              <w:top w:type="dxa" w:w="144"/>
+              <w:top w:type="dxa" w:w="80"/>
               <w:left w:type="dxa" w:w="115"/>
-              <w:bottom w:type="dxa" w:w="144"/>
+              <w:bottom w:type="dxa" w:w="80"/>
               <w:right w:type="dxa" w:w="115"/>
             </w:tcMar>
             <w:vAlign w:val="center"/>
           </w:tcPr>
           <w:p>
             <w:pPr>
-              <w:spacing w:after="0" w:line="340"/>
+              <w:spacing w:before="0" w:after="0" w:line="340"/>
             </w:pPr>
             <w:r>
               <w:rPr>
                 <w:rFonts w:ascii="Arial" w:cs="Arial" w:eastAsia="Arial" w:hAnsi="Arial"/>
                 <w:b/>
                 <w:bCs/>
+                <w:i w:val="false"/>
+                <w:iCs w:val="false"/>
                 <w:color w:val="1D2021"/>
                 <w:sz w:val="22"/>
                 <w:szCs w:val="22"/>
@@ -351,9 +359,9 @@
               <w:right w:val="nil" w:color="FFFFFF" w:sz="0"/>
             </w:tcBorders>
             <w:tcMar>
-              <w:top w:type="dxa" w:w="144"/>
+              <w:top w:type="dxa" w:w="80"/>
               <w:left w:type="dxa" w:w="115"/>
-              <w:bottom w:type="dxa" w:w="144"/>
+              <w:bottom w:type="dxa" w:w="80"/>
               <w:right w:type="dxa" w:w="115"/>
             </w:tcMar>
             <w:vAlign w:val="center"/>
@@ -392,22 +400,24 @@
               <w:right w:val="nil" w:color="FFFFFF" w:sz="0"/>
             </w:tcBorders>
             <w:tcMar>
-              <w:top w:type="dxa" w:w="144"/>
+              <w:top w:type="dxa" w:w="80"/>
               <w:left w:type="dxa" w:w="115"/>
-              <w:bottom w:type="dxa" w:w="144"/>
+              <w:bottom w:type="dxa" w:w="80"/>
               <w:right w:type="dxa" w:w="115"/>
             </w:tcMar>
             <w:vAlign w:val="center"/>
           </w:tcPr>
           <w:p>
             <w:pPr>
-              <w:spacing w:after="0" w:line="340"/>
+              <w:spacing w:before="0" w:after="0" w:line="340"/>
             </w:pPr>
             <w:r>
               <w:rPr>
                 <w:rFonts w:ascii="Arial" w:cs="Arial" w:eastAsia="Arial" w:hAnsi="Arial"/>
                 <w:b/>
                 <w:bCs/>
+                <w:i w:val="false"/>
+                <w:iCs w:val="false"/>
                 <w:color w:val="1D2021"/>
                 <w:sz w:val="22"/>
                 <w:szCs w:val="22"/>
@@ -425,9 +435,9 @@
               <w:right w:val="nil" w:color="FFFFFF" w:sz="0"/>
             </w:tcBorders>
             <w:tcMar>
-              <w:top w:type="dxa" w:w="144"/>
+              <w:top w:type="dxa" w:w="80"/>
               <w:left w:type="dxa" w:w="115"/>
-              <w:bottom w:type="dxa" w:w="144"/>
+              <w:bottom w:type="dxa" w:w="80"/>
               <w:right w:type="dxa" w:w="115"/>
             </w:tcMar>
             <w:vAlign w:val="center"/>
@@ -466,22 +476,24 @@
               <w:right w:val="nil" w:color="FFFFFF" w:sz="0"/>
             </w:tcBorders>
             <w:tcMar>
-              <w:top w:type="dxa" w:w="144"/>
+              <w:top w:type="dxa" w:w="80"/>
               <w:left w:type="dxa" w:w="115"/>
-              <w:bottom w:type="dxa" w:w="144"/>
+              <w:bottom w:type="dxa" w:w="80"/>
               <w:right w:type="dxa" w:w="115"/>
             </w:tcMar>
             <w:vAlign w:val="center"/>
           </w:tcPr>
           <w:p>
             <w:pPr>
-              <w:spacing w:after="0" w:line="340"/>
+              <w:spacing w:before="0" w:after="0" w:line="340"/>
             </w:pPr>
             <w:r>
               <w:rPr>
                 <w:rFonts w:ascii="Arial" w:cs="Arial" w:eastAsia="Arial" w:hAnsi="Arial"/>
                 <w:b/>
                 <w:bCs/>
+                <w:i w:val="false"/>
+                <w:iCs w:val="false"/>
                 <w:color w:val="1D2021"/>
                 <w:sz w:val="22"/>
                 <w:szCs w:val="22"/>
@@ -499,9 +511,9 @@
               <w:right w:val="nil" w:color="FFFFFF" w:sz="0"/>
             </w:tcBorders>
             <w:tcMar>
-              <w:top w:type="dxa" w:w="144"/>
+              <w:top w:type="dxa" w:w="80"/>
               <w:left w:type="dxa" w:w="115"/>
-              <w:bottom w:type="dxa" w:w="144"/>
+              <w:bottom w:type="dxa" w:w="80"/>
               <w:right w:type="dxa" w:w="115"/>
             </w:tcMar>
             <w:vAlign w:val="center"/>
@@ -540,22 +552,24 @@
               <w:right w:val="nil" w:color="FFFFFF" w:sz="0"/>
             </w:tcBorders>
             <w:tcMar>
-              <w:top w:type="dxa" w:w="144"/>
+              <w:top w:type="dxa" w:w="80"/>
               <w:left w:type="dxa" w:w="115"/>
-              <w:bottom w:type="dxa" w:w="144"/>
+              <w:bottom w:type="dxa" w:w="80"/>
               <w:right w:type="dxa" w:w="115"/>
             </w:tcMar>
             <w:vAlign w:val="center"/>
           </w:tcPr>
           <w:p>
             <w:pPr>
-              <w:spacing w:after="0" w:line="340"/>
+              <w:spacing w:before="0" w:after="0" w:line="340"/>
             </w:pPr>
             <w:r>
               <w:rPr>
                 <w:rFonts w:ascii="Arial" w:cs="Arial" w:eastAsia="Arial" w:hAnsi="Arial"/>
                 <w:b/>
                 <w:bCs/>
+                <w:i w:val="false"/>
+                <w:iCs w:val="false"/>
                 <w:color w:val="1D2021"/>
                 <w:sz w:val="22"/>
                 <w:szCs w:val="22"/>
@@ -573,9 +587,9 @@
               <w:right w:val="nil" w:color="FFFFFF" w:sz="0"/>
             </w:tcBorders>
             <w:tcMar>
-              <w:top w:type="dxa" w:w="144"/>
+              <w:top w:type="dxa" w:w="80"/>
               <w:left w:type="dxa" w:w="115"/>
-              <w:bottom w:type="dxa" w:w="144"/>
+              <w:bottom w:type="dxa" w:w="80"/>
               <w:right w:type="dxa" w:w="115"/>
             </w:tcMar>
             <w:vAlign w:val="center"/>
@@ -614,22 +628,24 @@
               <w:right w:val="nil" w:color="FFFFFF" w:sz="0"/>
             </w:tcBorders>
             <w:tcMar>
-              <w:top w:type="dxa" w:w="144"/>
+              <w:top w:type="dxa" w:w="80"/>
               <w:left w:type="dxa" w:w="115"/>
-              <w:bottom w:type="dxa" w:w="144"/>
+              <w:bottom w:type="dxa" w:w="80"/>
               <w:right w:type="dxa" w:w="115"/>
             </w:tcMar>
             <w:vAlign w:val="center"/>
           </w:tcPr>
           <w:p>
             <w:pPr>
-              <w:spacing w:after="0" w:line="340"/>
+              <w:spacing w:before="0" w:after="0" w:line="340"/>
             </w:pPr>
             <w:r>
               <w:rPr>
                 <w:rFonts w:ascii="Arial" w:cs="Arial" w:eastAsia="Arial" w:hAnsi="Arial"/>
                 <w:b/>
                 <w:bCs/>
+                <w:i w:val="false"/>
+                <w:iCs w:val="false"/>
                 <w:color w:val="1D2021"/>
                 <w:sz w:val="22"/>
                 <w:szCs w:val="22"/>
@@ -647,9 +663,9 @@
               <w:right w:val="nil" w:color="FFFFFF" w:sz="0"/>
             </w:tcBorders>
             <w:tcMar>
-              <w:top w:type="dxa" w:w="144"/>
+              <w:top w:type="dxa" w:w="80"/>
               <w:left w:type="dxa" w:w="115"/>
-              <w:bottom w:type="dxa" w:w="144"/>
+              <w:bottom w:type="dxa" w:w="80"/>
               <w:right w:type="dxa" w:w="115"/>
             </w:tcMar>
             <w:vAlign w:val="center"/>
@@ -688,22 +704,24 @@
               <w:right w:val="nil" w:color="FFFFFF" w:sz="0"/>
             </w:tcBorders>
             <w:tcMar>
-              <w:top w:type="dxa" w:w="144"/>
+              <w:top w:type="dxa" w:w="80"/>
               <w:left w:type="dxa" w:w="115"/>
-              <w:bottom w:type="dxa" w:w="144"/>
+              <w:bottom w:type="dxa" w:w="80"/>
               <w:right w:type="dxa" w:w="115"/>
             </w:tcMar>
             <w:vAlign w:val="center"/>
           </w:tcPr>
           <w:p>
             <w:pPr>
-              <w:spacing w:after="0" w:line="340"/>
+              <w:spacing w:before="0" w:after="0" w:line="340"/>
             </w:pPr>
             <w:r>
               <w:rPr>
                 <w:rFonts w:ascii="Arial" w:cs="Arial" w:eastAsia="Arial" w:hAnsi="Arial"/>
                 <w:b/>
                 <w:bCs/>
+                <w:i w:val="false"/>
+                <w:iCs w:val="false"/>
                 <w:color w:val="1D2021"/>
                 <w:sz w:val="22"/>
                 <w:szCs w:val="22"/>
@@ -721,9 +739,9 @@
               <w:right w:val="nil" w:color="FFFFFF" w:sz="0"/>
             </w:tcBorders>
             <w:tcMar>
-              <w:top w:type="dxa" w:w="144"/>
+              <w:top w:type="dxa" w:w="80"/>
               <w:left w:type="dxa" w:w="115"/>
-              <w:bottom w:type="dxa" w:w="144"/>
+              <w:bottom w:type="dxa" w:w="80"/>
               <w:right w:type="dxa" w:w="115"/>
             </w:tcMar>
             <w:vAlign w:val="center"/>
@@ -762,22 +780,24 @@
               <w:right w:val="nil" w:color="FFFFFF" w:sz="0"/>
             </w:tcBorders>
             <w:tcMar>
-              <w:top w:type="dxa" w:w="144"/>
+              <w:top w:type="dxa" w:w="80"/>
               <w:left w:type="dxa" w:w="115"/>
-              <w:bottom w:type="dxa" w:w="144"/>
+              <w:bottom w:type="dxa" w:w="80"/>
               <w:right w:type="dxa" w:w="115"/>
             </w:tcMar>
             <w:vAlign w:val="center"/>
           </w:tcPr>
           <w:p>
             <w:pPr>
-              <w:spacing w:after="0" w:line="340"/>
+              <w:spacing w:before="0" w:after="0" w:line="340"/>
             </w:pPr>
             <w:r>
               <w:rPr>
                 <w:rFonts w:ascii="Arial" w:cs="Arial" w:eastAsia="Arial" w:hAnsi="Arial"/>
                 <w:b/>
                 <w:bCs/>
+                <w:i w:val="false"/>
+                <w:iCs w:val="false"/>
                 <w:color w:val="1D2021"/>
                 <w:sz w:val="22"/>
                 <w:szCs w:val="22"/>
@@ -795,9 +815,9 @@
               <w:right w:val="nil" w:color="FFFFFF" w:sz="0"/>
             </w:tcBorders>
             <w:tcMar>
-              <w:top w:type="dxa" w:w="144"/>
+              <w:top w:type="dxa" w:w="80"/>
               <w:left w:type="dxa" w:w="115"/>
-              <w:bottom w:type="dxa" w:w="144"/>
+              <w:bottom w:type="dxa" w:w="80"/>
               <w:right w:type="dxa" w:w="115"/>
             </w:tcMar>
             <w:vAlign w:val="center"/>

--- a/content/templates/openagreements-employee-ip-inventions-assignment/template.docx
+++ b/content/templates/openagreements-employee-ip-inventions-assignment/template.docx
@@ -4,7 +4,7 @@
   <w:body>
     <w:p>
       <w:pPr>
-        <w:spacing w:before="240" w:after="210"/>
+        <w:spacing w:after="210" w:before="240"/>
       </w:pPr>
       <w:r>
         <w:rPr>
@@ -105,7 +105,7 @@
           </w:tcPr>
           <w:p>
             <w:pPr>
-              <w:spacing w:before="0" w:after="0" w:line="340"/>
+              <w:spacing w:after="0" w:before="0" w:line="340"/>
             </w:pPr>
             <w:r>
               <w:rPr>
@@ -140,7 +140,7 @@
           </w:tcPr>
           <w:p>
             <w:pPr>
-              <w:spacing w:before="0" w:after="0" w:line="340" w:beforeAutospacing="false" w:afterAutospacing="false"/>
+              <w:spacing w:after="0" w:before="0" w:line="340" w:beforeAutospacing="false" w:afterAutospacing="false"/>
               <w:contextualSpacing w:val="false"/>
             </w:pPr>
             <w:r>
@@ -181,7 +181,7 @@
           </w:tcPr>
           <w:p>
             <w:pPr>
-              <w:spacing w:before="0" w:after="0" w:line="340"/>
+              <w:spacing w:after="0" w:before="0" w:line="340"/>
             </w:pPr>
             <w:r>
               <w:rPr>
@@ -216,7 +216,7 @@
           </w:tcPr>
           <w:p>
             <w:pPr>
-              <w:spacing w:before="0" w:after="0" w:line="340" w:beforeAutospacing="false" w:afterAutospacing="false"/>
+              <w:spacing w:after="0" w:before="0" w:line="340" w:beforeAutospacing="false" w:afterAutospacing="false"/>
               <w:contextualSpacing w:val="false"/>
             </w:pPr>
             <w:r>
@@ -257,7 +257,7 @@
           </w:tcPr>
           <w:p>
             <w:pPr>
-              <w:spacing w:before="0" w:after="0" w:line="340"/>
+              <w:spacing w:after="0" w:before="0" w:line="340"/>
             </w:pPr>
             <w:r>
               <w:rPr>
@@ -292,7 +292,7 @@
           </w:tcPr>
           <w:p>
             <w:pPr>
-              <w:spacing w:before="0" w:after="0" w:line="340" w:beforeAutospacing="false" w:afterAutospacing="false"/>
+              <w:spacing w:after="0" w:before="0" w:line="340" w:beforeAutospacing="false" w:afterAutospacing="false"/>
               <w:contextualSpacing w:val="false"/>
             </w:pPr>
             <w:r>
@@ -333,7 +333,7 @@
           </w:tcPr>
           <w:p>
             <w:pPr>
-              <w:spacing w:before="0" w:after="0" w:line="340"/>
+              <w:spacing w:after="0" w:before="0" w:line="340"/>
             </w:pPr>
             <w:r>
               <w:rPr>
@@ -368,7 +368,7 @@
           </w:tcPr>
           <w:p>
             <w:pPr>
-              <w:spacing w:before="0" w:after="0" w:line="340" w:beforeAutospacing="false" w:afterAutospacing="false"/>
+              <w:spacing w:after="0" w:before="0" w:line="340" w:beforeAutospacing="false" w:afterAutospacing="false"/>
               <w:contextualSpacing w:val="false"/>
             </w:pPr>
             <w:r>
@@ -409,7 +409,7 @@
           </w:tcPr>
           <w:p>
             <w:pPr>
-              <w:spacing w:before="0" w:after="0" w:line="340"/>
+              <w:spacing w:after="0" w:before="0" w:line="340"/>
             </w:pPr>
             <w:r>
               <w:rPr>
@@ -444,7 +444,7 @@
           </w:tcPr>
           <w:p>
             <w:pPr>
-              <w:spacing w:before="0" w:after="0" w:line="340" w:beforeAutospacing="false" w:afterAutospacing="false"/>
+              <w:spacing w:after="0" w:before="0" w:line="340" w:beforeAutospacing="false" w:afterAutospacing="false"/>
               <w:contextualSpacing w:val="false"/>
             </w:pPr>
             <w:r>
@@ -485,7 +485,7 @@
           </w:tcPr>
           <w:p>
             <w:pPr>
-              <w:spacing w:before="0" w:after="0" w:line="340"/>
+              <w:spacing w:after="0" w:before="0" w:line="340"/>
             </w:pPr>
             <w:r>
               <w:rPr>
@@ -520,7 +520,7 @@
           </w:tcPr>
           <w:p>
             <w:pPr>
-              <w:spacing w:before="0" w:after="0" w:line="340" w:beforeAutospacing="false" w:afterAutospacing="false"/>
+              <w:spacing w:after="0" w:before="0" w:line="340" w:beforeAutospacing="false" w:afterAutospacing="false"/>
               <w:contextualSpacing w:val="false"/>
             </w:pPr>
             <w:r>
@@ -561,7 +561,7 @@
           </w:tcPr>
           <w:p>
             <w:pPr>
-              <w:spacing w:before="0" w:after="0" w:line="340"/>
+              <w:spacing w:after="0" w:before="0" w:line="340"/>
             </w:pPr>
             <w:r>
               <w:rPr>
@@ -596,7 +596,7 @@
           </w:tcPr>
           <w:p>
             <w:pPr>
-              <w:spacing w:before="0" w:after="0" w:line="340" w:beforeAutospacing="false" w:afterAutospacing="false"/>
+              <w:spacing w:after="0" w:before="0" w:line="340" w:beforeAutospacing="false" w:afterAutospacing="false"/>
               <w:contextualSpacing w:val="false"/>
             </w:pPr>
             <w:r>
@@ -637,7 +637,7 @@
           </w:tcPr>
           <w:p>
             <w:pPr>
-              <w:spacing w:before="0" w:after="0" w:line="340"/>
+              <w:spacing w:after="0" w:before="0" w:line="340"/>
             </w:pPr>
             <w:r>
               <w:rPr>
@@ -672,7 +672,7 @@
           </w:tcPr>
           <w:p>
             <w:pPr>
-              <w:spacing w:before="0" w:after="0" w:line="340" w:beforeAutospacing="false" w:afterAutospacing="false"/>
+              <w:spacing w:after="0" w:before="0" w:line="340" w:beforeAutospacing="false" w:afterAutospacing="false"/>
               <w:contextualSpacing w:val="false"/>
             </w:pPr>
             <w:r>
@@ -713,7 +713,7 @@
           </w:tcPr>
           <w:p>
             <w:pPr>
-              <w:spacing w:before="0" w:after="0" w:line="340"/>
+              <w:spacing w:after="0" w:before="0" w:line="340"/>
             </w:pPr>
             <w:r>
               <w:rPr>
@@ -748,7 +748,7 @@
           </w:tcPr>
           <w:p>
             <w:pPr>
-              <w:spacing w:before="0" w:after="0" w:line="340" w:beforeAutospacing="false" w:afterAutospacing="false"/>
+              <w:spacing w:after="0" w:before="0" w:line="340" w:beforeAutospacing="false" w:afterAutospacing="false"/>
               <w:contextualSpacing w:val="false"/>
             </w:pPr>
             <w:r>
@@ -789,7 +789,7 @@
           </w:tcPr>
           <w:p>
             <w:pPr>
-              <w:spacing w:before="0" w:after="0" w:line="340"/>
+              <w:spacing w:after="0" w:before="0" w:line="340"/>
             </w:pPr>
             <w:r>
               <w:rPr>
@@ -824,7 +824,7 @@
           </w:tcPr>
           <w:p>
             <w:pPr>
-              <w:spacing w:before="0" w:after="0" w:line="340" w:beforeAutospacing="false" w:afterAutospacing="false"/>
+              <w:spacing w:after="0" w:before="0" w:line="340" w:beforeAutospacing="false" w:afterAutospacing="false"/>
               <w:contextualSpacing w:val="false"/>
             </w:pPr>
             <w:r>
@@ -847,8 +847,8 @@
     <w:p>
       <w:pPr>
         <w:sectPr>
-          <w:headerReference w:type="default" r:id="rId6"/>
-          <w:footerReference w:type="default" r:id="rId7"/>
+          <w:headerReference w:type="default" r:id="rId7"/>
+          <w:footerReference w:type="default" r:id="rId8"/>
           <w:pgSz w:w="11906" w:h="16838" w:orient="portrait"/>
           <w:pgMar w:top="936" w:right="1080" w:bottom="720" w:left="1080" w:header="360" w:footer="432" w:gutter="0"/>
           <w:pgNumType/>
@@ -858,7 +858,7 @@
     </w:p>
     <w:p>
       <w:pPr>
-        <w:spacing w:before="0" w:after="240" w:line="340" w:beforeAutospacing="false" w:afterAutospacing="false"/>
+        <w:spacing w:after="240" w:before="0" w:line="340" w:beforeAutospacing="false" w:afterAutospacing="false"/>
         <w:contextualSpacing w:val="false"/>
       </w:pPr>
       <w:r>
@@ -876,7 +876,7 @@
     <w:p>
       <w:pPr>
         <w:pStyle w:val="OAClauseHeading"/>
-        <w:spacing w:before="320" w:after="120" w:line="340" w:beforeAutospacing="false" w:afterAutospacing="false"/>
+        <w:spacing w:after="120" w:before="320" w:line="340" w:beforeAutospacing="false" w:afterAutospacing="false"/>
         <w:contextualSpacing w:val="false"/>
       </w:pPr>
       <w:r>
@@ -894,7 +894,7 @@
     <w:p>
       <w:pPr>
         <w:pStyle w:val="OAClauseBody"/>
-        <w:spacing w:before="0" w:after="280" w:line="340" w:beforeAutospacing="false" w:afterAutospacing="false"/>
+        <w:spacing w:after="280" w:before="0" w:line="340" w:beforeAutospacing="false" w:afterAutospacing="false"/>
         <w:contextualSpacing w:val="false"/>
       </w:pPr>
       <w:r>
@@ -1031,7 +1031,7 @@
     <w:p>
       <w:pPr>
         <w:pStyle w:val="OAClauseHeading"/>
-        <w:spacing w:before="320" w:after="120" w:line="340" w:beforeAutospacing="false" w:afterAutospacing="false"/>
+        <w:spacing w:after="120" w:before="320" w:line="340" w:beforeAutospacing="false" w:afterAutospacing="false"/>
         <w:contextualSpacing w:val="false"/>
       </w:pPr>
       <w:r>
@@ -1049,7 +1049,7 @@
     <w:p>
       <w:pPr>
         <w:pStyle w:val="OAClauseBody"/>
-        <w:spacing w:before="0" w:after="280" w:line="340" w:beforeAutospacing="false" w:afterAutospacing="false"/>
+        <w:spacing w:after="280" w:before="0" w:line="340" w:beforeAutospacing="false" w:afterAutospacing="false"/>
         <w:contextualSpacing w:val="false"/>
       </w:pPr>
       <w:r>
@@ -1147,7 +1147,7 @@
     <w:p>
       <w:pPr>
         <w:pStyle w:val="OAClauseHeading"/>
-        <w:spacing w:before="320" w:after="120" w:line="340" w:beforeAutospacing="false" w:afterAutospacing="false"/>
+        <w:spacing w:after="120" w:before="320" w:line="340" w:beforeAutospacing="false" w:afterAutospacing="false"/>
         <w:contextualSpacing w:val="false"/>
       </w:pPr>
       <w:r>
@@ -1165,7 +1165,7 @@
     <w:p>
       <w:pPr>
         <w:pStyle w:val="OAClauseBody"/>
-        <w:spacing w:before="0" w:after="280" w:line="340" w:beforeAutospacing="false" w:afterAutospacing="false"/>
+        <w:spacing w:after="280" w:before="0" w:line="340" w:beforeAutospacing="false" w:afterAutospacing="false"/>
         <w:contextualSpacing w:val="false"/>
       </w:pPr>
       <w:r>
@@ -1224,7 +1224,7 @@
     <w:p>
       <w:pPr>
         <w:pStyle w:val="OAClauseHeading"/>
-        <w:spacing w:before="320" w:after="120" w:line="340" w:beforeAutospacing="false" w:afterAutospacing="false"/>
+        <w:spacing w:after="120" w:before="320" w:line="340" w:beforeAutospacing="false" w:afterAutospacing="false"/>
         <w:contextualSpacing w:val="false"/>
       </w:pPr>
       <w:r>
@@ -1242,7 +1242,7 @@
     <w:p>
       <w:pPr>
         <w:pStyle w:val="OAClauseBody"/>
-        <w:spacing w:before="0" w:after="280" w:line="340" w:beforeAutospacing="false" w:afterAutospacing="false"/>
+        <w:spacing w:after="280" w:before="0" w:line="340" w:beforeAutospacing="false" w:afterAutospacing="false"/>
         <w:contextualSpacing w:val="false"/>
       </w:pPr>
       <w:r>
@@ -1366,7 +1366,7 @@
     <w:p>
       <w:pPr>
         <w:pStyle w:val="OAClauseHeading"/>
-        <w:spacing w:before="320" w:after="120" w:line="340" w:beforeAutospacing="false" w:afterAutospacing="false"/>
+        <w:spacing w:after="120" w:before="320" w:line="340" w:beforeAutospacing="false" w:afterAutospacing="false"/>
         <w:contextualSpacing w:val="false"/>
       </w:pPr>
       <w:r>
@@ -1384,7 +1384,7 @@
     <w:p>
       <w:pPr>
         <w:pStyle w:val="OAClauseBody"/>
-        <w:spacing w:before="0" w:after="280" w:line="340" w:beforeAutospacing="false" w:afterAutospacing="false"/>
+        <w:spacing w:after="280" w:before="0" w:line="340" w:beforeAutospacing="false" w:afterAutospacing="false"/>
         <w:contextualSpacing w:val="false"/>
       </w:pPr>
       <w:r>
@@ -1495,7 +1495,7 @@
     <w:p>
       <w:pPr>
         <w:pStyle w:val="OAClauseHeading"/>
-        <w:spacing w:before="320" w:after="120" w:line="340" w:beforeAutospacing="false" w:afterAutospacing="false"/>
+        <w:spacing w:after="120" w:before="320" w:line="340" w:beforeAutospacing="false" w:afterAutospacing="false"/>
         <w:contextualSpacing w:val="false"/>
       </w:pPr>
       <w:r>
@@ -1513,7 +1513,7 @@
     <w:p>
       <w:pPr>
         <w:pStyle w:val="OAClauseBody"/>
-        <w:spacing w:before="0" w:after="280" w:line="340" w:beforeAutospacing="false" w:afterAutospacing="false"/>
+        <w:spacing w:after="280" w:before="0" w:line="340" w:beforeAutospacing="false" w:afterAutospacing="false"/>
         <w:contextualSpacing w:val="false"/>
       </w:pPr>
       <w:r>
@@ -1650,7 +1650,7 @@
     <w:p>
       <w:pPr>
         <w:pStyle w:val="OAClauseHeading"/>
-        <w:spacing w:before="320" w:after="120" w:line="340" w:beforeAutospacing="false" w:afterAutospacing="false"/>
+        <w:spacing w:after="120" w:before="320" w:line="340" w:beforeAutospacing="false" w:afterAutospacing="false"/>
         <w:contextualSpacing w:val="false"/>
       </w:pPr>
       <w:r>
@@ -1668,7 +1668,7 @@
     <w:p>
       <w:pPr>
         <w:pStyle w:val="OAClauseBody"/>
-        <w:spacing w:before="0" w:after="280" w:line="340" w:beforeAutospacing="false" w:afterAutospacing="false"/>
+        <w:spacing w:after="280" w:before="0" w:line="340" w:beforeAutospacing="false" w:afterAutospacing="false"/>
         <w:contextualSpacing w:val="false"/>
       </w:pPr>
       <w:r>
@@ -1753,7 +1753,7 @@
     <w:p>
       <w:pPr>
         <w:pStyle w:val="OAClauseHeading"/>
-        <w:spacing w:before="320" w:after="120" w:line="340" w:beforeAutospacing="false" w:afterAutospacing="false"/>
+        <w:spacing w:after="120" w:before="320" w:line="340" w:beforeAutospacing="false" w:afterAutospacing="false"/>
         <w:contextualSpacing w:val="false"/>
       </w:pPr>
       <w:r>
@@ -1771,7 +1771,7 @@
     <w:p>
       <w:pPr>
         <w:pStyle w:val="OAClauseBody"/>
-        <w:spacing w:before="0" w:after="280" w:line="340" w:beforeAutospacing="false" w:afterAutospacing="false"/>
+        <w:spacing w:after="280" w:before="0" w:line="340" w:beforeAutospacing="false" w:afterAutospacing="false"/>
         <w:contextualSpacing w:val="false"/>
       </w:pPr>
       <w:r>
@@ -1882,7 +1882,7 @@
     <w:p>
       <w:pPr>
         <w:pStyle w:val="OAClauseHeading"/>
-        <w:spacing w:before="320" w:after="120" w:line="340" w:beforeAutospacing="false" w:afterAutospacing="false"/>
+        <w:spacing w:after="120" w:before="320" w:line="340" w:beforeAutospacing="false" w:afterAutospacing="false"/>
         <w:contextualSpacing w:val="false"/>
       </w:pPr>
       <w:r>
@@ -1900,7 +1900,7 @@
     <w:p>
       <w:pPr>
         <w:pStyle w:val="OAClauseBody"/>
-        <w:spacing w:before="0" w:after="280" w:line="340" w:beforeAutospacing="false" w:afterAutospacing="false"/>
+        <w:spacing w:after="280" w:before="0" w:line="340" w:beforeAutospacing="false" w:afterAutospacing="false"/>
         <w:contextualSpacing w:val="false"/>
       </w:pPr>
       <w:r>
@@ -1946,7 +1946,7 @@
     <w:p>
       <w:pPr>
         <w:pStyle w:val="OAClauseHeading"/>
-        <w:spacing w:before="320" w:after="120" w:line="340" w:beforeAutospacing="false" w:afterAutospacing="false"/>
+        <w:spacing w:after="120" w:before="320" w:line="340" w:beforeAutospacing="false" w:afterAutospacing="false"/>
         <w:contextualSpacing w:val="false"/>
       </w:pPr>
       <w:r>
@@ -1964,7 +1964,7 @@
     <w:p>
       <w:pPr>
         <w:pStyle w:val="OAClauseBody"/>
-        <w:spacing w:before="0" w:after="280" w:line="340" w:beforeAutospacing="false" w:afterAutospacing="false"/>
+        <w:spacing w:after="280" w:before="0" w:line="340" w:beforeAutospacing="false" w:afterAutospacing="false"/>
         <w:contextualSpacing w:val="false"/>
       </w:pPr>
       <w:r>
@@ -2036,8 +2036,8 @@
     <w:p>
       <w:pPr>
         <w:sectPr>
-          <w:headerReference w:type="default" r:id="rId8"/>
-          <w:footerReference w:type="default" r:id="rId9"/>
+          <w:headerReference w:type="default" r:id="rId9"/>
+          <w:footerReference w:type="default" r:id="rId10"/>
           <w:pgSz w:w="11906" w:h="16838" w:orient="portrait"/>
           <w:pgMar w:top="936" w:right="1080" w:bottom="720" w:left="1080" w:header="360" w:footer="432" w:gutter="0"/>
           <w:pgNumType/>
@@ -2047,7 +2047,7 @@
     </w:p>
     <w:p>
       <w:pPr>
-        <w:spacing w:before="0" w:after="240" w:line="340" w:beforeAutospacing="false" w:afterAutospacing="false"/>
+        <w:spacing w:after="240" w:before="0" w:line="340" w:beforeAutospacing="false" w:afterAutospacing="false"/>
         <w:contextualSpacing w:val="false"/>
       </w:pPr>
       <w:r>
@@ -2064,7 +2064,7 @@
     </w:p>
     <w:p>
       <w:pPr>
-        <w:spacing w:before="0" w:after="280" w:line="340" w:beforeAutospacing="false" w:afterAutospacing="false"/>
+        <w:spacing w:after="280" w:before="0" w:line="340" w:beforeAutospacing="false" w:afterAutospacing="false"/>
         <w:contextualSpacing w:val="false"/>
       </w:pPr>
       <w:r>
@@ -2715,8 +2715,8 @@
       </w:tr>
     </w:tbl>
     <w:sectPr>
-      <w:headerReference w:type="default" r:id="rId10"/>
-      <w:footerReference w:type="default" r:id="rId11"/>
+      <w:headerReference w:type="default" r:id="rId11"/>
+      <w:footerReference w:type="default" r:id="rId12"/>
       <w:pgSz w:w="11906" w:h="16838" w:orient="portrait"/>
       <w:pgMar w:top="936" w:right="1080" w:bottom="720" w:left="1080" w:header="360" w:footer="432" w:gutter="0"/>
       <w:pgNumType/>
@@ -2728,6 +2728,43 @@
 
 <file path=word/comments.xml><?xml version="1.0" encoding="utf-8"?>
 <w:comments xmlns:cx="http://schemas.microsoft.com/office/drawing/2014/chartex" xmlns:cx1="http://schemas.microsoft.com/office/drawing/2015/9/8/chartex" xmlns:cx2="http://schemas.microsoft.com/office/drawing/2015/10/21/chartex" xmlns:cx3="http://schemas.microsoft.com/office/drawing/2016/5/9/chartex" xmlns:cx4="http://schemas.microsoft.com/office/drawing/2016/5/10/chartex" xmlns:cx5="http://schemas.microsoft.com/office/drawing/2016/5/11/chartex" xmlns:cx6="http://schemas.microsoft.com/office/drawing/2016/5/12/chartex" xmlns:cx7="http://schemas.microsoft.com/office/drawing/2016/5/13/chartex" xmlns:cx8="http://schemas.microsoft.com/office/drawing/2016/5/14/chartex" xmlns:mc="http://schemas.openxmlformats.org/markup-compatibility/2006" xmlns:aink="http://schemas.microsoft.com/office/drawing/2016/ink" xmlns:am3d="http://schemas.microsoft.com/office/drawing/2017/model3d" xmlns:o="urn:schemas-microsoft-com:office:office" xmlns:r="http://schemas.openxmlformats.org/officeDocument/2006/relationships" xmlns:m="http://schemas.openxmlformats.org/officeDocument/2006/math" xmlns:v="urn:schemas-microsoft-com:vml" xmlns:wp14="http://schemas.microsoft.com/office/word/2010/wordprocessingDrawing" xmlns:wp="http://schemas.openxmlformats.org/drawingml/2006/wordprocessingDrawing" xmlns:w10="urn:schemas-microsoft-com:office:word" xmlns:w="http://schemas.openxmlformats.org/wordprocessingml/2006/main" xmlns:w14="http://schemas.microsoft.com/office/word/2010/wordml" xmlns:w15="http://schemas.microsoft.com/office/word/2012/wordml" xmlns:w16cex="http://schemas.microsoft.com/office/word/2018/wordml/cex" xmlns:w16cid="http://schemas.microsoft.com/office/word/2016/wordml/cid" xmlns:w16="http://schemas.microsoft.com/office/word/2018/wordml" xmlns:w16sdtdh="http://schemas.microsoft.com/office/word/2020/wordml/sdtdatahash" xmlns:w16se="http://schemas.microsoft.com/office/word/2015/wordml/symex" xmlns:wpg="http://schemas.microsoft.com/office/word/2010/wordprocessingGroup" xmlns:wpi="http://schemas.microsoft.com/office/word/2010/wordprocessingInk" xmlns:wne="http://schemas.microsoft.com/office/word/2006/wordml" xmlns:wps="http://schemas.microsoft.com/office/word/2010/wordprocessingShape"/>
+</file>
+
+<file path=word/endnotes.xml><?xml version="1.0" encoding="utf-8"?>
+<w:endnotes xmlns:wpc="http://schemas.microsoft.com/office/word/2010/wordprocessingCanvas" xmlns:mc="http://schemas.openxmlformats.org/markup-compatibility/2006" xmlns:o="urn:schemas-microsoft-com:office:office" xmlns:r="http://schemas.openxmlformats.org/officeDocument/2006/relationships" xmlns:m="http://schemas.openxmlformats.org/officeDocument/2006/math" xmlns:v="urn:schemas-microsoft-com:vml" xmlns:wp14="http://schemas.microsoft.com/office/word/2010/wordprocessingDrawing" xmlns:wp="http://schemas.openxmlformats.org/drawingml/2006/wordprocessingDrawing" xmlns:w10="urn:schemas-microsoft-com:office:word" xmlns:w="http://schemas.openxmlformats.org/wordprocessingml/2006/main" xmlns:w14="http://schemas.microsoft.com/office/word/2010/wordml" xmlns:w15="http://schemas.microsoft.com/office/word/2012/wordml" xmlns:wpg="http://schemas.microsoft.com/office/word/2010/wordprocessingGroup" xmlns:wpi="http://schemas.microsoft.com/office/word/2010/wordprocessingInk" xmlns:wne="http://schemas.microsoft.com/office/word/2006/wordml" xmlns:wps="http://schemas.microsoft.com/office/word/2010/wordprocessingShape" mc:Ignorable="w14 w15 wp14">
+  <w:endnote w:type="separator" w:id="-1">
+    <w:p>
+      <w:pPr>
+        <w:spacing w:after="0" w:line="240" w:lineRule="auto"/>
+      </w:pPr>
+      <w:r>
+        <w:rPr>
+          <w:rStyle w:val="EndnoteReference"/>
+        </w:rPr>
+        <w:endnoteRef/>
+      </w:r>
+      <w:r>
+        <w:separator/>
+      </w:r>
+    </w:p>
+  </w:endnote>
+  <w:endnote w:type="continuationSeparator" w:id="0">
+    <w:p>
+      <w:pPr>
+        <w:spacing w:after="0" w:line="240" w:lineRule="auto"/>
+      </w:pPr>
+      <w:r>
+        <w:rPr>
+          <w:rStyle w:val="EndnoteReference"/>
+        </w:rPr>
+        <w:endnoteRef/>
+      </w:r>
+      <w:r>
+        <w:continuationSeparator/>
+      </w:r>
+    </w:p>
+  </w:endnote>
+</w:endnotes>
 </file>
 
 <file path=word/footer1.xml><?xml version="1.0" encoding="utf-8"?>
@@ -2792,7 +2829,7 @@
   </w:p>
   <w:p>
     <w:pPr>
-      <w:spacing w:before="0" w:after="0"/>
+      <w:spacing w:after="0" w:before="0"/>
     </w:pPr>
     <w:r>
       <w:rPr>
@@ -3032,7 +3069,7 @@
         </w:tcPr>
         <w:p>
           <w:pPr>
-            <w:spacing w:before="0" w:after="0"/>
+            <w:spacing w:after="0" w:before="0"/>
             <w:jc w:val="right"/>
           </w:pPr>
           <w:r>
@@ -3123,7 +3160,7 @@
         </w:tcPr>
         <w:p>
           <w:pPr>
-            <w:spacing w:before="0" w:after="0"/>
+            <w:spacing w:after="0" w:before="0"/>
             <w:jc w:val="right"/>
           </w:pPr>
           <w:r>
@@ -3214,7 +3251,7 @@
         </w:tcPr>
         <w:p>
           <w:pPr>
-            <w:spacing w:before="0" w:after="0"/>
+            <w:spacing w:after="0" w:before="0"/>
             <w:jc w:val="right"/>
           </w:pPr>
           <w:r>
@@ -3351,7 +3388,7 @@
     </w:rPrDefault>
     <w:pPrDefault>
       <w:pPr>
-        <w:spacing w:before="0" w:after="0" w:line="340" w:lineRule="auto"/>
+        <w:spacing w:after="0" w:before="0" w:line="340" w:lineRule="auto"/>
       </w:pPr>
     </w:pPrDefault>
   </w:docDefaults>
@@ -3489,12 +3526,49 @@
       <w:szCs w:val="20"/>
     </w:rPr>
   </w:style>
+  <w:style w:type="character" w:styleId="EndnoteReference">
+    <w:name w:val="endnote reference"/>
+    <w:basedOn w:val="DefaultParagraphFont"/>
+    <w:uiPriority w:val="99"/>
+    <w:semiHidden/>
+    <w:unhideWhenUsed/>
+    <w:rPr>
+      <w:vertAlign w:val="superscript"/>
+    </w:rPr>
+  </w:style>
+  <w:style w:type="paragraph" w:styleId="EndnoteText">
+    <w:name w:val="endnote text"/>
+    <w:basedOn w:val="Normal"/>
+    <w:link w:val="EndnoteTextChar"/>
+    <w:uiPriority w:val="99"/>
+    <w:semiHidden/>
+    <w:unhideWhenUsed/>
+    <w:pPr>
+      <w:spacing w:after="0" w:line="240" w:lineRule="auto"/>
+    </w:pPr>
+    <w:rPr>
+      <w:sz w:val="20"/>
+      <w:szCs w:val="20"/>
+    </w:rPr>
+  </w:style>
+  <w:style w:type="character" w:styleId="EndnoteTextChar">
+    <w:name w:val="Endnote Text Char"/>
+    <w:basedOn w:val="DefaultParagraphFont"/>
+    <w:link w:val="EndnoteText"/>
+    <w:uiPriority w:val="99"/>
+    <w:semiHidden/>
+    <w:unhideWhenUsed/>
+    <w:rPr>
+      <w:sz w:val="20"/>
+      <w:szCs w:val="20"/>
+    </w:rPr>
+  </w:style>
   <w:style w:type="paragraph" w:styleId="Normal">
     <w:name w:val="Normal"/>
     <w:next w:val="Normal"/>
     <w:qFormat/>
     <w:pPr>
-      <w:spacing w:before="0" w:after="0" w:line="340" w:lineRule="auto"/>
+      <w:spacing w:after="0" w:before="0" w:line="340" w:lineRule="auto"/>
     </w:pPr>
     <w:rPr>
       <w:rFonts w:ascii="Arial" w:cs="Arial" w:eastAsia="Arial" w:hAnsi="Arial"/>
@@ -3509,7 +3583,7 @@
     <w:next w:val="OAClauseBody"/>
     <w:qFormat/>
     <w:pPr>
-      <w:spacing w:before="320" w:after="120" w:line="340" w:lineRule="auto"/>
+      <w:spacing w:after="120" w:before="320" w:line="340" w:lineRule="auto"/>
     </w:pPr>
     <w:rPr>
       <w:rFonts w:ascii="Arial" w:cs="Arial" w:eastAsia="Arial" w:hAnsi="Arial"/>
@@ -3526,7 +3600,7 @@
     <w:next w:val="OAClauseHeading"/>
     <w:qFormat/>
     <w:pPr>
-      <w:spacing w:before="0" w:after="280" w:line="340" w:lineRule="auto"/>
+      <w:spacing w:after="280" w:before="0" w:line="340" w:lineRule="auto"/>
     </w:pPr>
     <w:rPr>
       <w:rFonts w:ascii="Arial" w:cs="Arial" w:eastAsia="Arial" w:hAnsi="Arial"/>

--- a/content/templates/openagreements-employee-ip-inventions-assignment/template.docx
+++ b/content/templates/openagreements-employee-ip-inventions-assignment/template.docx
@@ -888,7 +888,7 @@
           <w:sz w:val="22"/>
           <w:szCs w:val="22"/>
         </w:rPr>
-        <w:t xml:space="preserve">1. Assignment of Inventions.</w:t>
+        <w:t xml:space="preserve">1. Defined Terms.</w:t>
       </w:r>
     </w:p>
     <w:p>
@@ -900,16 +900,273 @@
       <w:r>
         <w:rPr>
           <w:rFonts w:ascii="Arial" w:cs="Arial" w:eastAsia="Arial" w:hAnsi="Arial"/>
+          <w:color w:val="1D2021"/>
+          <w:sz w:val="22"/>
+          <w:szCs w:val="22"/>
+        </w:rPr>
+        <w:t xml:space="preserve">1.1 </w:t>
+      </w:r>
+      <w:r>
+        <w:rPr>
+          <w:rFonts w:ascii="Arial" w:cs="Arial" w:eastAsia="Arial" w:hAnsi="Arial"/>
           <w:b/>
           <w:bCs/>
-          <w:i w:val="false"/>
-          <w:iCs w:val="false"/>
           <w:color w:val="117086"/>
           <w:sz w:val="22"/>
           <w:szCs w:val="22"/>
         </w:rPr>
-        <w:t xml:space="preserve">Employee</w:t>
-      </w:r>
+        <w:t xml:space="preserve">“Company”</w:t>
+      </w:r>
+      <w:r>
+        <w:rPr>
+          <w:rFonts w:ascii="Arial" w:cs="Arial" w:eastAsia="Arial" w:hAnsi="Arial"/>
+          <w:color w:val="1D2021"/>
+          <w:sz w:val="22"/>
+          <w:szCs w:val="22"/>
+        </w:rPr>
+        <w:t xml:space="preserve"> means the entity identified as Company in Cover Terms.</w:t>
+      </w:r>
+    </w:p>
+    <w:p>
+      <w:pPr>
+        <w:pStyle w:val="OAClauseBody"/>
+        <w:spacing w:after="280" w:before="320" w:line="340" w:beforeAutospacing="false" w:afterAutospacing="false"/>
+        <w:contextualSpacing w:val="false"/>
+      </w:pPr>
+      <w:r>
+        <w:rPr>
+          <w:rFonts w:ascii="Arial" w:cs="Arial" w:eastAsia="Arial" w:hAnsi="Arial"/>
+          <w:color w:val="1D2021"/>
+          <w:sz w:val="22"/>
+          <w:szCs w:val="22"/>
+        </w:rPr>
+        <w:t xml:space="preserve">1.2 </w:t>
+      </w:r>
+      <w:r>
+        <w:rPr>
+          <w:rFonts w:ascii="Arial" w:cs="Arial" w:eastAsia="Arial" w:hAnsi="Arial"/>
+          <w:b/>
+          <w:bCs/>
+          <w:color w:val="117086"/>
+          <w:sz w:val="22"/>
+          <w:szCs w:val="22"/>
+        </w:rPr>
+        <w:t xml:space="preserve">“Confidential Information”</w:t>
+      </w:r>
+      <w:r>
+        <w:rPr>
+          <w:rFonts w:ascii="Arial" w:cs="Arial" w:eastAsia="Arial" w:hAnsi="Arial"/>
+          <w:color w:val="1D2021"/>
+          <w:sz w:val="22"/>
+          <w:szCs w:val="22"/>
+        </w:rPr>
+        <w:t xml:space="preserve"> has the meaning given in Cover Terms under Confidential Information Definition and includes information that Employee learns or develops during employment that is not publicly known.</w:t>
+      </w:r>
+    </w:p>
+    <w:p>
+      <w:pPr>
+        <w:pStyle w:val="OAClauseBody"/>
+        <w:spacing w:after="280" w:before="320" w:line="340" w:beforeAutospacing="false" w:afterAutospacing="false"/>
+        <w:contextualSpacing w:val="false"/>
+      </w:pPr>
+      <w:r>
+        <w:rPr>
+          <w:rFonts w:ascii="Arial" w:cs="Arial" w:eastAsia="Arial" w:hAnsi="Arial"/>
+          <w:color w:val="1D2021"/>
+          <w:sz w:val="22"/>
+          <w:szCs w:val="22"/>
+        </w:rPr>
+        <w:t xml:space="preserve">1.3 </w:t>
+      </w:r>
+      <w:r>
+        <w:rPr>
+          <w:rFonts w:ascii="Arial" w:cs="Arial" w:eastAsia="Arial" w:hAnsi="Arial"/>
+          <w:b/>
+          <w:bCs/>
+          <w:color w:val="117086"/>
+          <w:sz w:val="22"/>
+          <w:szCs w:val="22"/>
+        </w:rPr>
+        <w:t xml:space="preserve">“Covered Inventions”</w:t>
+      </w:r>
+      <w:r>
+        <w:rPr>
+          <w:rFonts w:ascii="Arial" w:cs="Arial" w:eastAsia="Arial" w:hAnsi="Arial"/>
+          <w:color w:val="1D2021"/>
+          <w:sz w:val="22"/>
+          <w:szCs w:val="22"/>
+        </w:rPr>
+        <w:t xml:space="preserve"> means inventions, software, works of authorship, discoveries, designs, data models, and related intellectual property created during employment that arise from Company work, use Company resources, or relate to Company actual or anticipated business.</w:t>
+      </w:r>
+    </w:p>
+    <w:p>
+      <w:pPr>
+        <w:pStyle w:val="OAClauseBody"/>
+        <w:spacing w:after="280" w:before="320" w:line="340" w:beforeAutospacing="false" w:afterAutospacing="false"/>
+        <w:contextualSpacing w:val="false"/>
+      </w:pPr>
+      <w:r>
+        <w:rPr>
+          <w:rFonts w:ascii="Arial" w:cs="Arial" w:eastAsia="Arial" w:hAnsi="Arial"/>
+          <w:color w:val="1D2021"/>
+          <w:sz w:val="22"/>
+          <w:szCs w:val="22"/>
+        </w:rPr>
+        <w:t xml:space="preserve">1.4 </w:t>
+      </w:r>
+      <w:r>
+        <w:rPr>
+          <w:rFonts w:ascii="Arial" w:cs="Arial" w:eastAsia="Arial" w:hAnsi="Arial"/>
+          <w:b/>
+          <w:bCs/>
+          <w:color w:val="117086"/>
+          <w:sz w:val="22"/>
+          <w:szCs w:val="22"/>
+        </w:rPr>
+        <w:t xml:space="preserve">“Effective Date”</w:t>
+      </w:r>
+      <w:r>
+        <w:rPr>
+          <w:rFonts w:ascii="Arial" w:cs="Arial" w:eastAsia="Arial" w:hAnsi="Arial"/>
+          <w:color w:val="1D2021"/>
+          <w:sz w:val="22"/>
+          <w:szCs w:val="22"/>
+        </w:rPr>
+        <w:t xml:space="preserve"> means the date specified in Cover Terms.</w:t>
+      </w:r>
+    </w:p>
+    <w:p>
+      <w:pPr>
+        <w:pStyle w:val="OAClauseBody"/>
+        <w:spacing w:after="280" w:before="320" w:line="340" w:beforeAutospacing="false" w:afterAutospacing="false"/>
+        <w:contextualSpacing w:val="false"/>
+      </w:pPr>
+      <w:r>
+        <w:rPr>
+          <w:rFonts w:ascii="Arial" w:cs="Arial" w:eastAsia="Arial" w:hAnsi="Arial"/>
+          <w:color w:val="1D2021"/>
+          <w:sz w:val="22"/>
+          <w:szCs w:val="22"/>
+        </w:rPr>
+        <w:t xml:space="preserve">1.5 </w:t>
+      </w:r>
+      <w:r>
+        <w:rPr>
+          <w:rFonts w:ascii="Arial" w:cs="Arial" w:eastAsia="Arial" w:hAnsi="Arial"/>
+          <w:b/>
+          <w:bCs/>
+          <w:color w:val="117086"/>
+          <w:sz w:val="22"/>
+          <w:szCs w:val="22"/>
+        </w:rPr>
+        <w:t xml:space="preserve">“Employee”</w:t>
+      </w:r>
+      <w:r>
+        <w:rPr>
+          <w:rFonts w:ascii="Arial" w:cs="Arial" w:eastAsia="Arial" w:hAnsi="Arial"/>
+          <w:color w:val="1D2021"/>
+          <w:sz w:val="22"/>
+          <w:szCs w:val="22"/>
+        </w:rPr>
+        <w:t xml:space="preserve"> means the individual identified as Employee in Cover Terms.</w:t>
+      </w:r>
+    </w:p>
+    <w:p>
+      <w:pPr>
+        <w:pStyle w:val="OAClauseBody"/>
+        <w:spacing w:after="280" w:before="320" w:line="340" w:beforeAutospacing="false" w:afterAutospacing="false"/>
+        <w:contextualSpacing w:val="false"/>
+      </w:pPr>
+      <w:r>
+        <w:rPr>
+          <w:rFonts w:ascii="Arial" w:cs="Arial" w:eastAsia="Arial" w:hAnsi="Arial"/>
+          <w:color w:val="1D2021"/>
+          <w:sz w:val="22"/>
+          <w:szCs w:val="22"/>
+        </w:rPr>
+        <w:t xml:space="preserve">1.6 </w:t>
+      </w:r>
+      <w:r>
+        <w:rPr>
+          <w:rFonts w:ascii="Arial" w:cs="Arial" w:eastAsia="Arial" w:hAnsi="Arial"/>
+          <w:b/>
+          <w:bCs/>
+          <w:color w:val="117086"/>
+          <w:sz w:val="22"/>
+          <w:szCs w:val="22"/>
+        </w:rPr>
+        <w:t xml:space="preserve">“Excluded Inventions”</w:t>
+      </w:r>
+      <w:r>
+        <w:rPr>
+          <w:rFonts w:ascii="Arial" w:cs="Arial" w:eastAsia="Arial" w:hAnsi="Arial"/>
+          <w:color w:val="1D2021"/>
+          <w:sz w:val="22"/>
+          <w:szCs w:val="22"/>
+        </w:rPr>
+        <w:t xml:space="preserve"> means inventions described in Cover Terms under Excluded Inventions Statement.</w:t>
+      </w:r>
+    </w:p>
+    <w:p>
+      <w:pPr>
+        <w:pStyle w:val="OAClauseBody"/>
+        <w:spacing w:after="280" w:before="320" w:line="340" w:beforeAutospacing="false" w:afterAutospacing="false"/>
+        <w:contextualSpacing w:val="false"/>
+      </w:pPr>
+      <w:r>
+        <w:rPr>
+          <w:rFonts w:ascii="Arial" w:cs="Arial" w:eastAsia="Arial" w:hAnsi="Arial"/>
+          <w:color w:val="1D2021"/>
+          <w:sz w:val="22"/>
+          <w:szCs w:val="22"/>
+        </w:rPr>
+        <w:t xml:space="preserve">1.7 </w:t>
+      </w:r>
+      <w:r>
+        <w:rPr>
+          <w:rFonts w:ascii="Arial" w:cs="Arial" w:eastAsia="Arial" w:hAnsi="Arial"/>
+          <w:b/>
+          <w:bCs/>
+          <w:color w:val="117086"/>
+          <w:sz w:val="22"/>
+          <w:szCs w:val="22"/>
+        </w:rPr>
+        <w:t xml:space="preserve">“Prior Inventions”</w:t>
+      </w:r>
+      <w:r>
+        <w:rPr>
+          <w:rFonts w:ascii="Arial" w:cs="Arial" w:eastAsia="Arial" w:hAnsi="Arial"/>
+          <w:color w:val="1D2021"/>
+          <w:sz w:val="22"/>
+          <w:szCs w:val="22"/>
+        </w:rPr>
+        <w:t xml:space="preserve"> means inventions identified in Cover Terms under Prior Inventions Disclosure.</w:t>
+      </w:r>
+    </w:p>
+    <w:p>
+      <w:pPr>
+        <w:pStyle w:val="OAClauseHeading"/>
+        <w:spacing w:after="120" w:before="320" w:line="340" w:beforeAutospacing="false" w:afterAutospacing="false"/>
+        <w:contextualSpacing w:val="false"/>
+      </w:pPr>
+      <w:r>
+        <w:rPr>
+          <w:rFonts w:ascii="Arial" w:cs="Arial" w:eastAsia="Arial" w:hAnsi="Arial"/>
+          <w:b/>
+          <w:bCs/>
+          <w:color w:val="1D2021"/>
+          <w:sz w:val="22"/>
+          <w:szCs w:val="22"/>
+        </w:rPr>
+        <w:t xml:space="preserve">2. Assignment of Inventions.</w:t>
+      </w:r>
+    </w:p>
+    <w:p>
+      <w:pPr>
+        <w:pStyle w:val="OAClauseBody"/>
+        <w:spacing w:after="280" w:before="0" w:line="340" w:beforeAutospacing="false" w:afterAutospacing="false"/>
+        <w:contextualSpacing w:val="false"/>
+      </w:pPr>
       <w:r>
         <w:rPr>
           <w:rFonts w:ascii="Arial" w:cs="Arial" w:eastAsia="Arial" w:hAnsi="Arial"/>
@@ -921,21 +1178,33 @@
           <w:sz w:val="22"/>
           <w:szCs w:val="22"/>
         </w:rPr>
-        <w:t xml:space="preserve"> assigns and agrees to assign to </w:t>
-      </w:r>
+        <w:t xml:space="preserve">Employee assigns and agrees to assign to Company all right, title, and interest in Covered Inventions, to the extent permitted by law.</w:t>
+      </w:r>
+    </w:p>
+    <w:p>
+      <w:pPr>
+        <w:pStyle w:val="OAClauseHeading"/>
+        <w:spacing w:after="120" w:before="320" w:line="340" w:beforeAutospacing="false" w:afterAutospacing="false"/>
+        <w:contextualSpacing w:val="false"/>
+      </w:pPr>
       <w:r>
         <w:rPr>
           <w:rFonts w:ascii="Arial" w:cs="Arial" w:eastAsia="Arial" w:hAnsi="Arial"/>
           <w:b/>
           <w:bCs/>
-          <w:i w:val="false"/>
-          <w:iCs w:val="false"/>
-          <w:color w:val="117086"/>
-          <w:sz w:val="22"/>
-          <w:szCs w:val="22"/>
-        </w:rPr>
-        <w:t xml:space="preserve">Company</w:t>
-      </w:r>
+          <w:color w:val="1D2021"/>
+          <w:sz w:val="22"/>
+          <w:szCs w:val="22"/>
+        </w:rPr>
+        <w:t xml:space="preserve">3. Work Made for Hire and Further Assurances.</w:t>
+      </w:r>
+    </w:p>
+    <w:p>
+      <w:pPr>
+        <w:pStyle w:val="OAClauseBody"/>
+        <w:spacing w:after="280" w:before="0" w:line="340" w:beforeAutospacing="false" w:afterAutospacing="false"/>
+        <w:contextualSpacing w:val="false"/>
+      </w:pPr>
       <w:r>
         <w:rPr>
           <w:rFonts w:ascii="Arial" w:cs="Arial" w:eastAsia="Arial" w:hAnsi="Arial"/>
@@ -947,21 +1216,33 @@
           <w:sz w:val="22"/>
           <w:szCs w:val="22"/>
         </w:rPr>
-        <w:t xml:space="preserve"> all right, title, and interest in inventions, software, works of authorship, discoveries, designs, data models, and related intellectual property created during employment that arise from </w:t>
-      </w:r>
+        <w:t xml:space="preserve">To the extent legally permitted, copyrightable works prepared within the scope of employment are works made for hire for Company. If any rights do not automatically vest in Company, Employee assigns those rights and will sign additional documents reasonably requested to confirm ownership and record assignments.</w:t>
+      </w:r>
+    </w:p>
+    <w:p>
+      <w:pPr>
+        <w:pStyle w:val="OAClauseHeading"/>
+        <w:spacing w:after="120" w:before="320" w:line="340" w:beforeAutospacing="false" w:afterAutospacing="false"/>
+        <w:contextualSpacing w:val="false"/>
+      </w:pPr>
       <w:r>
         <w:rPr>
           <w:rFonts w:ascii="Arial" w:cs="Arial" w:eastAsia="Arial" w:hAnsi="Arial"/>
           <w:b/>
           <w:bCs/>
-          <w:i w:val="false"/>
-          <w:iCs w:val="false"/>
-          <w:color w:val="117086"/>
-          <w:sz w:val="22"/>
-          <w:szCs w:val="22"/>
-        </w:rPr>
-        <w:t xml:space="preserve">Company</w:t>
-      </w:r>
+          <w:color w:val="1D2021"/>
+          <w:sz w:val="22"/>
+          <w:szCs w:val="22"/>
+        </w:rPr>
+        <w:t xml:space="preserve">4. Disclosure and Documentation.</w:t>
+      </w:r>
+    </w:p>
+    <w:p>
+      <w:pPr>
+        <w:pStyle w:val="OAClauseBody"/>
+        <w:spacing w:after="280" w:before="0" w:line="340" w:beforeAutospacing="false" w:afterAutospacing="false"/>
+        <w:contextualSpacing w:val="false"/>
+      </w:pPr>
       <w:r>
         <w:rPr>
           <w:rFonts w:ascii="Arial" w:cs="Arial" w:eastAsia="Arial" w:hAnsi="Arial"/>
@@ -973,21 +1254,33 @@
           <w:sz w:val="22"/>
           <w:szCs w:val="22"/>
         </w:rPr>
-        <w:t xml:space="preserve"> work, use </w:t>
-      </w:r>
+        <w:t xml:space="preserve">Employee will promptly disclose Covered Inventions and maintain reasonably complete records needed to document conception, authorship, development, and transfer of rights for Company business, consistent with lawful policy and confidentiality obligations.</w:t>
+      </w:r>
+    </w:p>
+    <w:p>
+      <w:pPr>
+        <w:pStyle w:val="OAClauseHeading"/>
+        <w:spacing w:after="120" w:before="320" w:line="340" w:beforeAutospacing="false" w:afterAutospacing="false"/>
+        <w:contextualSpacing w:val="false"/>
+      </w:pPr>
       <w:r>
         <w:rPr>
           <w:rFonts w:ascii="Arial" w:cs="Arial" w:eastAsia="Arial" w:hAnsi="Arial"/>
           <w:b/>
           <w:bCs/>
-          <w:i w:val="false"/>
-          <w:iCs w:val="false"/>
-          <w:color w:val="117086"/>
-          <w:sz w:val="22"/>
-          <w:szCs w:val="22"/>
-        </w:rPr>
-        <w:t xml:space="preserve">Company</w:t>
-      </w:r>
+          <w:color w:val="1D2021"/>
+          <w:sz w:val="22"/>
+          <w:szCs w:val="22"/>
+        </w:rPr>
+        <w:t xml:space="preserve">5. Prior and Excluded Inventions.</w:t>
+      </w:r>
+    </w:p>
+    <w:p>
+      <w:pPr>
+        <w:pStyle w:val="OAClauseBody"/>
+        <w:spacing w:after="280" w:before="0" w:line="340" w:beforeAutospacing="false" w:afterAutospacing="false"/>
+        <w:contextualSpacing w:val="false"/>
+      </w:pPr>
       <w:r>
         <w:rPr>
           <w:rFonts w:ascii="Arial" w:cs="Arial" w:eastAsia="Arial" w:hAnsi="Arial"/>
@@ -999,21 +1292,33 @@
           <w:sz w:val="22"/>
           <w:szCs w:val="22"/>
         </w:rPr>
-        <w:t xml:space="preserve"> resources, or relate to </w:t>
-      </w:r>
+        <w:t xml:space="preserve">Prior Inventions and Excluded Inventions remain carved out only to the extent permitted by applicable law. Employee represents that the Prior Inventions disclosure in Cover Terms is complete to Employee knowledge as of the Effective Date.</w:t>
+      </w:r>
+    </w:p>
+    <w:p>
+      <w:pPr>
+        <w:pStyle w:val="OAClauseHeading"/>
+        <w:spacing w:after="120" w:before="320" w:line="340" w:beforeAutospacing="false" w:afterAutospacing="false"/>
+        <w:contextualSpacing w:val="false"/>
+      </w:pPr>
       <w:r>
         <w:rPr>
           <w:rFonts w:ascii="Arial" w:cs="Arial" w:eastAsia="Arial" w:hAnsi="Arial"/>
           <w:b/>
           <w:bCs/>
-          <w:i w:val="false"/>
-          <w:iCs w:val="false"/>
-          <w:color w:val="117086"/>
-          <w:sz w:val="22"/>
-          <w:szCs w:val="22"/>
-        </w:rPr>
-        <w:t xml:space="preserve">Company</w:t>
-      </w:r>
+          <w:color w:val="1D2021"/>
+          <w:sz w:val="22"/>
+          <w:szCs w:val="22"/>
+        </w:rPr>
+        <w:t xml:space="preserve">6. Confidential Information and Trade Secrets.</w:t>
+      </w:r>
+    </w:p>
+    <w:p>
+      <w:pPr>
+        <w:pStyle w:val="OAClauseBody"/>
+        <w:spacing w:after="280" w:before="0" w:line="340" w:beforeAutospacing="false" w:afterAutospacing="false"/>
+        <w:contextualSpacing w:val="false"/>
+      </w:pPr>
       <w:r>
         <w:rPr>
           <w:rFonts w:ascii="Arial" w:cs="Arial" w:eastAsia="Arial" w:hAnsi="Arial"/>
@@ -1025,7 +1330,7 @@
           <w:sz w:val="22"/>
           <w:szCs w:val="22"/>
         </w:rPr>
-        <w:t xml:space="preserve"> actual or anticipated business, to the extent permitted by law.</w:t>
+        <w:t xml:space="preserve">Employee will use and protect Confidential Information solely for authorized Company purposes, will not misuse or disclose Confidential Information except as permitted by Company policy or law, and will follow the Confidential Information definition set out in Cover Terms.</w:t>
       </w:r>
     </w:p>
     <w:p>
@@ -1043,7 +1348,7 @@
           <w:sz w:val="22"/>
           <w:szCs w:val="22"/>
         </w:rPr>
-        <w:t xml:space="preserve">2. Work Made for Hire and Further Assurances.</w:t>
+        <w:t xml:space="preserve">7. No Conflicting Obligations.</w:t>
       </w:r>
     </w:p>
     <w:p>
@@ -1063,21 +1368,33 @@
           <w:sz w:val="22"/>
           <w:szCs w:val="22"/>
         </w:rPr>
-        <w:t xml:space="preserve">To the extent legally permitted, copyrightable works prepared within the scope of employment are works made for hire for </w:t>
-      </w:r>
+        <w:t xml:space="preserve">Employee represents that performing duties for Company does not knowingly conflict with binding obligations to another person or entity. Employee will not bring third-party Confidential Information into Company systems or use it in Company work without written authorization.</w:t>
+      </w:r>
+    </w:p>
+    <w:p>
+      <w:pPr>
+        <w:pStyle w:val="OAClauseHeading"/>
+        <w:spacing w:after="120" w:before="320" w:line="340" w:beforeAutospacing="false" w:afterAutospacing="false"/>
+        <w:contextualSpacing w:val="false"/>
+      </w:pPr>
       <w:r>
         <w:rPr>
           <w:rFonts w:ascii="Arial" w:cs="Arial" w:eastAsia="Arial" w:hAnsi="Arial"/>
           <w:b/>
           <w:bCs/>
-          <w:i w:val="false"/>
-          <w:iCs w:val="false"/>
-          <w:color w:val="117086"/>
-          <w:sz w:val="22"/>
-          <w:szCs w:val="22"/>
-        </w:rPr>
-        <w:t xml:space="preserve">Company</w:t>
-      </w:r>
+          <w:color w:val="1D2021"/>
+          <w:sz w:val="22"/>
+          <w:szCs w:val="22"/>
+        </w:rPr>
+        <w:t xml:space="preserve">8. Records, Cooperation, and Post-Termination Assistance.</w:t>
+      </w:r>
+    </w:p>
+    <w:p>
+      <w:pPr>
+        <w:pStyle w:val="OAClauseBody"/>
+        <w:spacing w:after="280" w:before="0" w:line="340" w:beforeAutospacing="false" w:afterAutospacing="false"/>
+        <w:contextualSpacing w:val="false"/>
+      </w:pPr>
       <w:r>
         <w:rPr>
           <w:rFonts w:ascii="Arial" w:cs="Arial" w:eastAsia="Arial" w:hAnsi="Arial"/>
@@ -1089,21 +1406,33 @@
           <w:sz w:val="22"/>
           <w:szCs w:val="22"/>
         </w:rPr>
-        <w:t xml:space="preserve">. If any rights do not automatically vest in </w:t>
-      </w:r>
+        <w:t xml:space="preserve">Employee will provide the post-termination assistance listed in Cover Terms, including reasonable cooperation with filings, declarations, and assignments needed to confirm or protect Company rights in Covered Inventions, subject to reimbursement of reasonable out-of-pocket expenses when required by policy.</w:t>
+      </w:r>
+    </w:p>
+    <w:p>
+      <w:pPr>
+        <w:pStyle w:val="OAClauseHeading"/>
+        <w:spacing w:after="120" w:before="320" w:line="340" w:beforeAutospacing="false" w:afterAutospacing="false"/>
+        <w:contextualSpacing w:val="false"/>
+      </w:pPr>
       <w:r>
         <w:rPr>
           <w:rFonts w:ascii="Arial" w:cs="Arial" w:eastAsia="Arial" w:hAnsi="Arial"/>
           <w:b/>
           <w:bCs/>
-          <w:i w:val="false"/>
-          <w:iCs w:val="false"/>
-          <w:color w:val="117086"/>
-          <w:sz w:val="22"/>
-          <w:szCs w:val="22"/>
-        </w:rPr>
-        <w:t xml:space="preserve">Company</w:t>
-      </w:r>
+          <w:color w:val="1D2021"/>
+          <w:sz w:val="22"/>
+          <w:szCs w:val="22"/>
+        </w:rPr>
+        <w:t xml:space="preserve">9. Return and Deletion of Materials.</w:t>
+      </w:r>
+    </w:p>
+    <w:p>
+      <w:pPr>
+        <w:pStyle w:val="OAClauseBody"/>
+        <w:spacing w:after="280" w:before="0" w:line="340" w:beforeAutospacing="false" w:afterAutospacing="false"/>
+        <w:contextualSpacing w:val="false"/>
+      </w:pPr>
       <w:r>
         <w:rPr>
           <w:rFonts w:ascii="Arial" w:cs="Arial" w:eastAsia="Arial" w:hAnsi="Arial"/>
@@ -1115,21 +1444,33 @@
           <w:sz w:val="22"/>
           <w:szCs w:val="22"/>
         </w:rPr>
-        <w:t xml:space="preserve">, </w:t>
-      </w:r>
+        <w:t xml:space="preserve">Employee will return, and where permitted delete, Company materials within the timing listed in Cover Terms, including devices, documents, credentials, and confidential files, except for records Employee is required to retain by law.</w:t>
+      </w:r>
+    </w:p>
+    <w:p>
+      <w:pPr>
+        <w:pStyle w:val="OAClauseHeading"/>
+        <w:spacing w:after="120" w:before="320" w:line="340" w:beforeAutospacing="false" w:afterAutospacing="false"/>
+        <w:contextualSpacing w:val="false"/>
+      </w:pPr>
       <w:r>
         <w:rPr>
           <w:rFonts w:ascii="Arial" w:cs="Arial" w:eastAsia="Arial" w:hAnsi="Arial"/>
           <w:b/>
           <w:bCs/>
-          <w:i w:val="false"/>
-          <w:iCs w:val="false"/>
-          <w:color w:val="117086"/>
-          <w:sz w:val="22"/>
-          <w:szCs w:val="22"/>
-        </w:rPr>
-        <w:t xml:space="preserve">Employee</w:t>
-      </w:r>
+          <w:color w:val="1D2021"/>
+          <w:sz w:val="22"/>
+          <w:szCs w:val="22"/>
+        </w:rPr>
+        <w:t xml:space="preserve">10. Survival and Limited Scope.</w:t>
+      </w:r>
+    </w:p>
+    <w:p>
+      <w:pPr>
+        <w:pStyle w:val="OAClauseBody"/>
+        <w:spacing w:after="280" w:before="0" w:line="340" w:beforeAutospacing="false" w:afterAutospacing="false"/>
+        <w:contextualSpacing w:val="false"/>
+      </w:pPr>
       <w:r>
         <w:rPr>
           <w:rFonts w:ascii="Arial" w:cs="Arial" w:eastAsia="Arial" w:hAnsi="Arial"/>
@@ -1141,7 +1482,7 @@
           <w:sz w:val="22"/>
           <w:szCs w:val="22"/>
         </w:rPr>
-        <w:t xml:space="preserve"> assigns those rights and will sign additional documents reasonably requested to confirm ownership and record assignments.</w:t>
+        <w:t xml:space="preserve">Sections addressing assignment, confidentiality, return of materials, and assistance survive termination to the extent needed to enforce rights that arose during employment. This agreement does not transfer ownership of inventions that applicable law requires to remain with Employee.</w:t>
       </w:r>
     </w:p>
     <w:p>
@@ -1159,7 +1500,7 @@
           <w:sz w:val="22"/>
           <w:szCs w:val="22"/>
         </w:rPr>
-        <w:t xml:space="preserve">3. Disclosure and Documentation.</w:t>
+        <w:t xml:space="preserve">11. Governing Law and Venue.</w:t>
       </w:r>
     </w:p>
     <w:p>
@@ -1168,19 +1509,6 @@
         <w:spacing w:after="280" w:before="0" w:line="340" w:beforeAutospacing="false" w:afterAutospacing="false"/>
         <w:contextualSpacing w:val="false"/>
       </w:pPr>
-      <w:r>
-        <w:rPr>
-          <w:rFonts w:ascii="Arial" w:cs="Arial" w:eastAsia="Arial" w:hAnsi="Arial"/>
-          <w:b/>
-          <w:bCs/>
-          <w:i w:val="false"/>
-          <w:iCs w:val="false"/>
-          <w:color w:val="117086"/>
-          <w:sz w:val="22"/>
-          <w:szCs w:val="22"/>
-        </w:rPr>
-        <w:t xml:space="preserve">Employee</w:t>
-      </w:r>
       <w:r>
         <w:rPr>
           <w:rFonts w:ascii="Arial" w:cs="Arial" w:eastAsia="Arial" w:hAnsi="Arial"/>
@@ -1192,845 +1520,7 @@
           <w:sz w:val="22"/>
           <w:szCs w:val="22"/>
         </w:rPr>
-        <w:t xml:space="preserve"> will promptly disclose covered inventions and maintain reasonably complete records needed to document conception, authorship, development, and transfer of rights for </w:t>
-      </w:r>
-      <w:r>
-        <w:rPr>
-          <w:rFonts w:ascii="Arial" w:cs="Arial" w:eastAsia="Arial" w:hAnsi="Arial"/>
-          <w:b/>
-          <w:bCs/>
-          <w:i w:val="false"/>
-          <w:iCs w:val="false"/>
-          <w:color w:val="117086"/>
-          <w:sz w:val="22"/>
-          <w:szCs w:val="22"/>
-        </w:rPr>
-        <w:t xml:space="preserve">Company</w:t>
-      </w:r>
-      <w:r>
-        <w:rPr>
-          <w:rFonts w:ascii="Arial" w:cs="Arial" w:eastAsia="Arial" w:hAnsi="Arial"/>
-          <w:b w:val="false"/>
-          <w:bCs w:val="false"/>
-          <w:i w:val="false"/>
-          <w:iCs w:val="false"/>
-          <w:color w:val="1D2021"/>
-          <w:sz w:val="22"/>
-          <w:szCs w:val="22"/>
-        </w:rPr>
-        <w:t xml:space="preserve"> business, consistent with lawful policy and confidentiality obligations.</w:t>
-      </w:r>
-    </w:p>
-    <w:p>
-      <w:pPr>
-        <w:pStyle w:val="OAClauseHeading"/>
-        <w:spacing w:after="120" w:before="320" w:line="340" w:beforeAutospacing="false" w:afterAutospacing="false"/>
-        <w:contextualSpacing w:val="false"/>
-      </w:pPr>
-      <w:r>
-        <w:rPr>
-          <w:rFonts w:ascii="Arial" w:cs="Arial" w:eastAsia="Arial" w:hAnsi="Arial"/>
-          <w:b/>
-          <w:bCs/>
-          <w:color w:val="1D2021"/>
-          <w:sz w:val="22"/>
-          <w:szCs w:val="22"/>
-        </w:rPr>
-        <w:t xml:space="preserve">4. Prior and Excluded Inventions.</w:t>
-      </w:r>
-    </w:p>
-    <w:p>
-      <w:pPr>
-        <w:pStyle w:val="OAClauseBody"/>
-        <w:spacing w:after="280" w:before="0" w:line="340" w:beforeAutospacing="false" w:afterAutospacing="false"/>
-        <w:contextualSpacing w:val="false"/>
-      </w:pPr>
-      <w:r>
-        <w:rPr>
-          <w:rFonts w:ascii="Arial" w:cs="Arial" w:eastAsia="Arial" w:hAnsi="Arial"/>
-          <w:b w:val="false"/>
-          <w:bCs w:val="false"/>
-          <w:i w:val="false"/>
-          <w:iCs w:val="false"/>
-          <w:color w:val="1D2021"/>
-          <w:sz w:val="22"/>
-          <w:szCs w:val="22"/>
-        </w:rPr>
-        <w:t xml:space="preserve">Inventions identified in </w:t>
-      </w:r>
-      <w:r>
-        <w:rPr>
-          <w:rFonts w:ascii="Arial" w:cs="Arial" w:eastAsia="Arial" w:hAnsi="Arial"/>
-          <w:b/>
-          <w:bCs/>
-          <w:i w:val="false"/>
-          <w:iCs w:val="false"/>
-          <w:color w:val="117086"/>
-          <w:sz w:val="22"/>
-          <w:szCs w:val="22"/>
-        </w:rPr>
-        <w:t xml:space="preserve">Cover Terms</w:t>
-      </w:r>
-      <w:r>
-        <w:rPr>
-          <w:rFonts w:ascii="Arial" w:cs="Arial" w:eastAsia="Arial" w:hAnsi="Arial"/>
-          <w:b w:val="false"/>
-          <w:bCs w:val="false"/>
-          <w:i w:val="false"/>
-          <w:iCs w:val="false"/>
-          <w:color w:val="1D2021"/>
-          <w:sz w:val="22"/>
-          <w:szCs w:val="22"/>
-        </w:rPr>
-        <w:t xml:space="preserve"> as prior or excluded remain carved out only to the extent permitted by applicable law. </w:t>
-      </w:r>
-      <w:r>
-        <w:rPr>
-          <w:rFonts w:ascii="Arial" w:cs="Arial" w:eastAsia="Arial" w:hAnsi="Arial"/>
-          <w:b/>
-          <w:bCs/>
-          <w:i w:val="false"/>
-          <w:iCs w:val="false"/>
-          <w:color w:val="117086"/>
-          <w:sz w:val="22"/>
-          <w:szCs w:val="22"/>
-        </w:rPr>
-        <w:t xml:space="preserve">Employee</w:t>
-      </w:r>
-      <w:r>
-        <w:rPr>
-          <w:rFonts w:ascii="Arial" w:cs="Arial" w:eastAsia="Arial" w:hAnsi="Arial"/>
-          <w:b w:val="false"/>
-          <w:bCs w:val="false"/>
-          <w:i w:val="false"/>
-          <w:iCs w:val="false"/>
-          <w:color w:val="1D2021"/>
-          <w:sz w:val="22"/>
-          <w:szCs w:val="22"/>
-        </w:rPr>
-        <w:t xml:space="preserve"> represents that the prior inventions disclosure in </w:t>
-      </w:r>
-      <w:r>
-        <w:rPr>
-          <w:rFonts w:ascii="Arial" w:cs="Arial" w:eastAsia="Arial" w:hAnsi="Arial"/>
-          <w:b/>
-          <w:bCs/>
-          <w:i w:val="false"/>
-          <w:iCs w:val="false"/>
-          <w:color w:val="117086"/>
-          <w:sz w:val="22"/>
-          <w:szCs w:val="22"/>
-        </w:rPr>
-        <w:t xml:space="preserve">Cover Terms</w:t>
-      </w:r>
-      <w:r>
-        <w:rPr>
-          <w:rFonts w:ascii="Arial" w:cs="Arial" w:eastAsia="Arial" w:hAnsi="Arial"/>
-          <w:b w:val="false"/>
-          <w:bCs w:val="false"/>
-          <w:i w:val="false"/>
-          <w:iCs w:val="false"/>
-          <w:color w:val="1D2021"/>
-          <w:sz w:val="22"/>
-          <w:szCs w:val="22"/>
-        </w:rPr>
-        <w:t xml:space="preserve"> is complete to </w:t>
-      </w:r>
-      <w:r>
-        <w:rPr>
-          <w:rFonts w:ascii="Arial" w:cs="Arial" w:eastAsia="Arial" w:hAnsi="Arial"/>
-          <w:b/>
-          <w:bCs/>
-          <w:i w:val="false"/>
-          <w:iCs w:val="false"/>
-          <w:color w:val="117086"/>
-          <w:sz w:val="22"/>
-          <w:szCs w:val="22"/>
-        </w:rPr>
-        <w:t xml:space="preserve">Employee</w:t>
-      </w:r>
-      <w:r>
-        <w:rPr>
-          <w:rFonts w:ascii="Arial" w:cs="Arial" w:eastAsia="Arial" w:hAnsi="Arial"/>
-          <w:b w:val="false"/>
-          <w:bCs w:val="false"/>
-          <w:i w:val="false"/>
-          <w:iCs w:val="false"/>
-          <w:color w:val="1D2021"/>
-          <w:sz w:val="22"/>
-          <w:szCs w:val="22"/>
-        </w:rPr>
-        <w:t xml:space="preserve"> knowledge as of the Effective Date.</w:t>
-      </w:r>
-    </w:p>
-    <w:p>
-      <w:pPr>
-        <w:pStyle w:val="OAClauseHeading"/>
-        <w:spacing w:after="120" w:before="320" w:line="340" w:beforeAutospacing="false" w:afterAutospacing="false"/>
-        <w:contextualSpacing w:val="false"/>
-      </w:pPr>
-      <w:r>
-        <w:rPr>
-          <w:rFonts w:ascii="Arial" w:cs="Arial" w:eastAsia="Arial" w:hAnsi="Arial"/>
-          <w:b/>
-          <w:bCs/>
-          <w:color w:val="1D2021"/>
-          <w:sz w:val="22"/>
-          <w:szCs w:val="22"/>
-        </w:rPr>
-        <w:t xml:space="preserve">5. Confidential Information and Trade Secrets.</w:t>
-      </w:r>
-    </w:p>
-    <w:p>
-      <w:pPr>
-        <w:pStyle w:val="OAClauseBody"/>
-        <w:spacing w:after="280" w:before="0" w:line="340" w:beforeAutospacing="false" w:afterAutospacing="false"/>
-        <w:contextualSpacing w:val="false"/>
-      </w:pPr>
-      <w:r>
-        <w:rPr>
-          <w:rFonts w:ascii="Arial" w:cs="Arial" w:eastAsia="Arial" w:hAnsi="Arial"/>
-          <w:b/>
-          <w:bCs/>
-          <w:i w:val="false"/>
-          <w:iCs w:val="false"/>
-          <w:color w:val="117086"/>
-          <w:sz w:val="22"/>
-          <w:szCs w:val="22"/>
-        </w:rPr>
-        <w:t xml:space="preserve">Employee</w:t>
-      </w:r>
-      <w:r>
-        <w:rPr>
-          <w:rFonts w:ascii="Arial" w:cs="Arial" w:eastAsia="Arial" w:hAnsi="Arial"/>
-          <w:b w:val="false"/>
-          <w:bCs w:val="false"/>
-          <w:i w:val="false"/>
-          <w:iCs w:val="false"/>
-          <w:color w:val="1D2021"/>
-          <w:sz w:val="22"/>
-          <w:szCs w:val="22"/>
-        </w:rPr>
-        <w:t xml:space="preserve"> will use and protect confidential information solely for authorized </w:t>
-      </w:r>
-      <w:r>
-        <w:rPr>
-          <w:rFonts w:ascii="Arial" w:cs="Arial" w:eastAsia="Arial" w:hAnsi="Arial"/>
-          <w:b/>
-          <w:bCs/>
-          <w:i w:val="false"/>
-          <w:iCs w:val="false"/>
-          <w:color w:val="117086"/>
-          <w:sz w:val="22"/>
-          <w:szCs w:val="22"/>
-        </w:rPr>
-        <w:t xml:space="preserve">Company</w:t>
-      </w:r>
-      <w:r>
-        <w:rPr>
-          <w:rFonts w:ascii="Arial" w:cs="Arial" w:eastAsia="Arial" w:hAnsi="Arial"/>
-          <w:b w:val="false"/>
-          <w:bCs w:val="false"/>
-          <w:i w:val="false"/>
-          <w:iCs w:val="false"/>
-          <w:color w:val="1D2021"/>
-          <w:sz w:val="22"/>
-          <w:szCs w:val="22"/>
-        </w:rPr>
-        <w:t xml:space="preserve"> purposes, will not misuse or disclose confidential information except as permitted by </w:t>
-      </w:r>
-      <w:r>
-        <w:rPr>
-          <w:rFonts w:ascii="Arial" w:cs="Arial" w:eastAsia="Arial" w:hAnsi="Arial"/>
-          <w:b/>
-          <w:bCs/>
-          <w:i w:val="false"/>
-          <w:iCs w:val="false"/>
-          <w:color w:val="117086"/>
-          <w:sz w:val="22"/>
-          <w:szCs w:val="22"/>
-        </w:rPr>
-        <w:t xml:space="preserve">Company</w:t>
-      </w:r>
-      <w:r>
-        <w:rPr>
-          <w:rFonts w:ascii="Arial" w:cs="Arial" w:eastAsia="Arial" w:hAnsi="Arial"/>
-          <w:b w:val="false"/>
-          <w:bCs w:val="false"/>
-          <w:i w:val="false"/>
-          <w:iCs w:val="false"/>
-          <w:color w:val="1D2021"/>
-          <w:sz w:val="22"/>
-          <w:szCs w:val="22"/>
-        </w:rPr>
-        <w:t xml:space="preserve"> policy or law, and will follow the confidential information definition set out in </w:t>
-      </w:r>
-      <w:r>
-        <w:rPr>
-          <w:rFonts w:ascii="Arial" w:cs="Arial" w:eastAsia="Arial" w:hAnsi="Arial"/>
-          <w:b/>
-          <w:bCs/>
-          <w:i w:val="false"/>
-          <w:iCs w:val="false"/>
-          <w:color w:val="117086"/>
-          <w:sz w:val="22"/>
-          <w:szCs w:val="22"/>
-        </w:rPr>
-        <w:t xml:space="preserve">Cover Terms</w:t>
-      </w:r>
-      <w:r>
-        <w:rPr>
-          <w:rFonts w:ascii="Arial" w:cs="Arial" w:eastAsia="Arial" w:hAnsi="Arial"/>
-          <w:b w:val="false"/>
-          <w:bCs w:val="false"/>
-          <w:i w:val="false"/>
-          <w:iCs w:val="false"/>
-          <w:color w:val="1D2021"/>
-          <w:sz w:val="22"/>
-          <w:szCs w:val="22"/>
-        </w:rPr>
-        <w:t xml:space="preserve">.</w:t>
-      </w:r>
-    </w:p>
-    <w:p>
-      <w:pPr>
-        <w:pStyle w:val="OAClauseHeading"/>
-        <w:spacing w:after="120" w:before="320" w:line="340" w:beforeAutospacing="false" w:afterAutospacing="false"/>
-        <w:contextualSpacing w:val="false"/>
-      </w:pPr>
-      <w:r>
-        <w:rPr>
-          <w:rFonts w:ascii="Arial" w:cs="Arial" w:eastAsia="Arial" w:hAnsi="Arial"/>
-          <w:b/>
-          <w:bCs/>
-          <w:color w:val="1D2021"/>
-          <w:sz w:val="22"/>
-          <w:szCs w:val="22"/>
-        </w:rPr>
-        <w:t xml:space="preserve">6. No Conflicting Obligations.</w:t>
-      </w:r>
-    </w:p>
-    <w:p>
-      <w:pPr>
-        <w:pStyle w:val="OAClauseBody"/>
-        <w:spacing w:after="280" w:before="0" w:line="340" w:beforeAutospacing="false" w:afterAutospacing="false"/>
-        <w:contextualSpacing w:val="false"/>
-      </w:pPr>
-      <w:r>
-        <w:rPr>
-          <w:rFonts w:ascii="Arial" w:cs="Arial" w:eastAsia="Arial" w:hAnsi="Arial"/>
-          <w:b/>
-          <w:bCs/>
-          <w:i w:val="false"/>
-          <w:iCs w:val="false"/>
-          <w:color w:val="117086"/>
-          <w:sz w:val="22"/>
-          <w:szCs w:val="22"/>
-        </w:rPr>
-        <w:t xml:space="preserve">Employee</w:t>
-      </w:r>
-      <w:r>
-        <w:rPr>
-          <w:rFonts w:ascii="Arial" w:cs="Arial" w:eastAsia="Arial" w:hAnsi="Arial"/>
-          <w:b w:val="false"/>
-          <w:bCs w:val="false"/>
-          <w:i w:val="false"/>
-          <w:iCs w:val="false"/>
-          <w:color w:val="1D2021"/>
-          <w:sz w:val="22"/>
-          <w:szCs w:val="22"/>
-        </w:rPr>
-        <w:t xml:space="preserve"> represents that performing duties for </w:t>
-      </w:r>
-      <w:r>
-        <w:rPr>
-          <w:rFonts w:ascii="Arial" w:cs="Arial" w:eastAsia="Arial" w:hAnsi="Arial"/>
-          <w:b/>
-          <w:bCs/>
-          <w:i w:val="false"/>
-          <w:iCs w:val="false"/>
-          <w:color w:val="117086"/>
-          <w:sz w:val="22"/>
-          <w:szCs w:val="22"/>
-        </w:rPr>
-        <w:t xml:space="preserve">Company</w:t>
-      </w:r>
-      <w:r>
-        <w:rPr>
-          <w:rFonts w:ascii="Arial" w:cs="Arial" w:eastAsia="Arial" w:hAnsi="Arial"/>
-          <w:b w:val="false"/>
-          <w:bCs w:val="false"/>
-          <w:i w:val="false"/>
-          <w:iCs w:val="false"/>
-          <w:color w:val="1D2021"/>
-          <w:sz w:val="22"/>
-          <w:szCs w:val="22"/>
-        </w:rPr>
-        <w:t xml:space="preserve"> does not knowingly conflict with binding obligations to another person or entity. </w:t>
-      </w:r>
-      <w:r>
-        <w:rPr>
-          <w:rFonts w:ascii="Arial" w:cs="Arial" w:eastAsia="Arial" w:hAnsi="Arial"/>
-          <w:b/>
-          <w:bCs/>
-          <w:i w:val="false"/>
-          <w:iCs w:val="false"/>
-          <w:color w:val="117086"/>
-          <w:sz w:val="22"/>
-          <w:szCs w:val="22"/>
-        </w:rPr>
-        <w:t xml:space="preserve">Employee</w:t>
-      </w:r>
-      <w:r>
-        <w:rPr>
-          <w:rFonts w:ascii="Arial" w:cs="Arial" w:eastAsia="Arial" w:hAnsi="Arial"/>
-          <w:b w:val="false"/>
-          <w:bCs w:val="false"/>
-          <w:i w:val="false"/>
-          <w:iCs w:val="false"/>
-          <w:color w:val="1D2021"/>
-          <w:sz w:val="22"/>
-          <w:szCs w:val="22"/>
-        </w:rPr>
-        <w:t xml:space="preserve"> will not bring third-party confidential information into </w:t>
-      </w:r>
-      <w:r>
-        <w:rPr>
-          <w:rFonts w:ascii="Arial" w:cs="Arial" w:eastAsia="Arial" w:hAnsi="Arial"/>
-          <w:b/>
-          <w:bCs/>
-          <w:i w:val="false"/>
-          <w:iCs w:val="false"/>
-          <w:color w:val="117086"/>
-          <w:sz w:val="22"/>
-          <w:szCs w:val="22"/>
-        </w:rPr>
-        <w:t xml:space="preserve">Company</w:t>
-      </w:r>
-      <w:r>
-        <w:rPr>
-          <w:rFonts w:ascii="Arial" w:cs="Arial" w:eastAsia="Arial" w:hAnsi="Arial"/>
-          <w:b w:val="false"/>
-          <w:bCs w:val="false"/>
-          <w:i w:val="false"/>
-          <w:iCs w:val="false"/>
-          <w:color w:val="1D2021"/>
-          <w:sz w:val="22"/>
-          <w:szCs w:val="22"/>
-        </w:rPr>
-        <w:t xml:space="preserve"> systems or use it in </w:t>
-      </w:r>
-      <w:r>
-        <w:rPr>
-          <w:rFonts w:ascii="Arial" w:cs="Arial" w:eastAsia="Arial" w:hAnsi="Arial"/>
-          <w:b/>
-          <w:bCs/>
-          <w:i w:val="false"/>
-          <w:iCs w:val="false"/>
-          <w:color w:val="117086"/>
-          <w:sz w:val="22"/>
-          <w:szCs w:val="22"/>
-        </w:rPr>
-        <w:t xml:space="preserve">Company</w:t>
-      </w:r>
-      <w:r>
-        <w:rPr>
-          <w:rFonts w:ascii="Arial" w:cs="Arial" w:eastAsia="Arial" w:hAnsi="Arial"/>
-          <w:b w:val="false"/>
-          <w:bCs w:val="false"/>
-          <w:i w:val="false"/>
-          <w:iCs w:val="false"/>
-          <w:color w:val="1D2021"/>
-          <w:sz w:val="22"/>
-          <w:szCs w:val="22"/>
-        </w:rPr>
-        <w:t xml:space="preserve"> work without written authorization.</w:t>
-      </w:r>
-    </w:p>
-    <w:p>
-      <w:pPr>
-        <w:pStyle w:val="OAClauseHeading"/>
-        <w:spacing w:after="120" w:before="320" w:line="340" w:beforeAutospacing="false" w:afterAutospacing="false"/>
-        <w:contextualSpacing w:val="false"/>
-      </w:pPr>
-      <w:r>
-        <w:rPr>
-          <w:rFonts w:ascii="Arial" w:cs="Arial" w:eastAsia="Arial" w:hAnsi="Arial"/>
-          <w:b/>
-          <w:bCs/>
-          <w:color w:val="1D2021"/>
-          <w:sz w:val="22"/>
-          <w:szCs w:val="22"/>
-        </w:rPr>
-        <w:t xml:space="preserve">7. Records, Cooperation, and Post-Termination Assistance.</w:t>
-      </w:r>
-    </w:p>
-    <w:p>
-      <w:pPr>
-        <w:pStyle w:val="OAClauseBody"/>
-        <w:spacing w:after="280" w:before="0" w:line="340" w:beforeAutospacing="false" w:afterAutospacing="false"/>
-        <w:contextualSpacing w:val="false"/>
-      </w:pPr>
-      <w:r>
-        <w:rPr>
-          <w:rFonts w:ascii="Arial" w:cs="Arial" w:eastAsia="Arial" w:hAnsi="Arial"/>
-          <w:b/>
-          <w:bCs/>
-          <w:i w:val="false"/>
-          <w:iCs w:val="false"/>
-          <w:color w:val="117086"/>
-          <w:sz w:val="22"/>
-          <w:szCs w:val="22"/>
-        </w:rPr>
-        <w:t xml:space="preserve">Employee</w:t>
-      </w:r>
-      <w:r>
-        <w:rPr>
-          <w:rFonts w:ascii="Arial" w:cs="Arial" w:eastAsia="Arial" w:hAnsi="Arial"/>
-          <w:b w:val="false"/>
-          <w:bCs w:val="false"/>
-          <w:i w:val="false"/>
-          <w:iCs w:val="false"/>
-          <w:color w:val="1D2021"/>
-          <w:sz w:val="22"/>
-          <w:szCs w:val="22"/>
-        </w:rPr>
-        <w:t xml:space="preserve"> will provide the post-termination assistance listed in </w:t>
-      </w:r>
-      <w:r>
-        <w:rPr>
-          <w:rFonts w:ascii="Arial" w:cs="Arial" w:eastAsia="Arial" w:hAnsi="Arial"/>
-          <w:b/>
-          <w:bCs/>
-          <w:i w:val="false"/>
-          <w:iCs w:val="false"/>
-          <w:color w:val="117086"/>
-          <w:sz w:val="22"/>
-          <w:szCs w:val="22"/>
-        </w:rPr>
-        <w:t xml:space="preserve">Cover Terms</w:t>
-      </w:r>
-      <w:r>
-        <w:rPr>
-          <w:rFonts w:ascii="Arial" w:cs="Arial" w:eastAsia="Arial" w:hAnsi="Arial"/>
-          <w:b w:val="false"/>
-          <w:bCs w:val="false"/>
-          <w:i w:val="false"/>
-          <w:iCs w:val="false"/>
-          <w:color w:val="1D2021"/>
-          <w:sz w:val="22"/>
-          <w:szCs w:val="22"/>
-        </w:rPr>
-        <w:t xml:space="preserve">, including reasonable cooperation with filings, declarations, and assignments needed to confirm or protect </w:t>
-      </w:r>
-      <w:r>
-        <w:rPr>
-          <w:rFonts w:ascii="Arial" w:cs="Arial" w:eastAsia="Arial" w:hAnsi="Arial"/>
-          <w:b/>
-          <w:bCs/>
-          <w:i w:val="false"/>
-          <w:iCs w:val="false"/>
-          <w:color w:val="117086"/>
-          <w:sz w:val="22"/>
-          <w:szCs w:val="22"/>
-        </w:rPr>
-        <w:t xml:space="preserve">Company</w:t>
-      </w:r>
-      <w:r>
-        <w:rPr>
-          <w:rFonts w:ascii="Arial" w:cs="Arial" w:eastAsia="Arial" w:hAnsi="Arial"/>
-          <w:b w:val="false"/>
-          <w:bCs w:val="false"/>
-          <w:i w:val="false"/>
-          <w:iCs w:val="false"/>
-          <w:color w:val="1D2021"/>
-          <w:sz w:val="22"/>
-          <w:szCs w:val="22"/>
-        </w:rPr>
-        <w:t xml:space="preserve"> rights in covered inventions, subject to reimbursement of reasonable out-of-pocket expenses when required by policy.</w:t>
-      </w:r>
-    </w:p>
-    <w:p>
-      <w:pPr>
-        <w:pStyle w:val="OAClauseHeading"/>
-        <w:spacing w:after="120" w:before="320" w:line="340" w:beforeAutospacing="false" w:afterAutospacing="false"/>
-        <w:contextualSpacing w:val="false"/>
-      </w:pPr>
-      <w:r>
-        <w:rPr>
-          <w:rFonts w:ascii="Arial" w:cs="Arial" w:eastAsia="Arial" w:hAnsi="Arial"/>
-          <w:b/>
-          <w:bCs/>
-          <w:color w:val="1D2021"/>
-          <w:sz w:val="22"/>
-          <w:szCs w:val="22"/>
-        </w:rPr>
-        <w:t xml:space="preserve">8. Return and Deletion of Materials.</w:t>
-      </w:r>
-    </w:p>
-    <w:p>
-      <w:pPr>
-        <w:pStyle w:val="OAClauseBody"/>
-        <w:spacing w:after="280" w:before="0" w:line="340" w:beforeAutospacing="false" w:afterAutospacing="false"/>
-        <w:contextualSpacing w:val="false"/>
-      </w:pPr>
-      <w:r>
-        <w:rPr>
-          <w:rFonts w:ascii="Arial" w:cs="Arial" w:eastAsia="Arial" w:hAnsi="Arial"/>
-          <w:b/>
-          <w:bCs/>
-          <w:i w:val="false"/>
-          <w:iCs w:val="false"/>
-          <w:color w:val="117086"/>
-          <w:sz w:val="22"/>
-          <w:szCs w:val="22"/>
-        </w:rPr>
-        <w:t xml:space="preserve">Employee</w:t>
-      </w:r>
-      <w:r>
-        <w:rPr>
-          <w:rFonts w:ascii="Arial" w:cs="Arial" w:eastAsia="Arial" w:hAnsi="Arial"/>
-          <w:b w:val="false"/>
-          <w:bCs w:val="false"/>
-          <w:i w:val="false"/>
-          <w:iCs w:val="false"/>
-          <w:color w:val="1D2021"/>
-          <w:sz w:val="22"/>
-          <w:szCs w:val="22"/>
-        </w:rPr>
-        <w:t xml:space="preserve"> will return, and where permitted delete, </w:t>
-      </w:r>
-      <w:r>
-        <w:rPr>
-          <w:rFonts w:ascii="Arial" w:cs="Arial" w:eastAsia="Arial" w:hAnsi="Arial"/>
-          <w:b/>
-          <w:bCs/>
-          <w:i w:val="false"/>
-          <w:iCs w:val="false"/>
-          <w:color w:val="117086"/>
-          <w:sz w:val="22"/>
-          <w:szCs w:val="22"/>
-        </w:rPr>
-        <w:t xml:space="preserve">Company</w:t>
-      </w:r>
-      <w:r>
-        <w:rPr>
-          <w:rFonts w:ascii="Arial" w:cs="Arial" w:eastAsia="Arial" w:hAnsi="Arial"/>
-          <w:b w:val="false"/>
-          <w:bCs w:val="false"/>
-          <w:i w:val="false"/>
-          <w:iCs w:val="false"/>
-          <w:color w:val="1D2021"/>
-          <w:sz w:val="22"/>
-          <w:szCs w:val="22"/>
-        </w:rPr>
-        <w:t xml:space="preserve"> materials within the timing listed in </w:t>
-      </w:r>
-      <w:r>
-        <w:rPr>
-          <w:rFonts w:ascii="Arial" w:cs="Arial" w:eastAsia="Arial" w:hAnsi="Arial"/>
-          <w:b/>
-          <w:bCs/>
-          <w:i w:val="false"/>
-          <w:iCs w:val="false"/>
-          <w:color w:val="117086"/>
-          <w:sz w:val="22"/>
-          <w:szCs w:val="22"/>
-        </w:rPr>
-        <w:t xml:space="preserve">Cover Terms</w:t>
-      </w:r>
-      <w:r>
-        <w:rPr>
-          <w:rFonts w:ascii="Arial" w:cs="Arial" w:eastAsia="Arial" w:hAnsi="Arial"/>
-          <w:b w:val="false"/>
-          <w:bCs w:val="false"/>
-          <w:i w:val="false"/>
-          <w:iCs w:val="false"/>
-          <w:color w:val="1D2021"/>
-          <w:sz w:val="22"/>
-          <w:szCs w:val="22"/>
-        </w:rPr>
-        <w:t xml:space="preserve">, including devices, documents, credentials, and confidential files, except for records </w:t>
-      </w:r>
-      <w:r>
-        <w:rPr>
-          <w:rFonts w:ascii="Arial" w:cs="Arial" w:eastAsia="Arial" w:hAnsi="Arial"/>
-          <w:b/>
-          <w:bCs/>
-          <w:i w:val="false"/>
-          <w:iCs w:val="false"/>
-          <w:color w:val="117086"/>
-          <w:sz w:val="22"/>
-          <w:szCs w:val="22"/>
-        </w:rPr>
-        <w:t xml:space="preserve">Employee</w:t>
-      </w:r>
-      <w:r>
-        <w:rPr>
-          <w:rFonts w:ascii="Arial" w:cs="Arial" w:eastAsia="Arial" w:hAnsi="Arial"/>
-          <w:b w:val="false"/>
-          <w:bCs w:val="false"/>
-          <w:i w:val="false"/>
-          <w:iCs w:val="false"/>
-          <w:color w:val="1D2021"/>
-          <w:sz w:val="22"/>
-          <w:szCs w:val="22"/>
-        </w:rPr>
-        <w:t xml:space="preserve"> is required to retain by law.</w:t>
-      </w:r>
-    </w:p>
-    <w:p>
-      <w:pPr>
-        <w:pStyle w:val="OAClauseHeading"/>
-        <w:spacing w:after="120" w:before="320" w:line="340" w:beforeAutospacing="false" w:afterAutospacing="false"/>
-        <w:contextualSpacing w:val="false"/>
-      </w:pPr>
-      <w:r>
-        <w:rPr>
-          <w:rFonts w:ascii="Arial" w:cs="Arial" w:eastAsia="Arial" w:hAnsi="Arial"/>
-          <w:b/>
-          <w:bCs/>
-          <w:color w:val="1D2021"/>
-          <w:sz w:val="22"/>
-          <w:szCs w:val="22"/>
-        </w:rPr>
-        <w:t xml:space="preserve">9. Survival and Limited Scope.</w:t>
-      </w:r>
-    </w:p>
-    <w:p>
-      <w:pPr>
-        <w:pStyle w:val="OAClauseBody"/>
-        <w:spacing w:after="280" w:before="0" w:line="340" w:beforeAutospacing="false" w:afterAutospacing="false"/>
-        <w:contextualSpacing w:val="false"/>
-      </w:pPr>
-      <w:r>
-        <w:rPr>
-          <w:rFonts w:ascii="Arial" w:cs="Arial" w:eastAsia="Arial" w:hAnsi="Arial"/>
-          <w:b w:val="false"/>
-          <w:bCs w:val="false"/>
-          <w:i w:val="false"/>
-          <w:iCs w:val="false"/>
-          <w:color w:val="1D2021"/>
-          <w:sz w:val="22"/>
-          <w:szCs w:val="22"/>
-        </w:rPr>
-        <w:t xml:space="preserve">Sections addressing assignment, confidentiality, return of materials, and assistance survive termination to the extent needed to enforce rights that arose during employment. This agreement does not transfer ownership of inventions that applicable law requires to remain with </w:t>
-      </w:r>
-      <w:r>
-        <w:rPr>
-          <w:rFonts w:ascii="Arial" w:cs="Arial" w:eastAsia="Arial" w:hAnsi="Arial"/>
-          <w:b/>
-          <w:bCs/>
-          <w:i w:val="false"/>
-          <w:iCs w:val="false"/>
-          <w:color w:val="117086"/>
-          <w:sz w:val="22"/>
-          <w:szCs w:val="22"/>
-        </w:rPr>
-        <w:t xml:space="preserve">Employee</w:t>
-      </w:r>
-      <w:r>
-        <w:rPr>
-          <w:rFonts w:ascii="Arial" w:cs="Arial" w:eastAsia="Arial" w:hAnsi="Arial"/>
-          <w:b w:val="false"/>
-          <w:bCs w:val="false"/>
-          <w:i w:val="false"/>
-          <w:iCs w:val="false"/>
-          <w:color w:val="1D2021"/>
-          <w:sz w:val="22"/>
-          <w:szCs w:val="22"/>
-        </w:rPr>
-        <w:t xml:space="preserve">.</w:t>
-      </w:r>
-    </w:p>
-    <w:p>
-      <w:pPr>
-        <w:pStyle w:val="OAClauseHeading"/>
-        <w:spacing w:after="120" w:before="320" w:line="340" w:beforeAutospacing="false" w:afterAutospacing="false"/>
-        <w:contextualSpacing w:val="false"/>
-      </w:pPr>
-      <w:r>
-        <w:rPr>
-          <w:rFonts w:ascii="Arial" w:cs="Arial" w:eastAsia="Arial" w:hAnsi="Arial"/>
-          <w:b/>
-          <w:bCs/>
-          <w:color w:val="1D2021"/>
-          <w:sz w:val="22"/>
-          <w:szCs w:val="22"/>
-        </w:rPr>
-        <w:t xml:space="preserve">10. Governing Law and Venue.</w:t>
-      </w:r>
-    </w:p>
-    <w:p>
-      <w:pPr>
-        <w:pStyle w:val="OAClauseBody"/>
-        <w:spacing w:after="280" w:before="0" w:line="340" w:beforeAutospacing="false" w:afterAutospacing="false"/>
-        <w:contextualSpacing w:val="false"/>
-      </w:pPr>
-      <w:r>
-        <w:rPr>
-          <w:rFonts w:ascii="Arial" w:cs="Arial" w:eastAsia="Arial" w:hAnsi="Arial"/>
-          <w:b w:val="false"/>
-          <w:bCs w:val="false"/>
-          <w:i w:val="false"/>
-          <w:iCs w:val="false"/>
-          <w:color w:val="1D2021"/>
-          <w:sz w:val="22"/>
-          <w:szCs w:val="22"/>
-        </w:rPr>
-        <w:t xml:space="preserve">This agreement is governed by the law listed in </w:t>
-      </w:r>
-      <w:r>
-        <w:rPr>
-          <w:rFonts w:ascii="Arial" w:cs="Arial" w:eastAsia="Arial" w:hAnsi="Arial"/>
-          <w:b/>
-          <w:bCs/>
-          <w:i w:val="false"/>
-          <w:iCs w:val="false"/>
-          <w:color w:val="117086"/>
-          <w:sz w:val="22"/>
-          <w:szCs w:val="22"/>
-        </w:rPr>
-        <w:t xml:space="preserve">Cover Terms</w:t>
-      </w:r>
-      <w:r>
-        <w:rPr>
-          <w:rFonts w:ascii="Arial" w:cs="Arial" w:eastAsia="Arial" w:hAnsi="Arial"/>
-          <w:b w:val="false"/>
-          <w:bCs w:val="false"/>
-          <w:i w:val="false"/>
-          <w:iCs w:val="false"/>
-          <w:color w:val="1D2021"/>
-          <w:sz w:val="22"/>
-          <w:szCs w:val="22"/>
-        </w:rPr>
-        <w:t xml:space="preserve">, and disputes will be resolved in the venue listed in </w:t>
-      </w:r>
-      <w:r>
-        <w:rPr>
-          <w:rFonts w:ascii="Arial" w:cs="Arial" w:eastAsia="Arial" w:hAnsi="Arial"/>
-          <w:b/>
-          <w:bCs/>
-          <w:i w:val="false"/>
-          <w:iCs w:val="false"/>
-          <w:color w:val="117086"/>
-          <w:sz w:val="22"/>
-          <w:szCs w:val="22"/>
-        </w:rPr>
-        <w:t xml:space="preserve">Cover Terms</w:t>
-      </w:r>
-      <w:r>
-        <w:rPr>
-          <w:rFonts w:ascii="Arial" w:cs="Arial" w:eastAsia="Arial" w:hAnsi="Arial"/>
-          <w:b w:val="false"/>
-          <w:bCs w:val="false"/>
-          <w:i w:val="false"/>
-          <w:iCs w:val="false"/>
-          <w:color w:val="1D2021"/>
-          <w:sz w:val="22"/>
-          <w:szCs w:val="22"/>
-        </w:rPr>
-        <w:t xml:space="preserve">, subject to non-waivable rights under applicable law.</w:t>
+        <w:t xml:space="preserve">This agreement is governed by the law listed in Cover Terms, and disputes will be resolved in the venue listed in Cover Terms, subject to non-waivable rights under applicable law.</w:t>
       </w:r>
     </w:p>
     <w:p>

--- a/content/templates/openagreements-employee-ip-inventions-assignment/template.docx
+++ b/content/templates/openagreements-employee-ip-inventions-assignment/template.docx
@@ -915,7 +915,7 @@
           <w:sz w:val="22"/>
           <w:szCs w:val="22"/>
         </w:rPr>
-        <w:t xml:space="preserve">“Company”</w:t>
+        <w:t xml:space="preserve">“Confidential Information”</w:t>
       </w:r>
       <w:r>
         <w:rPr>
@@ -924,7 +924,7 @@
           <w:sz w:val="22"/>
           <w:szCs w:val="22"/>
         </w:rPr>
-        <w:t xml:space="preserve"> means the entity identified as Company in Cover Terms.</w:t>
+        <w:t xml:space="preserve"> has the meaning given in Cover Terms under Confidential Information Definition.</w:t>
       </w:r>
     </w:p>
     <w:p>
@@ -951,7 +951,7 @@
           <w:sz w:val="22"/>
           <w:szCs w:val="22"/>
         </w:rPr>
-        <w:t xml:space="preserve">“Confidential Information”</w:t>
+        <w:t xml:space="preserve">“Covered Inventions”</w:t>
       </w:r>
       <w:r>
         <w:rPr>
@@ -960,187 +960,7 @@
           <w:sz w:val="22"/>
           <w:szCs w:val="22"/>
         </w:rPr>
-        <w:t xml:space="preserve"> has the meaning given in Cover Terms under Confidential Information Definition and includes information that Employee learns or develops during employment that is not publicly known.</w:t>
-      </w:r>
-    </w:p>
-    <w:p>
-      <w:pPr>
-        <w:pStyle w:val="OAClauseBody"/>
-        <w:spacing w:after="280" w:before="320" w:line="340" w:beforeAutospacing="false" w:afterAutospacing="false"/>
-        <w:contextualSpacing w:val="false"/>
-      </w:pPr>
-      <w:r>
-        <w:rPr>
-          <w:rFonts w:ascii="Arial" w:cs="Arial" w:eastAsia="Arial" w:hAnsi="Arial"/>
-          <w:color w:val="1D2021"/>
-          <w:sz w:val="22"/>
-          <w:szCs w:val="22"/>
-        </w:rPr>
-        <w:t xml:space="preserve">1.3 </w:t>
-      </w:r>
-      <w:r>
-        <w:rPr>
-          <w:rFonts w:ascii="Arial" w:cs="Arial" w:eastAsia="Arial" w:hAnsi="Arial"/>
-          <w:b/>
-          <w:bCs/>
-          <w:color w:val="117086"/>
-          <w:sz w:val="22"/>
-          <w:szCs w:val="22"/>
-        </w:rPr>
-        <w:t xml:space="preserve">“Covered Inventions”</w:t>
-      </w:r>
-      <w:r>
-        <w:rPr>
-          <w:rFonts w:ascii="Arial" w:cs="Arial" w:eastAsia="Arial" w:hAnsi="Arial"/>
-          <w:color w:val="1D2021"/>
-          <w:sz w:val="22"/>
-          <w:szCs w:val="22"/>
-        </w:rPr>
         <w:t xml:space="preserve"> means inventions, software, works of authorship, discoveries, designs, data models, and related intellectual property created during employment that arise from Company work, use Company resources, or relate to Company actual or anticipated business.</w:t>
-      </w:r>
-    </w:p>
-    <w:p>
-      <w:pPr>
-        <w:pStyle w:val="OAClauseBody"/>
-        <w:spacing w:after="280" w:before="320" w:line="340" w:beforeAutospacing="false" w:afterAutospacing="false"/>
-        <w:contextualSpacing w:val="false"/>
-      </w:pPr>
-      <w:r>
-        <w:rPr>
-          <w:rFonts w:ascii="Arial" w:cs="Arial" w:eastAsia="Arial" w:hAnsi="Arial"/>
-          <w:color w:val="1D2021"/>
-          <w:sz w:val="22"/>
-          <w:szCs w:val="22"/>
-        </w:rPr>
-        <w:t xml:space="preserve">1.4 </w:t>
-      </w:r>
-      <w:r>
-        <w:rPr>
-          <w:rFonts w:ascii="Arial" w:cs="Arial" w:eastAsia="Arial" w:hAnsi="Arial"/>
-          <w:b/>
-          <w:bCs/>
-          <w:color w:val="117086"/>
-          <w:sz w:val="22"/>
-          <w:szCs w:val="22"/>
-        </w:rPr>
-        <w:t xml:space="preserve">“Effective Date”</w:t>
-      </w:r>
-      <w:r>
-        <w:rPr>
-          <w:rFonts w:ascii="Arial" w:cs="Arial" w:eastAsia="Arial" w:hAnsi="Arial"/>
-          <w:color w:val="1D2021"/>
-          <w:sz w:val="22"/>
-          <w:szCs w:val="22"/>
-        </w:rPr>
-        <w:t xml:space="preserve"> means the date specified in Cover Terms.</w:t>
-      </w:r>
-    </w:p>
-    <w:p>
-      <w:pPr>
-        <w:pStyle w:val="OAClauseBody"/>
-        <w:spacing w:after="280" w:before="320" w:line="340" w:beforeAutospacing="false" w:afterAutospacing="false"/>
-        <w:contextualSpacing w:val="false"/>
-      </w:pPr>
-      <w:r>
-        <w:rPr>
-          <w:rFonts w:ascii="Arial" w:cs="Arial" w:eastAsia="Arial" w:hAnsi="Arial"/>
-          <w:color w:val="1D2021"/>
-          <w:sz w:val="22"/>
-          <w:szCs w:val="22"/>
-        </w:rPr>
-        <w:t xml:space="preserve">1.5 </w:t>
-      </w:r>
-      <w:r>
-        <w:rPr>
-          <w:rFonts w:ascii="Arial" w:cs="Arial" w:eastAsia="Arial" w:hAnsi="Arial"/>
-          <w:b/>
-          <w:bCs/>
-          <w:color w:val="117086"/>
-          <w:sz w:val="22"/>
-          <w:szCs w:val="22"/>
-        </w:rPr>
-        <w:t xml:space="preserve">“Employee”</w:t>
-      </w:r>
-      <w:r>
-        <w:rPr>
-          <w:rFonts w:ascii="Arial" w:cs="Arial" w:eastAsia="Arial" w:hAnsi="Arial"/>
-          <w:color w:val="1D2021"/>
-          <w:sz w:val="22"/>
-          <w:szCs w:val="22"/>
-        </w:rPr>
-        <w:t xml:space="preserve"> means the individual identified as Employee in Cover Terms.</w:t>
-      </w:r>
-    </w:p>
-    <w:p>
-      <w:pPr>
-        <w:pStyle w:val="OAClauseBody"/>
-        <w:spacing w:after="280" w:before="320" w:line="340" w:beforeAutospacing="false" w:afterAutospacing="false"/>
-        <w:contextualSpacing w:val="false"/>
-      </w:pPr>
-      <w:r>
-        <w:rPr>
-          <w:rFonts w:ascii="Arial" w:cs="Arial" w:eastAsia="Arial" w:hAnsi="Arial"/>
-          <w:color w:val="1D2021"/>
-          <w:sz w:val="22"/>
-          <w:szCs w:val="22"/>
-        </w:rPr>
-        <w:t xml:space="preserve">1.6 </w:t>
-      </w:r>
-      <w:r>
-        <w:rPr>
-          <w:rFonts w:ascii="Arial" w:cs="Arial" w:eastAsia="Arial" w:hAnsi="Arial"/>
-          <w:b/>
-          <w:bCs/>
-          <w:color w:val="117086"/>
-          <w:sz w:val="22"/>
-          <w:szCs w:val="22"/>
-        </w:rPr>
-        <w:t xml:space="preserve">“Excluded Inventions”</w:t>
-      </w:r>
-      <w:r>
-        <w:rPr>
-          <w:rFonts w:ascii="Arial" w:cs="Arial" w:eastAsia="Arial" w:hAnsi="Arial"/>
-          <w:color w:val="1D2021"/>
-          <w:sz w:val="22"/>
-          <w:szCs w:val="22"/>
-        </w:rPr>
-        <w:t xml:space="preserve"> means inventions described in Cover Terms under Excluded Inventions Statement.</w:t>
-      </w:r>
-    </w:p>
-    <w:p>
-      <w:pPr>
-        <w:pStyle w:val="OAClauseBody"/>
-        <w:spacing w:after="280" w:before="320" w:line="340" w:beforeAutospacing="false" w:afterAutospacing="false"/>
-        <w:contextualSpacing w:val="false"/>
-      </w:pPr>
-      <w:r>
-        <w:rPr>
-          <w:rFonts w:ascii="Arial" w:cs="Arial" w:eastAsia="Arial" w:hAnsi="Arial"/>
-          <w:color w:val="1D2021"/>
-          <w:sz w:val="22"/>
-          <w:szCs w:val="22"/>
-        </w:rPr>
-        <w:t xml:space="preserve">1.7 </w:t>
-      </w:r>
-      <w:r>
-        <w:rPr>
-          <w:rFonts w:ascii="Arial" w:cs="Arial" w:eastAsia="Arial" w:hAnsi="Arial"/>
-          <w:b/>
-          <w:bCs/>
-          <w:color w:val="117086"/>
-          <w:sz w:val="22"/>
-          <w:szCs w:val="22"/>
-        </w:rPr>
-        <w:t xml:space="preserve">“Prior Inventions”</w:t>
-      </w:r>
-      <w:r>
-        <w:rPr>
-          <w:rFonts w:ascii="Arial" w:cs="Arial" w:eastAsia="Arial" w:hAnsi="Arial"/>
-          <w:color w:val="1D2021"/>
-          <w:sz w:val="22"/>
-          <w:szCs w:val="22"/>
-        </w:rPr>
-        <w:t xml:space="preserve"> means inventions identified in Cover Terms under Prior Inventions Disclosure.</w:t>
       </w:r>
     </w:p>
     <w:p>
@@ -1178,7 +998,7 @@
           <w:sz w:val="22"/>
           <w:szCs w:val="22"/>
         </w:rPr>
-        <w:t xml:space="preserve">Employee assigns and agrees to assign to Company all right, title, and interest in Covered Inventions, to the extent permitted by law.</w:t>
+        <w:t xml:space="preserve">Employee hereby assigns and agrees to assign to Company all right, title, and interest in Covered Inventions, to the extent permitted by law.</w:t>
       </w:r>
     </w:p>
     <w:p>
@@ -1216,7 +1036,7 @@
           <w:sz w:val="22"/>
           <w:szCs w:val="22"/>
         </w:rPr>
-        <w:t xml:space="preserve">To the extent legally permitted, copyrightable works prepared within the scope of employment are works made for hire for Company. If any rights do not automatically vest in Company, Employee assigns those rights and will sign additional documents reasonably requested to confirm ownership and record assignments.</w:t>
+        <w:t xml:space="preserve">To the extent legally permitted, copyrightable works prepared within the scope of employment are works made for hire for Company. If any rights do not automatically vest in Company, Employee hereby assigns those rights and will sign additional documents reasonably requested to confirm ownership and record assignments.</w:t>
       </w:r>
     </w:p>
     <w:p>

--- a/content/templates/openagreements-employee-ip-inventions-assignment/template.docx
+++ b/content/templates/openagreements-employee-ip-inventions-assignment/template.docx
@@ -924,7 +924,7 @@
           <w:sz w:val="22"/>
           <w:szCs w:val="22"/>
         </w:rPr>
-        <w:t xml:space="preserve"> has the meaning given in Cover Terms under Confidential Information Definition.</w:t>
+        <w:t xml:space="preserve"> means non-public information that Employee learns, accesses, or develops during employment, including business strategies, customer and prospect data, trade secrets, technical and product information, financial information, personnel information, and any additional information described in Cover Terms under Confidential Information Definition. Confidential Information does not include information that (a) was publicly known when Employee learned it, (b) becomes publicly known through no fault of Employee, (c) was lawfully known to Employee before employment without confidentiality restriction, or (d) Employee independently develops outside the scope of employment without using Confidential Information.</w:t>
       </w:r>
     </w:p>
     <w:p>
@@ -1112,7 +1112,7 @@
           <w:sz w:val="22"/>
           <w:szCs w:val="22"/>
         </w:rPr>
-        <w:t xml:space="preserve">Prior Inventions and Excluded Inventions remain carved out only to the extent permitted by applicable law. Employee represents that the Prior Inventions disclosure in Cover Terms is complete to Employee knowledge as of the Effective Date.</w:t>
+        <w:t xml:space="preserve">The Prior Inventions and Excluded Inventions identified in Cover Terms remain carved out only to the extent permitted by applicable law. Employee represents that the Prior Inventions disclosure in Cover Terms is complete to Employee knowledge as of the Effective Date.</w:t>
       </w:r>
     </w:p>
     <w:p>

--- a/content/templates/openagreements-employee-ip-inventions-assignment/template.docx
+++ b/content/templates/openagreements-employee-ip-inventions-assignment/template.docx
@@ -924,7 +924,7 @@
           <w:sz w:val="22"/>
           <w:szCs w:val="22"/>
         </w:rPr>
-        <w:t xml:space="preserve"> means non-public information that Employee learns, accesses, or develops during employment, including business strategies, customer and prospect data, trade secrets, technical and product information, financial information, personnel information, and any additional information described in Cover Terms under Confidential Information Definition. Confidential Information does not include information that (a) was publicly known when Employee learned it, (b) becomes publicly known through no fault of Employee, (c) was lawfully known to Employee before employment without confidentiality restriction, or (d) Employee independently develops outside the scope of employment without using Confidential Information.</w:t>
+        <w:t xml:space="preserve"> means non-public information that Employee learns, accesses, or develops during employment, including business strategies, customer and prospect data, trade secrets, source code, algorithms, security credentials, technical and product information, financial information, personnel information, and any additional information described in Cover Terms under Confidential Information Definition. Confidential Information does not include information that (a) was publicly known when Employee learned it, (b) becomes publicly known through no fault of Employee, (c) was lawfully known to Employee before employment without confidentiality restriction, (d) Employee rightfully receives from a third party without confidentiality restriction, or (e) Employee independently develops outside the scope of employment without using Confidential Information or Company equipment, supplies, facilities, or other resources.</w:t>
       </w:r>
     </w:p>
     <w:p>
@@ -960,7 +960,7 @@
           <w:sz w:val="22"/>
           <w:szCs w:val="22"/>
         </w:rPr>
-        <w:t xml:space="preserve"> means inventions, software, works of authorship, discoveries, designs, data models, and related intellectual property created during employment that arise from Company work, use Company resources, or relate to Company actual or anticipated business.</w:t>
+        <w:t xml:space="preserve"> means inventions, software, works of authorship, discoveries, designs, data models, and related intellectual property created during employment that arise from Company work, use Company resources, or relate to Company business or actual or demonstrably anticipated research or development.</w:t>
       </w:r>
     </w:p>
     <w:p>
@@ -1074,7 +1074,7 @@
           <w:sz w:val="22"/>
           <w:szCs w:val="22"/>
         </w:rPr>
-        <w:t xml:space="preserve">Employee will promptly disclose Covered Inventions and maintain reasonably complete records needed to document conception, authorship, development, and transfer of rights for Company business, consistent with lawful policy and confidentiality obligations.</w:t>
+        <w:t xml:space="preserve">Employee will promptly disclose Covered Inventions and maintain reasonably complete records of their conception, authorship, development, and transfer, consistent with Company's written policies communicated to Employee and Employee's confidentiality obligations.</w:t>
       </w:r>
     </w:p>
     <w:p>
@@ -1112,7 +1112,7 @@
           <w:sz w:val="22"/>
           <w:szCs w:val="22"/>
         </w:rPr>
-        <w:t xml:space="preserve">The Prior Inventions and Excluded Inventions identified in Cover Terms remain carved out only to the extent permitted by applicable law. Employee represents that the Prior Inventions disclosure in Cover Terms is complete to Employee knowledge as of the Effective Date.</w:t>
+        <w:t xml:space="preserve">The Prior Inventions and Excluded Inventions identified in Cover Terms remain carved out. This agreement does not apply to an invention that Employee develops entirely on Employee's own time without using Company equipment, supplies, facilities, or trade secret information, except to the extent applicable law permits assignment because the invention relates to Company business or actual or demonstrably anticipated research or development, or results from work performed for Company. Employee represents that the Prior Inventions disclosure in Cover Terms is complete to Employee's knowledge as of the Effective Date.</w:t>
       </w:r>
     </w:p>
     <w:p>
@@ -1150,7 +1150,7 @@
           <w:sz w:val="22"/>
           <w:szCs w:val="22"/>
         </w:rPr>
-        <w:t xml:space="preserve">Employee will use and protect Confidential Information solely for authorized Company purposes, will not misuse or disclose Confidential Information except as permitted by Company policy or law, and will follow the Confidential Information definition set out in Cover Terms.</w:t>
+        <w:t xml:space="preserve">Employee will use and protect Confidential Information solely for authorized Company purposes, will not misuse or disclose Confidential Information except as permitted by this agreement, Company's written policies communicated to Employee, or law, and will follow the Confidential Information definition in this agreement, as supplemented in Cover Terms.</w:t>
       </w:r>
     </w:p>
     <w:p>
@@ -1168,7 +1168,7 @@
           <w:sz w:val="22"/>
           <w:szCs w:val="22"/>
         </w:rPr>
-        <w:t xml:space="preserve">7. No Conflicting Obligations.</w:t>
+        <w:t xml:space="preserve">7. Protected Disclosures and Protected Activity.</w:t>
       </w:r>
     </w:p>
     <w:p>
@@ -1188,7 +1188,7 @@
           <w:sz w:val="22"/>
           <w:szCs w:val="22"/>
         </w:rPr>
-        <w:t xml:space="preserve">Employee represents that performing duties for Company does not knowingly conflict with binding obligations to another person or entity. Employee will not bring third-party Confidential Information into Company systems or use it in Company work without written authorization.</w:t>
+        <w:t xml:space="preserve">Nothing in this agreement restricts Employee from reporting possible violations of law to a government agency or attorney, making disclosures protected by whistleblower laws, or discussing wages, hours, or working conditions as protected by law. Employee does not need Company's prior approval to make those disclosures or to notify Company that they were made. Pursuant to the Defend Trade Secrets Act (18 U.S.C. § 1833(b)), Employee will not be held criminally or civilly liable under federal or state trade secret law for disclosing a trade secret in confidence to a government official or attorney solely to report or investigate a suspected violation of law, or in a court filing made under seal. Employee may also disclose a trade secret to Employee's attorney and use it in a retaliation lawsuit if any filing containing the trade secret is made under seal and the trade secret is not otherwise disclosed except by court order.</w:t>
       </w:r>
     </w:p>
     <w:p>
@@ -1206,7 +1206,7 @@
           <w:sz w:val="22"/>
           <w:szCs w:val="22"/>
         </w:rPr>
-        <w:t xml:space="preserve">8. Records, Cooperation, and Post-Termination Assistance.</w:t>
+        <w:t xml:space="preserve">8. No Conflicting Obligations.</w:t>
       </w:r>
     </w:p>
     <w:p>
@@ -1226,7 +1226,7 @@
           <w:sz w:val="22"/>
           <w:szCs w:val="22"/>
         </w:rPr>
-        <w:t xml:space="preserve">Employee will provide the post-termination assistance listed in Cover Terms, including reasonable cooperation with filings, declarations, and assignments needed to confirm or protect Company rights in Covered Inventions, subject to reimbursement of reasonable out-of-pocket expenses when required by policy.</w:t>
+        <w:t xml:space="preserve">Employee represents that performing duties for Company does not knowingly conflict with binding obligations to another person or entity. Employee will not bring third-party Confidential Information into Company systems or use it in Company work without written authorization.</w:t>
       </w:r>
     </w:p>
     <w:p>
@@ -1244,7 +1244,7 @@
           <w:sz w:val="22"/>
           <w:szCs w:val="22"/>
         </w:rPr>
-        <w:t xml:space="preserve">9. Return and Deletion of Materials.</w:t>
+        <w:t xml:space="preserve">9. Records, Cooperation, and Post-Termination Assistance.</w:t>
       </w:r>
     </w:p>
     <w:p>
@@ -1264,7 +1264,7 @@
           <w:sz w:val="22"/>
           <w:szCs w:val="22"/>
         </w:rPr>
-        <w:t xml:space="preserve">Employee will return, and where permitted delete, Company materials within the timing listed in Cover Terms, including devices, documents, credentials, and confidential files, except for records Employee is required to retain by law.</w:t>
+        <w:t xml:space="preserve">Employee will provide the post-termination assistance listed in Cover Terms, including reasonable cooperation with filings, declarations, and assignments needed to confirm or protect Company rights in Covered Inventions. Company will request that assistance only at reasonable times and on reasonable notice and will reimburse Employee's reasonable out-of-pocket expenses.</w:t>
       </w:r>
     </w:p>
     <w:p>
@@ -1282,7 +1282,7 @@
           <w:sz w:val="22"/>
           <w:szCs w:val="22"/>
         </w:rPr>
-        <w:t xml:space="preserve">10. Survival and Limited Scope.</w:t>
+        <w:t xml:space="preserve">10. Return and Deletion of Materials.</w:t>
       </w:r>
     </w:p>
     <w:p>
@@ -1302,7 +1302,7 @@
           <w:sz w:val="22"/>
           <w:szCs w:val="22"/>
         </w:rPr>
-        <w:t xml:space="preserve">Sections addressing assignment, confidentiality, return of materials, and assistance survive termination to the extent needed to enforce rights that arose during employment. This agreement does not transfer ownership of inventions that applicable law requires to remain with Employee.</w:t>
+        <w:t xml:space="preserve">Employee will return, and where permitted delete, Company materials within the timing listed in Cover Terms, including devices, documents, credentials, and confidential files, except for records Employee is required to retain by law.</w:t>
       </w:r>
     </w:p>
     <w:p>
@@ -1320,7 +1320,121 @@
           <w:sz w:val="22"/>
           <w:szCs w:val="22"/>
         </w:rPr>
-        <w:t xml:space="preserve">11. Governing Law and Venue.</w:t>
+        <w:t xml:space="preserve">11. Survival and Limited Scope.</w:t>
+      </w:r>
+    </w:p>
+    <w:p>
+      <w:pPr>
+        <w:pStyle w:val="OAClauseBody"/>
+        <w:spacing w:after="280" w:before="0" w:line="340" w:beforeAutospacing="false" w:afterAutospacing="false"/>
+        <w:contextualSpacing w:val="false"/>
+      </w:pPr>
+      <w:r>
+        <w:rPr>
+          <w:rFonts w:ascii="Arial" w:cs="Arial" w:eastAsia="Arial" w:hAnsi="Arial"/>
+          <w:b w:val="false"/>
+          <w:bCs w:val="false"/>
+          <w:i w:val="false"/>
+          <w:iCs w:val="false"/>
+          <w:color w:val="1D2021"/>
+          <w:sz w:val="22"/>
+          <w:szCs w:val="22"/>
+        </w:rPr>
+        <w:t xml:space="preserve">Sections addressing assignment, confidentiality, return of materials, and assistance survive termination to the extent needed to enforce rights that arose during employment. Confidentiality obligations relating to trade secrets survive for so long as the information remains a trade secret under applicable law. This agreement does not transfer ownership of inventions that applicable law requires to remain with Employee.</w:t>
+      </w:r>
+    </w:p>
+    <w:p>
+      <w:pPr>
+        <w:pStyle w:val="OAClauseHeading"/>
+        <w:spacing w:after="120" w:before="320" w:line="340" w:beforeAutospacing="false" w:afterAutospacing="false"/>
+        <w:contextualSpacing w:val="false"/>
+      </w:pPr>
+      <w:r>
+        <w:rPr>
+          <w:rFonts w:ascii="Arial" w:cs="Arial" w:eastAsia="Arial" w:hAnsi="Arial"/>
+          <w:b/>
+          <w:bCs/>
+          <w:color w:val="1D2021"/>
+          <w:sz w:val="22"/>
+          <w:szCs w:val="22"/>
+        </w:rPr>
+        <w:t xml:space="preserve">12. Severability.</w:t>
+      </w:r>
+    </w:p>
+    <w:p>
+      <w:pPr>
+        <w:pStyle w:val="OAClauseBody"/>
+        <w:spacing w:after="280" w:before="0" w:line="340" w:beforeAutospacing="false" w:afterAutospacing="false"/>
+        <w:contextualSpacing w:val="false"/>
+      </w:pPr>
+      <w:r>
+        <w:rPr>
+          <w:rFonts w:ascii="Arial" w:cs="Arial" w:eastAsia="Arial" w:hAnsi="Arial"/>
+          <w:b w:val="false"/>
+          <w:bCs w:val="false"/>
+          <w:i w:val="false"/>
+          <w:iCs w:val="false"/>
+          <w:color w:val="1D2021"/>
+          <w:sz w:val="22"/>
+          <w:szCs w:val="22"/>
+        </w:rPr>
+        <w:t xml:space="preserve">If any provision of this agreement is unenforceable, the rest of the agreement remains effective to the fullest extent permitted by law.</w:t>
+      </w:r>
+    </w:p>
+    <w:p>
+      <w:pPr>
+        <w:pStyle w:val="OAClauseHeading"/>
+        <w:spacing w:after="120" w:before="320" w:line="340" w:beforeAutospacing="false" w:afterAutospacing="false"/>
+        <w:contextualSpacing w:val="false"/>
+      </w:pPr>
+      <w:r>
+        <w:rPr>
+          <w:rFonts w:ascii="Arial" w:cs="Arial" w:eastAsia="Arial" w:hAnsi="Arial"/>
+          <w:b/>
+          <w:bCs/>
+          <w:color w:val="1D2021"/>
+          <w:sz w:val="22"/>
+          <w:szCs w:val="22"/>
+        </w:rPr>
+        <w:t xml:space="preserve">13. Successors and Assigns.</w:t>
+      </w:r>
+    </w:p>
+    <w:p>
+      <w:pPr>
+        <w:pStyle w:val="OAClauseBody"/>
+        <w:spacing w:after="280" w:before="0" w:line="340" w:beforeAutospacing="false" w:afterAutospacing="false"/>
+        <w:contextualSpacing w:val="false"/>
+      </w:pPr>
+      <w:r>
+        <w:rPr>
+          <w:rFonts w:ascii="Arial" w:cs="Arial" w:eastAsia="Arial" w:hAnsi="Arial"/>
+          <w:b w:val="false"/>
+          <w:bCs w:val="false"/>
+          <w:i w:val="false"/>
+          <w:iCs w:val="false"/>
+          <w:color w:val="1D2021"/>
+          <w:sz w:val="22"/>
+          <w:szCs w:val="22"/>
+        </w:rPr>
+        <w:t xml:space="preserve">Employee may not assign this agreement. Company may assign it to an affiliate, successor, or acquirer of all or substantially all of Company's business or assets. This agreement binds and benefits the parties and their permitted successors and assigns.</w:t>
+      </w:r>
+    </w:p>
+    <w:p>
+      <w:pPr>
+        <w:pStyle w:val="OAClauseHeading"/>
+        <w:spacing w:after="120" w:before="320" w:line="340" w:beforeAutospacing="false" w:afterAutospacing="false"/>
+        <w:contextualSpacing w:val="false"/>
+      </w:pPr>
+      <w:r>
+        <w:rPr>
+          <w:rFonts w:ascii="Arial" w:cs="Arial" w:eastAsia="Arial" w:hAnsi="Arial"/>
+          <w:b/>
+          <w:bCs/>
+          <w:color w:val="1D2021"/>
+          <w:sz w:val="22"/>
+          <w:szCs w:val="22"/>
+        </w:rPr>
+        <w:t xml:space="preserve">14. Governing Law and Venue.</w:t>
       </w:r>
     </w:p>
     <w:p>
@@ -1388,7 +1502,7 @@
           <w:sz w:val="16"/>
           <w:szCs w:val="16"/>
         </w:rPr>
-        <w:t xml:space="preserve">By signing this agreement, each party acknowledges and agrees to the assignment and confidentiality obligations above.</w:t>
+        <w:t xml:space="preserve">In consideration of Employee's employment or continued employment by Company, each party acknowledges and agrees to the assignment and confidentiality obligations above.</w:t>
       </w:r>
     </w:p>
     <w:tbl>

--- a/content/templates/openagreements-employee-ip-inventions-assignment/template.docx
+++ b/content/templates/openagreements-employee-ip-inventions-assignment/template.docx
@@ -4,7 +4,7 @@
   <w:body>
     <w:p>
       <w:pPr>
-        <w:spacing w:before="240" w:after="210"/>
+        <w:spacing w:after="210" w:before="240"/>
       </w:pPr>
       <w:r>
         <w:rPr>
@@ -105,7 +105,7 @@
           </w:tcPr>
           <w:p>
             <w:pPr>
-              <w:spacing w:before="0" w:after="0" w:line="340"/>
+              <w:spacing w:after="0" w:before="0" w:line="340"/>
             </w:pPr>
             <w:r>
               <w:rPr>
@@ -140,7 +140,7 @@
           </w:tcPr>
           <w:p>
             <w:pPr>
-              <w:spacing w:before="0" w:after="0" w:line="340" w:beforeAutospacing="false" w:afterAutospacing="false"/>
+              <w:spacing w:after="0" w:before="0" w:line="340" w:beforeAutospacing="false" w:afterAutospacing="false"/>
               <w:contextualSpacing w:val="false"/>
             </w:pPr>
             <w:r>
@@ -181,7 +181,7 @@
           </w:tcPr>
           <w:p>
             <w:pPr>
-              <w:spacing w:before="0" w:after="0" w:line="340"/>
+              <w:spacing w:after="0" w:before="0" w:line="340"/>
             </w:pPr>
             <w:r>
               <w:rPr>
@@ -216,7 +216,7 @@
           </w:tcPr>
           <w:p>
             <w:pPr>
-              <w:spacing w:before="0" w:after="0" w:line="340" w:beforeAutospacing="false" w:afterAutospacing="false"/>
+              <w:spacing w:after="0" w:before="0" w:line="340" w:beforeAutospacing="false" w:afterAutospacing="false"/>
               <w:contextualSpacing w:val="false"/>
             </w:pPr>
             <w:r>
@@ -257,7 +257,7 @@
           </w:tcPr>
           <w:p>
             <w:pPr>
-              <w:spacing w:before="0" w:after="0" w:line="340"/>
+              <w:spacing w:after="0" w:before="0" w:line="340"/>
             </w:pPr>
             <w:r>
               <w:rPr>
@@ -292,7 +292,7 @@
           </w:tcPr>
           <w:p>
             <w:pPr>
-              <w:spacing w:before="0" w:after="0" w:line="340" w:beforeAutospacing="false" w:afterAutospacing="false"/>
+              <w:spacing w:after="0" w:before="0" w:line="340" w:beforeAutospacing="false" w:afterAutospacing="false"/>
               <w:contextualSpacing w:val="false"/>
             </w:pPr>
             <w:r>
@@ -333,7 +333,7 @@
           </w:tcPr>
           <w:p>
             <w:pPr>
-              <w:spacing w:before="0" w:after="0" w:line="340"/>
+              <w:spacing w:after="0" w:before="0" w:line="340"/>
             </w:pPr>
             <w:r>
               <w:rPr>
@@ -368,7 +368,7 @@
           </w:tcPr>
           <w:p>
             <w:pPr>
-              <w:spacing w:before="0" w:after="0" w:line="340" w:beforeAutospacing="false" w:afterAutospacing="false"/>
+              <w:spacing w:after="0" w:before="0" w:line="340" w:beforeAutospacing="false" w:afterAutospacing="false"/>
               <w:contextualSpacing w:val="false"/>
             </w:pPr>
             <w:r>
@@ -409,7 +409,7 @@
           </w:tcPr>
           <w:p>
             <w:pPr>
-              <w:spacing w:before="0" w:after="0" w:line="340"/>
+              <w:spacing w:after="0" w:before="0" w:line="340"/>
             </w:pPr>
             <w:r>
               <w:rPr>
@@ -444,7 +444,7 @@
           </w:tcPr>
           <w:p>
             <w:pPr>
-              <w:spacing w:before="0" w:after="0" w:line="340" w:beforeAutospacing="false" w:afterAutospacing="false"/>
+              <w:spacing w:after="0" w:before="0" w:line="340" w:beforeAutospacing="false" w:afterAutospacing="false"/>
               <w:contextualSpacing w:val="false"/>
             </w:pPr>
             <w:r>
@@ -485,7 +485,7 @@
           </w:tcPr>
           <w:p>
             <w:pPr>
-              <w:spacing w:before="0" w:after="0" w:line="340"/>
+              <w:spacing w:after="0" w:before="0" w:line="340"/>
             </w:pPr>
             <w:r>
               <w:rPr>
@@ -520,7 +520,7 @@
           </w:tcPr>
           <w:p>
             <w:pPr>
-              <w:spacing w:before="0" w:after="0" w:line="340" w:beforeAutospacing="false" w:afterAutospacing="false"/>
+              <w:spacing w:after="0" w:before="0" w:line="340" w:beforeAutospacing="false" w:afterAutospacing="false"/>
               <w:contextualSpacing w:val="false"/>
             </w:pPr>
             <w:r>
@@ -561,7 +561,7 @@
           </w:tcPr>
           <w:p>
             <w:pPr>
-              <w:spacing w:before="0" w:after="0" w:line="340"/>
+              <w:spacing w:after="0" w:before="0" w:line="340"/>
             </w:pPr>
             <w:r>
               <w:rPr>
@@ -596,7 +596,7 @@
           </w:tcPr>
           <w:p>
             <w:pPr>
-              <w:spacing w:before="0" w:after="0" w:line="340" w:beforeAutospacing="false" w:afterAutospacing="false"/>
+              <w:spacing w:after="0" w:before="0" w:line="340" w:beforeAutospacing="false" w:afterAutospacing="false"/>
               <w:contextualSpacing w:val="false"/>
             </w:pPr>
             <w:r>
@@ -637,7 +637,7 @@
           </w:tcPr>
           <w:p>
             <w:pPr>
-              <w:spacing w:before="0" w:after="0" w:line="340"/>
+              <w:spacing w:after="0" w:before="0" w:line="340"/>
             </w:pPr>
             <w:r>
               <w:rPr>
@@ -672,7 +672,7 @@
           </w:tcPr>
           <w:p>
             <w:pPr>
-              <w:spacing w:before="0" w:after="0" w:line="340" w:beforeAutospacing="false" w:afterAutospacing="false"/>
+              <w:spacing w:after="0" w:before="0" w:line="340" w:beforeAutospacing="false" w:afterAutospacing="false"/>
               <w:contextualSpacing w:val="false"/>
             </w:pPr>
             <w:r>
@@ -713,7 +713,7 @@
           </w:tcPr>
           <w:p>
             <w:pPr>
-              <w:spacing w:before="0" w:after="0" w:line="340"/>
+              <w:spacing w:after="0" w:before="0" w:line="340"/>
             </w:pPr>
             <w:r>
               <w:rPr>
@@ -748,7 +748,7 @@
           </w:tcPr>
           <w:p>
             <w:pPr>
-              <w:spacing w:before="0" w:after="0" w:line="340" w:beforeAutospacing="false" w:afterAutospacing="false"/>
+              <w:spacing w:after="0" w:before="0" w:line="340" w:beforeAutospacing="false" w:afterAutospacing="false"/>
               <w:contextualSpacing w:val="false"/>
             </w:pPr>
             <w:r>
@@ -789,7 +789,7 @@
           </w:tcPr>
           <w:p>
             <w:pPr>
-              <w:spacing w:before="0" w:after="0" w:line="340"/>
+              <w:spacing w:after="0" w:before="0" w:line="340"/>
             </w:pPr>
             <w:r>
               <w:rPr>
@@ -824,7 +824,7 @@
           </w:tcPr>
           <w:p>
             <w:pPr>
-              <w:spacing w:before="0" w:after="0" w:line="340" w:beforeAutospacing="false" w:afterAutospacing="false"/>
+              <w:spacing w:after="0" w:before="0" w:line="340" w:beforeAutospacing="false" w:afterAutospacing="false"/>
               <w:contextualSpacing w:val="false"/>
             </w:pPr>
             <w:r>
@@ -847,8 +847,8 @@
     <w:p>
       <w:pPr>
         <w:sectPr>
-          <w:headerReference w:type="default" r:id="rId6"/>
-          <w:footerReference w:type="default" r:id="rId7"/>
+          <w:headerReference w:type="default" r:id="rId7"/>
+          <w:footerReference w:type="default" r:id="rId8"/>
           <w:pgSz w:w="11906" w:h="16838" w:orient="portrait"/>
           <w:pgMar w:top="936" w:right="1080" w:bottom="720" w:left="1080" w:header="360" w:footer="432" w:gutter="0"/>
           <w:pgNumType/>
@@ -858,7 +858,7 @@
     </w:p>
     <w:p>
       <w:pPr>
-        <w:spacing w:before="0" w:after="240" w:line="340" w:beforeAutospacing="false" w:afterAutospacing="false"/>
+        <w:spacing w:after="240" w:before="0" w:line="340" w:beforeAutospacing="false" w:afterAutospacing="false"/>
         <w:contextualSpacing w:val="false"/>
       </w:pPr>
       <w:r>
@@ -876,7 +876,7 @@
     <w:p>
       <w:pPr>
         <w:pStyle w:val="OAClauseHeading"/>
-        <w:spacing w:before="320" w:after="120" w:line="340" w:beforeAutospacing="false" w:afterAutospacing="false"/>
+        <w:spacing w:after="120" w:before="320" w:line="340" w:beforeAutospacing="false" w:afterAutospacing="false"/>
         <w:contextualSpacing w:val="false"/>
       </w:pPr>
       <w:r>
@@ -888,28 +888,105 @@
           <w:sz w:val="22"/>
           <w:szCs w:val="22"/>
         </w:rPr>
-        <w:t xml:space="preserve">1. Assignment of Inventions.</w:t>
+        <w:t xml:space="preserve">1. Defined Terms.</w:t>
       </w:r>
     </w:p>
     <w:p>
       <w:pPr>
         <w:pStyle w:val="OAClauseBody"/>
-        <w:spacing w:before="0" w:after="280" w:line="340" w:beforeAutospacing="false" w:afterAutospacing="false"/>
-        <w:contextualSpacing w:val="false"/>
-      </w:pPr>
+        <w:spacing w:after="280" w:before="0" w:line="340" w:beforeAutospacing="false" w:afterAutospacing="false"/>
+        <w:contextualSpacing w:val="false"/>
+      </w:pPr>
+      <w:r>
+        <w:rPr>
+          <w:rFonts w:ascii="Arial" w:cs="Arial" w:eastAsia="Arial" w:hAnsi="Arial"/>
+          <w:color w:val="1D2021"/>
+          <w:sz w:val="22"/>
+          <w:szCs w:val="22"/>
+        </w:rPr>
+        <w:t xml:space="preserve">1.1 </w:t>
+      </w:r>
       <w:r>
         <w:rPr>
           <w:rFonts w:ascii="Arial" w:cs="Arial" w:eastAsia="Arial" w:hAnsi="Arial"/>
           <w:b/>
           <w:bCs/>
-          <w:i w:val="false"/>
-          <w:iCs w:val="false"/>
           <w:color w:val="117086"/>
           <w:sz w:val="22"/>
           <w:szCs w:val="22"/>
         </w:rPr>
-        <w:t xml:space="preserve">Employee</w:t>
-      </w:r>
+        <w:t xml:space="preserve">“Confidential Information”</w:t>
+      </w:r>
+      <w:r>
+        <w:rPr>
+          <w:rFonts w:ascii="Arial" w:cs="Arial" w:eastAsia="Arial" w:hAnsi="Arial"/>
+          <w:color w:val="1D2021"/>
+          <w:sz w:val="22"/>
+          <w:szCs w:val="22"/>
+        </w:rPr>
+        <w:t xml:space="preserve"> means non-public information that Employee learns, accesses, or develops during employment, including business strategies, customer and prospect data, trade secrets, source code, algorithms, security credentials, technical and product information, financial information, personnel information, and any additional information described in Cover Terms under Confidential Information Definition. Confidential Information does not include information that (a) was publicly known when Employee learned it, (b) becomes publicly known through no fault of Employee, (c) was lawfully known to Employee before employment without confidentiality restriction, (d) Employee rightfully receives from a third party without confidentiality restriction, or (e) Employee independently develops outside the scope of employment without using Confidential Information or Company equipment, supplies, facilities, or other resources.</w:t>
+      </w:r>
+    </w:p>
+    <w:p>
+      <w:pPr>
+        <w:pStyle w:val="OAClauseBody"/>
+        <w:spacing w:after="280" w:before="320" w:line="340" w:beforeAutospacing="false" w:afterAutospacing="false"/>
+        <w:contextualSpacing w:val="false"/>
+      </w:pPr>
+      <w:r>
+        <w:rPr>
+          <w:rFonts w:ascii="Arial" w:cs="Arial" w:eastAsia="Arial" w:hAnsi="Arial"/>
+          <w:color w:val="1D2021"/>
+          <w:sz w:val="22"/>
+          <w:szCs w:val="22"/>
+        </w:rPr>
+        <w:t xml:space="preserve">1.2 </w:t>
+      </w:r>
+      <w:r>
+        <w:rPr>
+          <w:rFonts w:ascii="Arial" w:cs="Arial" w:eastAsia="Arial" w:hAnsi="Arial"/>
+          <w:b/>
+          <w:bCs/>
+          <w:color w:val="117086"/>
+          <w:sz w:val="22"/>
+          <w:szCs w:val="22"/>
+        </w:rPr>
+        <w:t xml:space="preserve">“Covered Inventions”</w:t>
+      </w:r>
+      <w:r>
+        <w:rPr>
+          <w:rFonts w:ascii="Arial" w:cs="Arial" w:eastAsia="Arial" w:hAnsi="Arial"/>
+          <w:color w:val="1D2021"/>
+          <w:sz w:val="22"/>
+          <w:szCs w:val="22"/>
+        </w:rPr>
+        <w:t xml:space="preserve"> means inventions, software, works of authorship, discoveries, designs, data models, and related intellectual property created during employment that arise from Company work, use Company resources, or relate to Company business or actual or demonstrably anticipated research or development.</w:t>
+      </w:r>
+    </w:p>
+    <w:p>
+      <w:pPr>
+        <w:pStyle w:val="OAClauseHeading"/>
+        <w:spacing w:after="120" w:before="320" w:line="340" w:beforeAutospacing="false" w:afterAutospacing="false"/>
+        <w:contextualSpacing w:val="false"/>
+      </w:pPr>
+      <w:r>
+        <w:rPr>
+          <w:rFonts w:ascii="Arial" w:cs="Arial" w:eastAsia="Arial" w:hAnsi="Arial"/>
+          <w:b/>
+          <w:bCs/>
+          <w:color w:val="1D2021"/>
+          <w:sz w:val="22"/>
+          <w:szCs w:val="22"/>
+        </w:rPr>
+        <w:t xml:space="preserve">2. Assignment of Inventions.</w:t>
+      </w:r>
+    </w:p>
+    <w:p>
+      <w:pPr>
+        <w:pStyle w:val="OAClauseBody"/>
+        <w:spacing w:after="280" w:before="0" w:line="340" w:beforeAutospacing="false" w:afterAutospacing="false"/>
+        <w:contextualSpacing w:val="false"/>
+      </w:pPr>
       <w:r>
         <w:rPr>
           <w:rFonts w:ascii="Arial" w:cs="Arial" w:eastAsia="Arial" w:hAnsi="Arial"/>
@@ -921,21 +998,33 @@
           <w:sz w:val="22"/>
           <w:szCs w:val="22"/>
         </w:rPr>
-        <w:t xml:space="preserve"> assigns and agrees to assign to </w:t>
-      </w:r>
+        <w:t xml:space="preserve">Employee hereby assigns and agrees to assign to Company all right, title, and interest in Covered Inventions, to the extent permitted by law.</w:t>
+      </w:r>
+    </w:p>
+    <w:p>
+      <w:pPr>
+        <w:pStyle w:val="OAClauseHeading"/>
+        <w:spacing w:after="120" w:before="320" w:line="340" w:beforeAutospacing="false" w:afterAutospacing="false"/>
+        <w:contextualSpacing w:val="false"/>
+      </w:pPr>
       <w:r>
         <w:rPr>
           <w:rFonts w:ascii="Arial" w:cs="Arial" w:eastAsia="Arial" w:hAnsi="Arial"/>
           <w:b/>
           <w:bCs/>
-          <w:i w:val="false"/>
-          <w:iCs w:val="false"/>
-          <w:color w:val="117086"/>
-          <w:sz w:val="22"/>
-          <w:szCs w:val="22"/>
-        </w:rPr>
-        <w:t xml:space="preserve">Company</w:t>
-      </w:r>
+          <w:color w:val="1D2021"/>
+          <w:sz w:val="22"/>
+          <w:szCs w:val="22"/>
+        </w:rPr>
+        <w:t xml:space="preserve">3. Work Made for Hire and Further Assurances.</w:t>
+      </w:r>
+    </w:p>
+    <w:p>
+      <w:pPr>
+        <w:pStyle w:val="OAClauseBody"/>
+        <w:spacing w:after="280" w:before="0" w:line="340" w:beforeAutospacing="false" w:afterAutospacing="false"/>
+        <w:contextualSpacing w:val="false"/>
+      </w:pPr>
       <w:r>
         <w:rPr>
           <w:rFonts w:ascii="Arial" w:cs="Arial" w:eastAsia="Arial" w:hAnsi="Arial"/>
@@ -947,21 +1036,33 @@
           <w:sz w:val="22"/>
           <w:szCs w:val="22"/>
         </w:rPr>
-        <w:t xml:space="preserve"> all right, title, and interest in inventions, software, works of authorship, discoveries, designs, data models, and related intellectual property created during employment that arise from </w:t>
-      </w:r>
+        <w:t xml:space="preserve">To the extent legally permitted, copyrightable works prepared within the scope of employment are works made for hire for Company. If any rights do not automatically vest in Company, Employee hereby assigns those rights and will sign additional documents reasonably requested to confirm ownership and record assignments.</w:t>
+      </w:r>
+    </w:p>
+    <w:p>
+      <w:pPr>
+        <w:pStyle w:val="OAClauseHeading"/>
+        <w:spacing w:after="120" w:before="320" w:line="340" w:beforeAutospacing="false" w:afterAutospacing="false"/>
+        <w:contextualSpacing w:val="false"/>
+      </w:pPr>
       <w:r>
         <w:rPr>
           <w:rFonts w:ascii="Arial" w:cs="Arial" w:eastAsia="Arial" w:hAnsi="Arial"/>
           <w:b/>
           <w:bCs/>
-          <w:i w:val="false"/>
-          <w:iCs w:val="false"/>
-          <w:color w:val="117086"/>
-          <w:sz w:val="22"/>
-          <w:szCs w:val="22"/>
-        </w:rPr>
-        <w:t xml:space="preserve">Company</w:t>
-      </w:r>
+          <w:color w:val="1D2021"/>
+          <w:sz w:val="22"/>
+          <w:szCs w:val="22"/>
+        </w:rPr>
+        <w:t xml:space="preserve">4. Disclosure and Documentation.</w:t>
+      </w:r>
+    </w:p>
+    <w:p>
+      <w:pPr>
+        <w:pStyle w:val="OAClauseBody"/>
+        <w:spacing w:after="280" w:before="0" w:line="340" w:beforeAutospacing="false" w:afterAutospacing="false"/>
+        <w:contextualSpacing w:val="false"/>
+      </w:pPr>
       <w:r>
         <w:rPr>
           <w:rFonts w:ascii="Arial" w:cs="Arial" w:eastAsia="Arial" w:hAnsi="Arial"/>
@@ -973,21 +1074,33 @@
           <w:sz w:val="22"/>
           <w:szCs w:val="22"/>
         </w:rPr>
-        <w:t xml:space="preserve"> work, use </w:t>
-      </w:r>
+        <w:t xml:space="preserve">Employee will promptly disclose Covered Inventions and maintain reasonably complete records of their conception, authorship, development, and transfer, consistent with Company's written policies communicated to Employee and Employee's confidentiality obligations.</w:t>
+      </w:r>
+    </w:p>
+    <w:p>
+      <w:pPr>
+        <w:pStyle w:val="OAClauseHeading"/>
+        <w:spacing w:after="120" w:before="320" w:line="340" w:beforeAutospacing="false" w:afterAutospacing="false"/>
+        <w:contextualSpacing w:val="false"/>
+      </w:pPr>
       <w:r>
         <w:rPr>
           <w:rFonts w:ascii="Arial" w:cs="Arial" w:eastAsia="Arial" w:hAnsi="Arial"/>
           <w:b/>
           <w:bCs/>
-          <w:i w:val="false"/>
-          <w:iCs w:val="false"/>
-          <w:color w:val="117086"/>
-          <w:sz w:val="22"/>
-          <w:szCs w:val="22"/>
-        </w:rPr>
-        <w:t xml:space="preserve">Company</w:t>
-      </w:r>
+          <w:color w:val="1D2021"/>
+          <w:sz w:val="22"/>
+          <w:szCs w:val="22"/>
+        </w:rPr>
+        <w:t xml:space="preserve">5. Prior and Excluded Inventions.</w:t>
+      </w:r>
+    </w:p>
+    <w:p>
+      <w:pPr>
+        <w:pStyle w:val="OAClauseBody"/>
+        <w:spacing w:after="280" w:before="0" w:line="340" w:beforeAutospacing="false" w:afterAutospacing="false"/>
+        <w:contextualSpacing w:val="false"/>
+      </w:pPr>
       <w:r>
         <w:rPr>
           <w:rFonts w:ascii="Arial" w:cs="Arial" w:eastAsia="Arial" w:hAnsi="Arial"/>
@@ -999,21 +1112,33 @@
           <w:sz w:val="22"/>
           <w:szCs w:val="22"/>
         </w:rPr>
-        <w:t xml:space="preserve"> resources, or relate to </w:t>
-      </w:r>
+        <w:t xml:space="preserve">The Prior Inventions and Excluded Inventions identified in Cover Terms remain carved out. This agreement does not apply to an invention that Employee develops entirely on Employee's own time without using Company equipment, supplies, facilities, or trade secret information, except to the extent applicable law permits assignment because the invention relates to Company business or actual or demonstrably anticipated research or development, or results from work performed for Company. Employee represents that the Prior Inventions disclosure in Cover Terms is complete to Employee's knowledge as of the Effective Date.</w:t>
+      </w:r>
+    </w:p>
+    <w:p>
+      <w:pPr>
+        <w:pStyle w:val="OAClauseHeading"/>
+        <w:spacing w:after="120" w:before="320" w:line="340" w:beforeAutospacing="false" w:afterAutospacing="false"/>
+        <w:contextualSpacing w:val="false"/>
+      </w:pPr>
       <w:r>
         <w:rPr>
           <w:rFonts w:ascii="Arial" w:cs="Arial" w:eastAsia="Arial" w:hAnsi="Arial"/>
           <w:b/>
           <w:bCs/>
-          <w:i w:val="false"/>
-          <w:iCs w:val="false"/>
-          <w:color w:val="117086"/>
-          <w:sz w:val="22"/>
-          <w:szCs w:val="22"/>
-        </w:rPr>
-        <w:t xml:space="preserve">Company</w:t>
-      </w:r>
+          <w:color w:val="1D2021"/>
+          <w:sz w:val="22"/>
+          <w:szCs w:val="22"/>
+        </w:rPr>
+        <w:t xml:space="preserve">6. Confidential Information and Trade Secrets.</w:t>
+      </w:r>
+    </w:p>
+    <w:p>
+      <w:pPr>
+        <w:pStyle w:val="OAClauseBody"/>
+        <w:spacing w:after="280" w:before="0" w:line="340" w:beforeAutospacing="false" w:afterAutospacing="false"/>
+        <w:contextualSpacing w:val="false"/>
+      </w:pPr>
       <w:r>
         <w:rPr>
           <w:rFonts w:ascii="Arial" w:cs="Arial" w:eastAsia="Arial" w:hAnsi="Arial"/>
@@ -1025,13 +1150,13 @@
           <w:sz w:val="22"/>
           <w:szCs w:val="22"/>
         </w:rPr>
-        <w:t xml:space="preserve"> actual or anticipated business, to the extent permitted by law.</w:t>
+        <w:t xml:space="preserve">Employee will use and protect Confidential Information solely for authorized Company purposes, will not misuse or disclose Confidential Information except as permitted by this agreement, Company's written policies communicated to Employee, or law, and will follow the Confidential Information definition in this agreement, as supplemented in Cover Terms.</w:t>
       </w:r>
     </w:p>
     <w:p>
       <w:pPr>
         <w:pStyle w:val="OAClauseHeading"/>
-        <w:spacing w:before="320" w:after="120" w:line="340" w:beforeAutospacing="false" w:afterAutospacing="false"/>
+        <w:spacing w:after="120" w:before="320" w:line="340" w:beforeAutospacing="false" w:afterAutospacing="false"/>
         <w:contextualSpacing w:val="false"/>
       </w:pPr>
       <w:r>
@@ -1043,13 +1168,13 @@
           <w:sz w:val="22"/>
           <w:szCs w:val="22"/>
         </w:rPr>
-        <w:t xml:space="preserve">2. Work Made for Hire and Further Assurances.</w:t>
+        <w:t xml:space="preserve">7. Protected Disclosures and Protected Activity.</w:t>
       </w:r>
     </w:p>
     <w:p>
       <w:pPr>
         <w:pStyle w:val="OAClauseBody"/>
-        <w:spacing w:before="0" w:after="280" w:line="340" w:beforeAutospacing="false" w:afterAutospacing="false"/>
+        <w:spacing w:after="280" w:before="0" w:line="340" w:beforeAutospacing="false" w:afterAutospacing="false"/>
         <w:contextualSpacing w:val="false"/>
       </w:pPr>
       <w:r>
@@ -1063,21 +1188,33 @@
           <w:sz w:val="22"/>
           <w:szCs w:val="22"/>
         </w:rPr>
-        <w:t xml:space="preserve">To the extent legally permitted, copyrightable works prepared within the scope of employment are works made for hire for </w:t>
-      </w:r>
+        <w:t xml:space="preserve">Nothing in this agreement restricts Employee from reporting possible violations of law to a government agency or attorney, making disclosures protected by whistleblower laws, or discussing wages, hours, or working conditions as protected by law. Employee does not need Company's prior approval to make those disclosures or to notify Company that they were made. Pursuant to the Defend Trade Secrets Act (18 U.S.C. § 1833(b)), Employee will not be held criminally or civilly liable under federal or state trade secret law for disclosing a trade secret in confidence to a government official or attorney solely to report or investigate a suspected violation of law, or in a court filing made under seal. Employee may also disclose a trade secret to Employee's attorney and use it in a retaliation lawsuit if any filing containing the trade secret is made under seal and the trade secret is not otherwise disclosed except by court order.</w:t>
+      </w:r>
+    </w:p>
+    <w:p>
+      <w:pPr>
+        <w:pStyle w:val="OAClauseHeading"/>
+        <w:spacing w:after="120" w:before="320" w:line="340" w:beforeAutospacing="false" w:afterAutospacing="false"/>
+        <w:contextualSpacing w:val="false"/>
+      </w:pPr>
       <w:r>
         <w:rPr>
           <w:rFonts w:ascii="Arial" w:cs="Arial" w:eastAsia="Arial" w:hAnsi="Arial"/>
           <w:b/>
           <w:bCs/>
-          <w:i w:val="false"/>
-          <w:iCs w:val="false"/>
-          <w:color w:val="117086"/>
-          <w:sz w:val="22"/>
-          <w:szCs w:val="22"/>
-        </w:rPr>
-        <w:t xml:space="preserve">Company</w:t>
-      </w:r>
+          <w:color w:val="1D2021"/>
+          <w:sz w:val="22"/>
+          <w:szCs w:val="22"/>
+        </w:rPr>
+        <w:t xml:space="preserve">8. No Conflicting Obligations.</w:t>
+      </w:r>
+    </w:p>
+    <w:p>
+      <w:pPr>
+        <w:pStyle w:val="OAClauseBody"/>
+        <w:spacing w:after="280" w:before="0" w:line="340" w:beforeAutospacing="false" w:afterAutospacing="false"/>
+        <w:contextualSpacing w:val="false"/>
+      </w:pPr>
       <w:r>
         <w:rPr>
           <w:rFonts w:ascii="Arial" w:cs="Arial" w:eastAsia="Arial" w:hAnsi="Arial"/>
@@ -1089,21 +1226,33 @@
           <w:sz w:val="22"/>
           <w:szCs w:val="22"/>
         </w:rPr>
-        <w:t xml:space="preserve">. If any rights do not automatically vest in </w:t>
-      </w:r>
+        <w:t xml:space="preserve">Employee represents that performing duties for Company does not knowingly conflict with binding obligations to another person or entity. Employee will not bring third-party Confidential Information into Company systems or use it in Company work without written authorization.</w:t>
+      </w:r>
+    </w:p>
+    <w:p>
+      <w:pPr>
+        <w:pStyle w:val="OAClauseHeading"/>
+        <w:spacing w:after="120" w:before="320" w:line="340" w:beforeAutospacing="false" w:afterAutospacing="false"/>
+        <w:contextualSpacing w:val="false"/>
+      </w:pPr>
       <w:r>
         <w:rPr>
           <w:rFonts w:ascii="Arial" w:cs="Arial" w:eastAsia="Arial" w:hAnsi="Arial"/>
           <w:b/>
           <w:bCs/>
-          <w:i w:val="false"/>
-          <w:iCs w:val="false"/>
-          <w:color w:val="117086"/>
-          <w:sz w:val="22"/>
-          <w:szCs w:val="22"/>
-        </w:rPr>
-        <w:t xml:space="preserve">Company</w:t>
-      </w:r>
+          <w:color w:val="1D2021"/>
+          <w:sz w:val="22"/>
+          <w:szCs w:val="22"/>
+        </w:rPr>
+        <w:t xml:space="preserve">9. Records, Cooperation, and Post-Termination Assistance.</w:t>
+      </w:r>
+    </w:p>
+    <w:p>
+      <w:pPr>
+        <w:pStyle w:val="OAClauseBody"/>
+        <w:spacing w:after="280" w:before="0" w:line="340" w:beforeAutospacing="false" w:afterAutospacing="false"/>
+        <w:contextualSpacing w:val="false"/>
+      </w:pPr>
       <w:r>
         <w:rPr>
           <w:rFonts w:ascii="Arial" w:cs="Arial" w:eastAsia="Arial" w:hAnsi="Arial"/>
@@ -1115,21 +1264,33 @@
           <w:sz w:val="22"/>
           <w:szCs w:val="22"/>
         </w:rPr>
-        <w:t xml:space="preserve">, </w:t>
-      </w:r>
+        <w:t xml:space="preserve">Employee will provide the post-termination assistance listed in Cover Terms, including reasonable cooperation with filings, declarations, and assignments needed to confirm or protect Company rights in Covered Inventions. Company will request that assistance only at reasonable times and on reasonable notice and will reimburse Employee's reasonable out-of-pocket expenses.</w:t>
+      </w:r>
+    </w:p>
+    <w:p>
+      <w:pPr>
+        <w:pStyle w:val="OAClauseHeading"/>
+        <w:spacing w:after="120" w:before="320" w:line="340" w:beforeAutospacing="false" w:afterAutospacing="false"/>
+        <w:contextualSpacing w:val="false"/>
+      </w:pPr>
       <w:r>
         <w:rPr>
           <w:rFonts w:ascii="Arial" w:cs="Arial" w:eastAsia="Arial" w:hAnsi="Arial"/>
           <w:b/>
           <w:bCs/>
-          <w:i w:val="false"/>
-          <w:iCs w:val="false"/>
-          <w:color w:val="117086"/>
-          <w:sz w:val="22"/>
-          <w:szCs w:val="22"/>
-        </w:rPr>
-        <w:t xml:space="preserve">Employee</w:t>
-      </w:r>
+          <w:color w:val="1D2021"/>
+          <w:sz w:val="22"/>
+          <w:szCs w:val="22"/>
+        </w:rPr>
+        <w:t xml:space="preserve">10. Return and Deletion of Materials.</w:t>
+      </w:r>
+    </w:p>
+    <w:p>
+      <w:pPr>
+        <w:pStyle w:val="OAClauseBody"/>
+        <w:spacing w:after="280" w:before="0" w:line="340" w:beforeAutospacing="false" w:afterAutospacing="false"/>
+        <w:contextualSpacing w:val="false"/>
+      </w:pPr>
       <w:r>
         <w:rPr>
           <w:rFonts w:ascii="Arial" w:cs="Arial" w:eastAsia="Arial" w:hAnsi="Arial"/>
@@ -1141,13 +1302,13 @@
           <w:sz w:val="22"/>
           <w:szCs w:val="22"/>
         </w:rPr>
-        <w:t xml:space="preserve"> assigns those rights and will sign additional documents reasonably requested to confirm ownership and record assignments.</w:t>
+        <w:t xml:space="preserve">Employee will return, and where permitted delete, Company materials within the timing listed in Cover Terms, including devices, documents, credentials, and confidential files, except for records Employee is required to retain by law.</w:t>
       </w:r>
     </w:p>
     <w:p>
       <w:pPr>
         <w:pStyle w:val="OAClauseHeading"/>
-        <w:spacing w:before="320" w:after="120" w:line="340" w:beforeAutospacing="false" w:afterAutospacing="false"/>
+        <w:spacing w:after="120" w:before="320" w:line="340" w:beforeAutospacing="false" w:afterAutospacing="false"/>
         <w:contextualSpacing w:val="false"/>
       </w:pPr>
       <w:r>
@@ -1159,28 +1320,15 @@
           <w:sz w:val="22"/>
           <w:szCs w:val="22"/>
         </w:rPr>
-        <w:t xml:space="preserve">3. Disclosure and Documentation.</w:t>
+        <w:t xml:space="preserve">11. Survival and Limited Scope.</w:t>
       </w:r>
     </w:p>
     <w:p>
       <w:pPr>
         <w:pStyle w:val="OAClauseBody"/>
-        <w:spacing w:before="0" w:after="280" w:line="340" w:beforeAutospacing="false" w:afterAutospacing="false"/>
-        <w:contextualSpacing w:val="false"/>
-      </w:pPr>
-      <w:r>
-        <w:rPr>
-          <w:rFonts w:ascii="Arial" w:cs="Arial" w:eastAsia="Arial" w:hAnsi="Arial"/>
-          <w:b/>
-          <w:bCs/>
-          <w:i w:val="false"/>
-          <w:iCs w:val="false"/>
-          <w:color w:val="117086"/>
-          <w:sz w:val="22"/>
-          <w:szCs w:val="22"/>
-        </w:rPr>
-        <w:t xml:space="preserve">Employee</w:t>
-      </w:r>
+        <w:spacing w:after="280" w:before="0" w:line="340" w:beforeAutospacing="false" w:afterAutospacing="false"/>
+        <w:contextualSpacing w:val="false"/>
+      </w:pPr>
       <w:r>
         <w:rPr>
           <w:rFonts w:ascii="Arial" w:cs="Arial" w:eastAsia="Arial" w:hAnsi="Arial"/>
@@ -1192,21 +1340,33 @@
           <w:sz w:val="22"/>
           <w:szCs w:val="22"/>
         </w:rPr>
-        <w:t xml:space="preserve"> will promptly disclose covered inventions and maintain reasonably complete records needed to document conception, authorship, development, and transfer of rights for </w:t>
-      </w:r>
+        <w:t xml:space="preserve">Sections addressing assignment, confidentiality, return of materials, and assistance survive termination to the extent needed to enforce rights that arose during employment. Confidentiality obligations relating to trade secrets survive for so long as the information remains a trade secret under applicable law. This agreement does not transfer ownership of inventions that applicable law requires to remain with Employee.</w:t>
+      </w:r>
+    </w:p>
+    <w:p>
+      <w:pPr>
+        <w:pStyle w:val="OAClauseHeading"/>
+        <w:spacing w:after="120" w:before="320" w:line="340" w:beforeAutospacing="false" w:afterAutospacing="false"/>
+        <w:contextualSpacing w:val="false"/>
+      </w:pPr>
       <w:r>
         <w:rPr>
           <w:rFonts w:ascii="Arial" w:cs="Arial" w:eastAsia="Arial" w:hAnsi="Arial"/>
           <w:b/>
           <w:bCs/>
-          <w:i w:val="false"/>
-          <w:iCs w:val="false"/>
-          <w:color w:val="117086"/>
-          <w:sz w:val="22"/>
-          <w:szCs w:val="22"/>
-        </w:rPr>
-        <w:t xml:space="preserve">Company</w:t>
-      </w:r>
+          <w:color w:val="1D2021"/>
+          <w:sz w:val="22"/>
+          <w:szCs w:val="22"/>
+        </w:rPr>
+        <w:t xml:space="preserve">12. Severability.</w:t>
+      </w:r>
+    </w:p>
+    <w:p>
+      <w:pPr>
+        <w:pStyle w:val="OAClauseBody"/>
+        <w:spacing w:after="280" w:before="0" w:line="340" w:beforeAutospacing="false" w:afterAutospacing="false"/>
+        <w:contextualSpacing w:val="false"/>
+      </w:pPr>
       <w:r>
         <w:rPr>
           <w:rFonts w:ascii="Arial" w:cs="Arial" w:eastAsia="Arial" w:hAnsi="Arial"/>
@@ -1218,13 +1378,13 @@
           <w:sz w:val="22"/>
           <w:szCs w:val="22"/>
         </w:rPr>
-        <w:t xml:space="preserve"> business, consistent with lawful policy and confidentiality obligations.</w:t>
+        <w:t xml:space="preserve">If any provision of this agreement is unenforceable, the rest of the agreement remains effective to the fullest extent permitted by law.</w:t>
       </w:r>
     </w:p>
     <w:p>
       <w:pPr>
         <w:pStyle w:val="OAClauseHeading"/>
-        <w:spacing w:before="320" w:after="120" w:line="340" w:beforeAutospacing="false" w:afterAutospacing="false"/>
+        <w:spacing w:after="120" w:before="320" w:line="340" w:beforeAutospacing="false" w:afterAutospacing="false"/>
         <w:contextualSpacing w:val="false"/>
       </w:pPr>
       <w:r>
@@ -1236,13 +1396,13 @@
           <w:sz w:val="22"/>
           <w:szCs w:val="22"/>
         </w:rPr>
-        <w:t xml:space="preserve">4. Prior and Excluded Inventions.</w:t>
+        <w:t xml:space="preserve">13. Successors and Assigns.</w:t>
       </w:r>
     </w:p>
     <w:p>
       <w:pPr>
         <w:pStyle w:val="OAClauseBody"/>
-        <w:spacing w:before="0" w:after="280" w:line="340" w:beforeAutospacing="false" w:afterAutospacing="false"/>
+        <w:spacing w:after="280" w:before="0" w:line="340" w:beforeAutospacing="false" w:afterAutospacing="false"/>
         <w:contextualSpacing w:val="false"/>
       </w:pPr>
       <w:r>
@@ -1256,21 +1416,33 @@
           <w:sz w:val="22"/>
           <w:szCs w:val="22"/>
         </w:rPr>
-        <w:t xml:space="preserve">Inventions identified in </w:t>
-      </w:r>
+        <w:t xml:space="preserve">Employee may not assign this agreement. Company may assign it to an affiliate, successor, or acquirer of all or substantially all of Company's business or assets. This agreement binds and benefits the parties and their permitted successors and assigns.</w:t>
+      </w:r>
+    </w:p>
+    <w:p>
+      <w:pPr>
+        <w:pStyle w:val="OAClauseHeading"/>
+        <w:spacing w:after="120" w:before="320" w:line="340" w:beforeAutospacing="false" w:afterAutospacing="false"/>
+        <w:contextualSpacing w:val="false"/>
+      </w:pPr>
       <w:r>
         <w:rPr>
           <w:rFonts w:ascii="Arial" w:cs="Arial" w:eastAsia="Arial" w:hAnsi="Arial"/>
           <w:b/>
           <w:bCs/>
-          <w:i w:val="false"/>
-          <w:iCs w:val="false"/>
-          <w:color w:val="117086"/>
-          <w:sz w:val="22"/>
-          <w:szCs w:val="22"/>
-        </w:rPr>
-        <w:t xml:space="preserve">Cover Terms</w:t>
-      </w:r>
+          <w:color w:val="1D2021"/>
+          <w:sz w:val="22"/>
+          <w:szCs w:val="22"/>
+        </w:rPr>
+        <w:t xml:space="preserve">14. Governing Law and Venue.</w:t>
+      </w:r>
+    </w:p>
+    <w:p>
+      <w:pPr>
+        <w:pStyle w:val="OAClauseBody"/>
+        <w:spacing w:after="280" w:before="0" w:line="340" w:beforeAutospacing="false" w:afterAutospacing="false"/>
+        <w:contextualSpacing w:val="false"/>
+      </w:pPr>
       <w:r>
         <w:rPr>
           <w:rFonts w:ascii="Arial" w:cs="Arial" w:eastAsia="Arial" w:hAnsi="Arial"/>
@@ -1282,762 +1454,14 @@
           <w:sz w:val="22"/>
           <w:szCs w:val="22"/>
         </w:rPr>
-        <w:t xml:space="preserve"> as prior or excluded remain carved out only to the extent permitted by applicable law. </w:t>
-      </w:r>
-      <w:r>
-        <w:rPr>
-          <w:rFonts w:ascii="Arial" w:cs="Arial" w:eastAsia="Arial" w:hAnsi="Arial"/>
-          <w:b/>
-          <w:bCs/>
-          <w:i w:val="false"/>
-          <w:iCs w:val="false"/>
-          <w:color w:val="117086"/>
-          <w:sz w:val="22"/>
-          <w:szCs w:val="22"/>
-        </w:rPr>
-        <w:t xml:space="preserve">Employee</w:t>
-      </w:r>
-      <w:r>
-        <w:rPr>
-          <w:rFonts w:ascii="Arial" w:cs="Arial" w:eastAsia="Arial" w:hAnsi="Arial"/>
-          <w:b w:val="false"/>
-          <w:bCs w:val="false"/>
-          <w:i w:val="false"/>
-          <w:iCs w:val="false"/>
-          <w:color w:val="1D2021"/>
-          <w:sz w:val="22"/>
-          <w:szCs w:val="22"/>
-        </w:rPr>
-        <w:t xml:space="preserve"> represents that the prior inventions disclosure in </w:t>
-      </w:r>
-      <w:r>
-        <w:rPr>
-          <w:rFonts w:ascii="Arial" w:cs="Arial" w:eastAsia="Arial" w:hAnsi="Arial"/>
-          <w:b/>
-          <w:bCs/>
-          <w:i w:val="false"/>
-          <w:iCs w:val="false"/>
-          <w:color w:val="117086"/>
-          <w:sz w:val="22"/>
-          <w:szCs w:val="22"/>
-        </w:rPr>
-        <w:t xml:space="preserve">Cover Terms</w:t>
-      </w:r>
-      <w:r>
-        <w:rPr>
-          <w:rFonts w:ascii="Arial" w:cs="Arial" w:eastAsia="Arial" w:hAnsi="Arial"/>
-          <w:b w:val="false"/>
-          <w:bCs w:val="false"/>
-          <w:i w:val="false"/>
-          <w:iCs w:val="false"/>
-          <w:color w:val="1D2021"/>
-          <w:sz w:val="22"/>
-          <w:szCs w:val="22"/>
-        </w:rPr>
-        <w:t xml:space="preserve"> is complete to </w:t>
-      </w:r>
-      <w:r>
-        <w:rPr>
-          <w:rFonts w:ascii="Arial" w:cs="Arial" w:eastAsia="Arial" w:hAnsi="Arial"/>
-          <w:b/>
-          <w:bCs/>
-          <w:i w:val="false"/>
-          <w:iCs w:val="false"/>
-          <w:color w:val="117086"/>
-          <w:sz w:val="22"/>
-          <w:szCs w:val="22"/>
-        </w:rPr>
-        <w:t xml:space="preserve">Employee</w:t>
-      </w:r>
-      <w:r>
-        <w:rPr>
-          <w:rFonts w:ascii="Arial" w:cs="Arial" w:eastAsia="Arial" w:hAnsi="Arial"/>
-          <w:b w:val="false"/>
-          <w:bCs w:val="false"/>
-          <w:i w:val="false"/>
-          <w:iCs w:val="false"/>
-          <w:color w:val="1D2021"/>
-          <w:sz w:val="22"/>
-          <w:szCs w:val="22"/>
-        </w:rPr>
-        <w:t xml:space="preserve"> knowledge as of the Effective Date.</w:t>
-      </w:r>
-    </w:p>
-    <w:p>
-      <w:pPr>
-        <w:pStyle w:val="OAClauseHeading"/>
-        <w:spacing w:before="320" w:after="120" w:line="340" w:beforeAutospacing="false" w:afterAutospacing="false"/>
-        <w:contextualSpacing w:val="false"/>
-      </w:pPr>
-      <w:r>
-        <w:rPr>
-          <w:rFonts w:ascii="Arial" w:cs="Arial" w:eastAsia="Arial" w:hAnsi="Arial"/>
-          <w:b/>
-          <w:bCs/>
-          <w:color w:val="1D2021"/>
-          <w:sz w:val="22"/>
-          <w:szCs w:val="22"/>
-        </w:rPr>
-        <w:t xml:space="preserve">5. Confidential Information and Trade Secrets.</w:t>
-      </w:r>
-    </w:p>
-    <w:p>
-      <w:pPr>
-        <w:pStyle w:val="OAClauseBody"/>
-        <w:spacing w:before="0" w:after="280" w:line="340" w:beforeAutospacing="false" w:afterAutospacing="false"/>
-        <w:contextualSpacing w:val="false"/>
-      </w:pPr>
-      <w:r>
-        <w:rPr>
-          <w:rFonts w:ascii="Arial" w:cs="Arial" w:eastAsia="Arial" w:hAnsi="Arial"/>
-          <w:b/>
-          <w:bCs/>
-          <w:i w:val="false"/>
-          <w:iCs w:val="false"/>
-          <w:color w:val="117086"/>
-          <w:sz w:val="22"/>
-          <w:szCs w:val="22"/>
-        </w:rPr>
-        <w:t xml:space="preserve">Employee</w:t>
-      </w:r>
-      <w:r>
-        <w:rPr>
-          <w:rFonts w:ascii="Arial" w:cs="Arial" w:eastAsia="Arial" w:hAnsi="Arial"/>
-          <w:b w:val="false"/>
-          <w:bCs w:val="false"/>
-          <w:i w:val="false"/>
-          <w:iCs w:val="false"/>
-          <w:color w:val="1D2021"/>
-          <w:sz w:val="22"/>
-          <w:szCs w:val="22"/>
-        </w:rPr>
-        <w:t xml:space="preserve"> will use and protect confidential information solely for authorized </w:t>
-      </w:r>
-      <w:r>
-        <w:rPr>
-          <w:rFonts w:ascii="Arial" w:cs="Arial" w:eastAsia="Arial" w:hAnsi="Arial"/>
-          <w:b/>
-          <w:bCs/>
-          <w:i w:val="false"/>
-          <w:iCs w:val="false"/>
-          <w:color w:val="117086"/>
-          <w:sz w:val="22"/>
-          <w:szCs w:val="22"/>
-        </w:rPr>
-        <w:t xml:space="preserve">Company</w:t>
-      </w:r>
-      <w:r>
-        <w:rPr>
-          <w:rFonts w:ascii="Arial" w:cs="Arial" w:eastAsia="Arial" w:hAnsi="Arial"/>
-          <w:b w:val="false"/>
-          <w:bCs w:val="false"/>
-          <w:i w:val="false"/>
-          <w:iCs w:val="false"/>
-          <w:color w:val="1D2021"/>
-          <w:sz w:val="22"/>
-          <w:szCs w:val="22"/>
-        </w:rPr>
-        <w:t xml:space="preserve"> purposes, will not misuse or disclose confidential information except as permitted by </w:t>
-      </w:r>
-      <w:r>
-        <w:rPr>
-          <w:rFonts w:ascii="Arial" w:cs="Arial" w:eastAsia="Arial" w:hAnsi="Arial"/>
-          <w:b/>
-          <w:bCs/>
-          <w:i w:val="false"/>
-          <w:iCs w:val="false"/>
-          <w:color w:val="117086"/>
-          <w:sz w:val="22"/>
-          <w:szCs w:val="22"/>
-        </w:rPr>
-        <w:t xml:space="preserve">Company</w:t>
-      </w:r>
-      <w:r>
-        <w:rPr>
-          <w:rFonts w:ascii="Arial" w:cs="Arial" w:eastAsia="Arial" w:hAnsi="Arial"/>
-          <w:b w:val="false"/>
-          <w:bCs w:val="false"/>
-          <w:i w:val="false"/>
-          <w:iCs w:val="false"/>
-          <w:color w:val="1D2021"/>
-          <w:sz w:val="22"/>
-          <w:szCs w:val="22"/>
-        </w:rPr>
-        <w:t xml:space="preserve"> policy or law, and will follow the confidential information definition set out in </w:t>
-      </w:r>
-      <w:r>
-        <w:rPr>
-          <w:rFonts w:ascii="Arial" w:cs="Arial" w:eastAsia="Arial" w:hAnsi="Arial"/>
-          <w:b/>
-          <w:bCs/>
-          <w:i w:val="false"/>
-          <w:iCs w:val="false"/>
-          <w:color w:val="117086"/>
-          <w:sz w:val="22"/>
-          <w:szCs w:val="22"/>
-        </w:rPr>
-        <w:t xml:space="preserve">Cover Terms</w:t>
-      </w:r>
-      <w:r>
-        <w:rPr>
-          <w:rFonts w:ascii="Arial" w:cs="Arial" w:eastAsia="Arial" w:hAnsi="Arial"/>
-          <w:b w:val="false"/>
-          <w:bCs w:val="false"/>
-          <w:i w:val="false"/>
-          <w:iCs w:val="false"/>
-          <w:color w:val="1D2021"/>
-          <w:sz w:val="22"/>
-          <w:szCs w:val="22"/>
-        </w:rPr>
-        <w:t xml:space="preserve">.</w:t>
-      </w:r>
-    </w:p>
-    <w:p>
-      <w:pPr>
-        <w:pStyle w:val="OAClauseHeading"/>
-        <w:spacing w:before="320" w:after="120" w:line="340" w:beforeAutospacing="false" w:afterAutospacing="false"/>
-        <w:contextualSpacing w:val="false"/>
-      </w:pPr>
-      <w:r>
-        <w:rPr>
-          <w:rFonts w:ascii="Arial" w:cs="Arial" w:eastAsia="Arial" w:hAnsi="Arial"/>
-          <w:b/>
-          <w:bCs/>
-          <w:color w:val="1D2021"/>
-          <w:sz w:val="22"/>
-          <w:szCs w:val="22"/>
-        </w:rPr>
-        <w:t xml:space="preserve">6. No Conflicting Obligations.</w:t>
-      </w:r>
-    </w:p>
-    <w:p>
-      <w:pPr>
-        <w:pStyle w:val="OAClauseBody"/>
-        <w:spacing w:before="0" w:after="280" w:line="340" w:beforeAutospacing="false" w:afterAutospacing="false"/>
-        <w:contextualSpacing w:val="false"/>
-      </w:pPr>
-      <w:r>
-        <w:rPr>
-          <w:rFonts w:ascii="Arial" w:cs="Arial" w:eastAsia="Arial" w:hAnsi="Arial"/>
-          <w:b/>
-          <w:bCs/>
-          <w:i w:val="false"/>
-          <w:iCs w:val="false"/>
-          <w:color w:val="117086"/>
-          <w:sz w:val="22"/>
-          <w:szCs w:val="22"/>
-        </w:rPr>
-        <w:t xml:space="preserve">Employee</w:t>
-      </w:r>
-      <w:r>
-        <w:rPr>
-          <w:rFonts w:ascii="Arial" w:cs="Arial" w:eastAsia="Arial" w:hAnsi="Arial"/>
-          <w:b w:val="false"/>
-          <w:bCs w:val="false"/>
-          <w:i w:val="false"/>
-          <w:iCs w:val="false"/>
-          <w:color w:val="1D2021"/>
-          <w:sz w:val="22"/>
-          <w:szCs w:val="22"/>
-        </w:rPr>
-        <w:t xml:space="preserve"> represents that performing duties for </w:t>
-      </w:r>
-      <w:r>
-        <w:rPr>
-          <w:rFonts w:ascii="Arial" w:cs="Arial" w:eastAsia="Arial" w:hAnsi="Arial"/>
-          <w:b/>
-          <w:bCs/>
-          <w:i w:val="false"/>
-          <w:iCs w:val="false"/>
-          <w:color w:val="117086"/>
-          <w:sz w:val="22"/>
-          <w:szCs w:val="22"/>
-        </w:rPr>
-        <w:t xml:space="preserve">Company</w:t>
-      </w:r>
-      <w:r>
-        <w:rPr>
-          <w:rFonts w:ascii="Arial" w:cs="Arial" w:eastAsia="Arial" w:hAnsi="Arial"/>
-          <w:b w:val="false"/>
-          <w:bCs w:val="false"/>
-          <w:i w:val="false"/>
-          <w:iCs w:val="false"/>
-          <w:color w:val="1D2021"/>
-          <w:sz w:val="22"/>
-          <w:szCs w:val="22"/>
-        </w:rPr>
-        <w:t xml:space="preserve"> does not knowingly conflict with binding obligations to another person or entity. </w:t>
-      </w:r>
-      <w:r>
-        <w:rPr>
-          <w:rFonts w:ascii="Arial" w:cs="Arial" w:eastAsia="Arial" w:hAnsi="Arial"/>
-          <w:b/>
-          <w:bCs/>
-          <w:i w:val="false"/>
-          <w:iCs w:val="false"/>
-          <w:color w:val="117086"/>
-          <w:sz w:val="22"/>
-          <w:szCs w:val="22"/>
-        </w:rPr>
-        <w:t xml:space="preserve">Employee</w:t>
-      </w:r>
-      <w:r>
-        <w:rPr>
-          <w:rFonts w:ascii="Arial" w:cs="Arial" w:eastAsia="Arial" w:hAnsi="Arial"/>
-          <w:b w:val="false"/>
-          <w:bCs w:val="false"/>
-          <w:i w:val="false"/>
-          <w:iCs w:val="false"/>
-          <w:color w:val="1D2021"/>
-          <w:sz w:val="22"/>
-          <w:szCs w:val="22"/>
-        </w:rPr>
-        <w:t xml:space="preserve"> will not bring third-party confidential information into </w:t>
-      </w:r>
-      <w:r>
-        <w:rPr>
-          <w:rFonts w:ascii="Arial" w:cs="Arial" w:eastAsia="Arial" w:hAnsi="Arial"/>
-          <w:b/>
-          <w:bCs/>
-          <w:i w:val="false"/>
-          <w:iCs w:val="false"/>
-          <w:color w:val="117086"/>
-          <w:sz w:val="22"/>
-          <w:szCs w:val="22"/>
-        </w:rPr>
-        <w:t xml:space="preserve">Company</w:t>
-      </w:r>
-      <w:r>
-        <w:rPr>
-          <w:rFonts w:ascii="Arial" w:cs="Arial" w:eastAsia="Arial" w:hAnsi="Arial"/>
-          <w:b w:val="false"/>
-          <w:bCs w:val="false"/>
-          <w:i w:val="false"/>
-          <w:iCs w:val="false"/>
-          <w:color w:val="1D2021"/>
-          <w:sz w:val="22"/>
-          <w:szCs w:val="22"/>
-        </w:rPr>
-        <w:t xml:space="preserve"> systems or use it in </w:t>
-      </w:r>
-      <w:r>
-        <w:rPr>
-          <w:rFonts w:ascii="Arial" w:cs="Arial" w:eastAsia="Arial" w:hAnsi="Arial"/>
-          <w:b/>
-          <w:bCs/>
-          <w:i w:val="false"/>
-          <w:iCs w:val="false"/>
-          <w:color w:val="117086"/>
-          <w:sz w:val="22"/>
-          <w:szCs w:val="22"/>
-        </w:rPr>
-        <w:t xml:space="preserve">Company</w:t>
-      </w:r>
-      <w:r>
-        <w:rPr>
-          <w:rFonts w:ascii="Arial" w:cs="Arial" w:eastAsia="Arial" w:hAnsi="Arial"/>
-          <w:b w:val="false"/>
-          <w:bCs w:val="false"/>
-          <w:i w:val="false"/>
-          <w:iCs w:val="false"/>
-          <w:color w:val="1D2021"/>
-          <w:sz w:val="22"/>
-          <w:szCs w:val="22"/>
-        </w:rPr>
-        <w:t xml:space="preserve"> work without written authorization.</w:t>
-      </w:r>
-    </w:p>
-    <w:p>
-      <w:pPr>
-        <w:pStyle w:val="OAClauseHeading"/>
-        <w:spacing w:before="320" w:after="120" w:line="340" w:beforeAutospacing="false" w:afterAutospacing="false"/>
-        <w:contextualSpacing w:val="false"/>
-      </w:pPr>
-      <w:r>
-        <w:rPr>
-          <w:rFonts w:ascii="Arial" w:cs="Arial" w:eastAsia="Arial" w:hAnsi="Arial"/>
-          <w:b/>
-          <w:bCs/>
-          <w:color w:val="1D2021"/>
-          <w:sz w:val="22"/>
-          <w:szCs w:val="22"/>
-        </w:rPr>
-        <w:t xml:space="preserve">7. Records, Cooperation, and Post-Termination Assistance.</w:t>
-      </w:r>
-    </w:p>
-    <w:p>
-      <w:pPr>
-        <w:pStyle w:val="OAClauseBody"/>
-        <w:spacing w:before="0" w:after="280" w:line="340" w:beforeAutospacing="false" w:afterAutospacing="false"/>
-        <w:contextualSpacing w:val="false"/>
-      </w:pPr>
-      <w:r>
-        <w:rPr>
-          <w:rFonts w:ascii="Arial" w:cs="Arial" w:eastAsia="Arial" w:hAnsi="Arial"/>
-          <w:b/>
-          <w:bCs/>
-          <w:i w:val="false"/>
-          <w:iCs w:val="false"/>
-          <w:color w:val="117086"/>
-          <w:sz w:val="22"/>
-          <w:szCs w:val="22"/>
-        </w:rPr>
-        <w:t xml:space="preserve">Employee</w:t>
-      </w:r>
-      <w:r>
-        <w:rPr>
-          <w:rFonts w:ascii="Arial" w:cs="Arial" w:eastAsia="Arial" w:hAnsi="Arial"/>
-          <w:b w:val="false"/>
-          <w:bCs w:val="false"/>
-          <w:i w:val="false"/>
-          <w:iCs w:val="false"/>
-          <w:color w:val="1D2021"/>
-          <w:sz w:val="22"/>
-          <w:szCs w:val="22"/>
-        </w:rPr>
-        <w:t xml:space="preserve"> will provide the post-termination assistance listed in </w:t>
-      </w:r>
-      <w:r>
-        <w:rPr>
-          <w:rFonts w:ascii="Arial" w:cs="Arial" w:eastAsia="Arial" w:hAnsi="Arial"/>
-          <w:b/>
-          <w:bCs/>
-          <w:i w:val="false"/>
-          <w:iCs w:val="false"/>
-          <w:color w:val="117086"/>
-          <w:sz w:val="22"/>
-          <w:szCs w:val="22"/>
-        </w:rPr>
-        <w:t xml:space="preserve">Cover Terms</w:t>
-      </w:r>
-      <w:r>
-        <w:rPr>
-          <w:rFonts w:ascii="Arial" w:cs="Arial" w:eastAsia="Arial" w:hAnsi="Arial"/>
-          <w:b w:val="false"/>
-          <w:bCs w:val="false"/>
-          <w:i w:val="false"/>
-          <w:iCs w:val="false"/>
-          <w:color w:val="1D2021"/>
-          <w:sz w:val="22"/>
-          <w:szCs w:val="22"/>
-        </w:rPr>
-        <w:t xml:space="preserve">, including reasonable cooperation with filings, declarations, and assignments needed to confirm or protect </w:t>
-      </w:r>
-      <w:r>
-        <w:rPr>
-          <w:rFonts w:ascii="Arial" w:cs="Arial" w:eastAsia="Arial" w:hAnsi="Arial"/>
-          <w:b/>
-          <w:bCs/>
-          <w:i w:val="false"/>
-          <w:iCs w:val="false"/>
-          <w:color w:val="117086"/>
-          <w:sz w:val="22"/>
-          <w:szCs w:val="22"/>
-        </w:rPr>
-        <w:t xml:space="preserve">Company</w:t>
-      </w:r>
-      <w:r>
-        <w:rPr>
-          <w:rFonts w:ascii="Arial" w:cs="Arial" w:eastAsia="Arial" w:hAnsi="Arial"/>
-          <w:b w:val="false"/>
-          <w:bCs w:val="false"/>
-          <w:i w:val="false"/>
-          <w:iCs w:val="false"/>
-          <w:color w:val="1D2021"/>
-          <w:sz w:val="22"/>
-          <w:szCs w:val="22"/>
-        </w:rPr>
-        <w:t xml:space="preserve"> rights in covered inventions, subject to reimbursement of reasonable out-of-pocket expenses when required by policy.</w:t>
-      </w:r>
-    </w:p>
-    <w:p>
-      <w:pPr>
-        <w:pStyle w:val="OAClauseHeading"/>
-        <w:spacing w:before="320" w:after="120" w:line="340" w:beforeAutospacing="false" w:afterAutospacing="false"/>
-        <w:contextualSpacing w:val="false"/>
-      </w:pPr>
-      <w:r>
-        <w:rPr>
-          <w:rFonts w:ascii="Arial" w:cs="Arial" w:eastAsia="Arial" w:hAnsi="Arial"/>
-          <w:b/>
-          <w:bCs/>
-          <w:color w:val="1D2021"/>
-          <w:sz w:val="22"/>
-          <w:szCs w:val="22"/>
-        </w:rPr>
-        <w:t xml:space="preserve">8. Return and Deletion of Materials.</w:t>
-      </w:r>
-    </w:p>
-    <w:p>
-      <w:pPr>
-        <w:pStyle w:val="OAClauseBody"/>
-        <w:spacing w:before="0" w:after="280" w:line="340" w:beforeAutospacing="false" w:afterAutospacing="false"/>
-        <w:contextualSpacing w:val="false"/>
-      </w:pPr>
-      <w:r>
-        <w:rPr>
-          <w:rFonts w:ascii="Arial" w:cs="Arial" w:eastAsia="Arial" w:hAnsi="Arial"/>
-          <w:b/>
-          <w:bCs/>
-          <w:i w:val="false"/>
-          <w:iCs w:val="false"/>
-          <w:color w:val="117086"/>
-          <w:sz w:val="22"/>
-          <w:szCs w:val="22"/>
-        </w:rPr>
-        <w:t xml:space="preserve">Employee</w:t>
-      </w:r>
-      <w:r>
-        <w:rPr>
-          <w:rFonts w:ascii="Arial" w:cs="Arial" w:eastAsia="Arial" w:hAnsi="Arial"/>
-          <w:b w:val="false"/>
-          <w:bCs w:val="false"/>
-          <w:i w:val="false"/>
-          <w:iCs w:val="false"/>
-          <w:color w:val="1D2021"/>
-          <w:sz w:val="22"/>
-          <w:szCs w:val="22"/>
-        </w:rPr>
-        <w:t xml:space="preserve"> will return, and where permitted delete, </w:t>
-      </w:r>
-      <w:r>
-        <w:rPr>
-          <w:rFonts w:ascii="Arial" w:cs="Arial" w:eastAsia="Arial" w:hAnsi="Arial"/>
-          <w:b/>
-          <w:bCs/>
-          <w:i w:val="false"/>
-          <w:iCs w:val="false"/>
-          <w:color w:val="117086"/>
-          <w:sz w:val="22"/>
-          <w:szCs w:val="22"/>
-        </w:rPr>
-        <w:t xml:space="preserve">Company</w:t>
-      </w:r>
-      <w:r>
-        <w:rPr>
-          <w:rFonts w:ascii="Arial" w:cs="Arial" w:eastAsia="Arial" w:hAnsi="Arial"/>
-          <w:b w:val="false"/>
-          <w:bCs w:val="false"/>
-          <w:i w:val="false"/>
-          <w:iCs w:val="false"/>
-          <w:color w:val="1D2021"/>
-          <w:sz w:val="22"/>
-          <w:szCs w:val="22"/>
-        </w:rPr>
-        <w:t xml:space="preserve"> materials within the timing listed in </w:t>
-      </w:r>
-      <w:r>
-        <w:rPr>
-          <w:rFonts w:ascii="Arial" w:cs="Arial" w:eastAsia="Arial" w:hAnsi="Arial"/>
-          <w:b/>
-          <w:bCs/>
-          <w:i w:val="false"/>
-          <w:iCs w:val="false"/>
-          <w:color w:val="117086"/>
-          <w:sz w:val="22"/>
-          <w:szCs w:val="22"/>
-        </w:rPr>
-        <w:t xml:space="preserve">Cover Terms</w:t>
-      </w:r>
-      <w:r>
-        <w:rPr>
-          <w:rFonts w:ascii="Arial" w:cs="Arial" w:eastAsia="Arial" w:hAnsi="Arial"/>
-          <w:b w:val="false"/>
-          <w:bCs w:val="false"/>
-          <w:i w:val="false"/>
-          <w:iCs w:val="false"/>
-          <w:color w:val="1D2021"/>
-          <w:sz w:val="22"/>
-          <w:szCs w:val="22"/>
-        </w:rPr>
-        <w:t xml:space="preserve">, including devices, documents, credentials, and confidential files, except for records </w:t>
-      </w:r>
-      <w:r>
-        <w:rPr>
-          <w:rFonts w:ascii="Arial" w:cs="Arial" w:eastAsia="Arial" w:hAnsi="Arial"/>
-          <w:b/>
-          <w:bCs/>
-          <w:i w:val="false"/>
-          <w:iCs w:val="false"/>
-          <w:color w:val="117086"/>
-          <w:sz w:val="22"/>
-          <w:szCs w:val="22"/>
-        </w:rPr>
-        <w:t xml:space="preserve">Employee</w:t>
-      </w:r>
-      <w:r>
-        <w:rPr>
-          <w:rFonts w:ascii="Arial" w:cs="Arial" w:eastAsia="Arial" w:hAnsi="Arial"/>
-          <w:b w:val="false"/>
-          <w:bCs w:val="false"/>
-          <w:i w:val="false"/>
-          <w:iCs w:val="false"/>
-          <w:color w:val="1D2021"/>
-          <w:sz w:val="22"/>
-          <w:szCs w:val="22"/>
-        </w:rPr>
-        <w:t xml:space="preserve"> is required to retain by law.</w:t>
-      </w:r>
-    </w:p>
-    <w:p>
-      <w:pPr>
-        <w:pStyle w:val="OAClauseHeading"/>
-        <w:spacing w:before="320" w:after="120" w:line="340" w:beforeAutospacing="false" w:afterAutospacing="false"/>
-        <w:contextualSpacing w:val="false"/>
-      </w:pPr>
-      <w:r>
-        <w:rPr>
-          <w:rFonts w:ascii="Arial" w:cs="Arial" w:eastAsia="Arial" w:hAnsi="Arial"/>
-          <w:b/>
-          <w:bCs/>
-          <w:color w:val="1D2021"/>
-          <w:sz w:val="22"/>
-          <w:szCs w:val="22"/>
-        </w:rPr>
-        <w:t xml:space="preserve">9. Survival and Limited Scope.</w:t>
-      </w:r>
-    </w:p>
-    <w:p>
-      <w:pPr>
-        <w:pStyle w:val="OAClauseBody"/>
-        <w:spacing w:before="0" w:after="280" w:line="340" w:beforeAutospacing="false" w:afterAutospacing="false"/>
-        <w:contextualSpacing w:val="false"/>
-      </w:pPr>
-      <w:r>
-        <w:rPr>
-          <w:rFonts w:ascii="Arial" w:cs="Arial" w:eastAsia="Arial" w:hAnsi="Arial"/>
-          <w:b w:val="false"/>
-          <w:bCs w:val="false"/>
-          <w:i w:val="false"/>
-          <w:iCs w:val="false"/>
-          <w:color w:val="1D2021"/>
-          <w:sz w:val="22"/>
-          <w:szCs w:val="22"/>
-        </w:rPr>
-        <w:t xml:space="preserve">Sections addressing assignment, confidentiality, return of materials, and assistance survive termination to the extent needed to enforce rights that arose during employment. This agreement does not transfer ownership of inventions that applicable law requires to remain with </w:t>
-      </w:r>
-      <w:r>
-        <w:rPr>
-          <w:rFonts w:ascii="Arial" w:cs="Arial" w:eastAsia="Arial" w:hAnsi="Arial"/>
-          <w:b/>
-          <w:bCs/>
-          <w:i w:val="false"/>
-          <w:iCs w:val="false"/>
-          <w:color w:val="117086"/>
-          <w:sz w:val="22"/>
-          <w:szCs w:val="22"/>
-        </w:rPr>
-        <w:t xml:space="preserve">Employee</w:t>
-      </w:r>
-      <w:r>
-        <w:rPr>
-          <w:rFonts w:ascii="Arial" w:cs="Arial" w:eastAsia="Arial" w:hAnsi="Arial"/>
-          <w:b w:val="false"/>
-          <w:bCs w:val="false"/>
-          <w:i w:val="false"/>
-          <w:iCs w:val="false"/>
-          <w:color w:val="1D2021"/>
-          <w:sz w:val="22"/>
-          <w:szCs w:val="22"/>
-        </w:rPr>
-        <w:t xml:space="preserve">.</w:t>
-      </w:r>
-    </w:p>
-    <w:p>
-      <w:pPr>
-        <w:pStyle w:val="OAClauseHeading"/>
-        <w:spacing w:before="320" w:after="120" w:line="340" w:beforeAutospacing="false" w:afterAutospacing="false"/>
-        <w:contextualSpacing w:val="false"/>
-      </w:pPr>
-      <w:r>
-        <w:rPr>
-          <w:rFonts w:ascii="Arial" w:cs="Arial" w:eastAsia="Arial" w:hAnsi="Arial"/>
-          <w:b/>
-          <w:bCs/>
-          <w:color w:val="1D2021"/>
-          <w:sz w:val="22"/>
-          <w:szCs w:val="22"/>
-        </w:rPr>
-        <w:t xml:space="preserve">10. Governing Law and Venue.</w:t>
-      </w:r>
-    </w:p>
-    <w:p>
-      <w:pPr>
-        <w:pStyle w:val="OAClauseBody"/>
-        <w:spacing w:before="0" w:after="280" w:line="340" w:beforeAutospacing="false" w:afterAutospacing="false"/>
-        <w:contextualSpacing w:val="false"/>
-      </w:pPr>
-      <w:r>
-        <w:rPr>
-          <w:rFonts w:ascii="Arial" w:cs="Arial" w:eastAsia="Arial" w:hAnsi="Arial"/>
-          <w:b w:val="false"/>
-          <w:bCs w:val="false"/>
-          <w:i w:val="false"/>
-          <w:iCs w:val="false"/>
-          <w:color w:val="1D2021"/>
-          <w:sz w:val="22"/>
-          <w:szCs w:val="22"/>
-        </w:rPr>
-        <w:t xml:space="preserve">This agreement is governed by the law listed in </w:t>
-      </w:r>
-      <w:r>
-        <w:rPr>
-          <w:rFonts w:ascii="Arial" w:cs="Arial" w:eastAsia="Arial" w:hAnsi="Arial"/>
-          <w:b/>
-          <w:bCs/>
-          <w:i w:val="false"/>
-          <w:iCs w:val="false"/>
-          <w:color w:val="117086"/>
-          <w:sz w:val="22"/>
-          <w:szCs w:val="22"/>
-        </w:rPr>
-        <w:t xml:space="preserve">Cover Terms</w:t>
-      </w:r>
-      <w:r>
-        <w:rPr>
-          <w:rFonts w:ascii="Arial" w:cs="Arial" w:eastAsia="Arial" w:hAnsi="Arial"/>
-          <w:b w:val="false"/>
-          <w:bCs w:val="false"/>
-          <w:i w:val="false"/>
-          <w:iCs w:val="false"/>
-          <w:color w:val="1D2021"/>
-          <w:sz w:val="22"/>
-          <w:szCs w:val="22"/>
-        </w:rPr>
-        <w:t xml:space="preserve">, and disputes will be resolved in the venue listed in </w:t>
-      </w:r>
-      <w:r>
-        <w:rPr>
-          <w:rFonts w:ascii="Arial" w:cs="Arial" w:eastAsia="Arial" w:hAnsi="Arial"/>
-          <w:b/>
-          <w:bCs/>
-          <w:i w:val="false"/>
-          <w:iCs w:val="false"/>
-          <w:color w:val="117086"/>
-          <w:sz w:val="22"/>
-          <w:szCs w:val="22"/>
-        </w:rPr>
-        <w:t xml:space="preserve">Cover Terms</w:t>
-      </w:r>
-      <w:r>
-        <w:rPr>
-          <w:rFonts w:ascii="Arial" w:cs="Arial" w:eastAsia="Arial" w:hAnsi="Arial"/>
-          <w:b w:val="false"/>
-          <w:bCs w:val="false"/>
-          <w:i w:val="false"/>
-          <w:iCs w:val="false"/>
-          <w:color w:val="1D2021"/>
-          <w:sz w:val="22"/>
-          <w:szCs w:val="22"/>
-        </w:rPr>
-        <w:t xml:space="preserve">, subject to non-waivable rights under applicable law.</w:t>
+        <w:t xml:space="preserve">This agreement is governed by the law listed in Cover Terms, and disputes will be resolved in the venue listed in Cover Terms, subject to non-waivable rights under applicable law.</w:t>
       </w:r>
     </w:p>
     <w:p>
       <w:pPr>
         <w:sectPr>
-          <w:headerReference w:type="default" r:id="rId8"/>
-          <w:footerReference w:type="default" r:id="rId9"/>
+          <w:headerReference w:type="default" r:id="rId9"/>
+          <w:footerReference w:type="default" r:id="rId10"/>
           <w:pgSz w:w="11906" w:h="16838" w:orient="portrait"/>
           <w:pgMar w:top="936" w:right="1080" w:bottom="720" w:left="1080" w:header="360" w:footer="432" w:gutter="0"/>
           <w:pgNumType/>
@@ -2047,7 +1471,7 @@
     </w:p>
     <w:p>
       <w:pPr>
-        <w:spacing w:before="0" w:after="240" w:line="340" w:beforeAutospacing="false" w:afterAutospacing="false"/>
+        <w:spacing w:after="240" w:before="0" w:line="340" w:beforeAutospacing="false" w:afterAutospacing="false"/>
         <w:contextualSpacing w:val="false"/>
       </w:pPr>
       <w:r>
@@ -2064,7 +1488,7 @@
     </w:p>
     <w:p>
       <w:pPr>
-        <w:spacing w:before="0" w:after="280" w:line="340" w:beforeAutospacing="false" w:afterAutospacing="false"/>
+        <w:spacing w:after="280" w:before="0" w:line="340" w:beforeAutospacing="false" w:afterAutospacing="false"/>
         <w:contextualSpacing w:val="false"/>
       </w:pPr>
       <w:r>
@@ -2078,7 +1502,7 @@
           <w:sz w:val="16"/>
           <w:szCs w:val="16"/>
         </w:rPr>
-        <w:t xml:space="preserve">By signing this agreement, each party acknowledges and agrees to the assignment and confidentiality obligations above.</w:t>
+        <w:t xml:space="preserve">In consideration of Employee's employment or continued employment by Company, each party acknowledges and agrees to the assignment and confidentiality obligations above.</w:t>
       </w:r>
     </w:p>
     <w:tbl>
@@ -2715,8 +2139,8 @@
       </w:tr>
     </w:tbl>
     <w:sectPr>
-      <w:headerReference w:type="default" r:id="rId10"/>
-      <w:footerReference w:type="default" r:id="rId11"/>
+      <w:headerReference w:type="default" r:id="rId11"/>
+      <w:footerReference w:type="default" r:id="rId12"/>
       <w:pgSz w:w="11906" w:h="16838" w:orient="portrait"/>
       <w:pgMar w:top="936" w:right="1080" w:bottom="720" w:left="1080" w:header="360" w:footer="432" w:gutter="0"/>
       <w:pgNumType/>
@@ -2728,6 +2152,43 @@
 
 <file path=word/comments.xml><?xml version="1.0" encoding="utf-8"?>
 <w:comments xmlns:cx="http://schemas.microsoft.com/office/drawing/2014/chartex" xmlns:cx1="http://schemas.microsoft.com/office/drawing/2015/9/8/chartex" xmlns:cx2="http://schemas.microsoft.com/office/drawing/2015/10/21/chartex" xmlns:cx3="http://schemas.microsoft.com/office/drawing/2016/5/9/chartex" xmlns:cx4="http://schemas.microsoft.com/office/drawing/2016/5/10/chartex" xmlns:cx5="http://schemas.microsoft.com/office/drawing/2016/5/11/chartex" xmlns:cx6="http://schemas.microsoft.com/office/drawing/2016/5/12/chartex" xmlns:cx7="http://schemas.microsoft.com/office/drawing/2016/5/13/chartex" xmlns:cx8="http://schemas.microsoft.com/office/drawing/2016/5/14/chartex" xmlns:mc="http://schemas.openxmlformats.org/markup-compatibility/2006" xmlns:aink="http://schemas.microsoft.com/office/drawing/2016/ink" xmlns:am3d="http://schemas.microsoft.com/office/drawing/2017/model3d" xmlns:o="urn:schemas-microsoft-com:office:office" xmlns:r="http://schemas.openxmlformats.org/officeDocument/2006/relationships" xmlns:m="http://schemas.openxmlformats.org/officeDocument/2006/math" xmlns:v="urn:schemas-microsoft-com:vml" xmlns:wp14="http://schemas.microsoft.com/office/word/2010/wordprocessingDrawing" xmlns:wp="http://schemas.openxmlformats.org/drawingml/2006/wordprocessingDrawing" xmlns:w10="urn:schemas-microsoft-com:office:word" xmlns:w="http://schemas.openxmlformats.org/wordprocessingml/2006/main" xmlns:w14="http://schemas.microsoft.com/office/word/2010/wordml" xmlns:w15="http://schemas.microsoft.com/office/word/2012/wordml" xmlns:w16cex="http://schemas.microsoft.com/office/word/2018/wordml/cex" xmlns:w16cid="http://schemas.microsoft.com/office/word/2016/wordml/cid" xmlns:w16="http://schemas.microsoft.com/office/word/2018/wordml" xmlns:w16sdtdh="http://schemas.microsoft.com/office/word/2020/wordml/sdtdatahash" xmlns:w16se="http://schemas.microsoft.com/office/word/2015/wordml/symex" xmlns:wpg="http://schemas.microsoft.com/office/word/2010/wordprocessingGroup" xmlns:wpi="http://schemas.microsoft.com/office/word/2010/wordprocessingInk" xmlns:wne="http://schemas.microsoft.com/office/word/2006/wordml" xmlns:wps="http://schemas.microsoft.com/office/word/2010/wordprocessingShape"/>
+</file>
+
+<file path=word/endnotes.xml><?xml version="1.0" encoding="utf-8"?>
+<w:endnotes xmlns:wpc="http://schemas.microsoft.com/office/word/2010/wordprocessingCanvas" xmlns:mc="http://schemas.openxmlformats.org/markup-compatibility/2006" xmlns:o="urn:schemas-microsoft-com:office:office" xmlns:r="http://schemas.openxmlformats.org/officeDocument/2006/relationships" xmlns:m="http://schemas.openxmlformats.org/officeDocument/2006/math" xmlns:v="urn:schemas-microsoft-com:vml" xmlns:wp14="http://schemas.microsoft.com/office/word/2010/wordprocessingDrawing" xmlns:wp="http://schemas.openxmlformats.org/drawingml/2006/wordprocessingDrawing" xmlns:w10="urn:schemas-microsoft-com:office:word" xmlns:w="http://schemas.openxmlformats.org/wordprocessingml/2006/main" xmlns:w14="http://schemas.microsoft.com/office/word/2010/wordml" xmlns:w15="http://schemas.microsoft.com/office/word/2012/wordml" xmlns:wpg="http://schemas.microsoft.com/office/word/2010/wordprocessingGroup" xmlns:wpi="http://schemas.microsoft.com/office/word/2010/wordprocessingInk" xmlns:wne="http://schemas.microsoft.com/office/word/2006/wordml" xmlns:wps="http://schemas.microsoft.com/office/word/2010/wordprocessingShape" mc:Ignorable="w14 w15 wp14">
+  <w:endnote w:type="separator" w:id="-1">
+    <w:p>
+      <w:pPr>
+        <w:spacing w:after="0" w:line="240" w:lineRule="auto"/>
+      </w:pPr>
+      <w:r>
+        <w:rPr>
+          <w:rStyle w:val="EndnoteReference"/>
+        </w:rPr>
+        <w:endnoteRef/>
+      </w:r>
+      <w:r>
+        <w:separator/>
+      </w:r>
+    </w:p>
+  </w:endnote>
+  <w:endnote w:type="continuationSeparator" w:id="0">
+    <w:p>
+      <w:pPr>
+        <w:spacing w:after="0" w:line="240" w:lineRule="auto"/>
+      </w:pPr>
+      <w:r>
+        <w:rPr>
+          <w:rStyle w:val="EndnoteReference"/>
+        </w:rPr>
+        <w:endnoteRef/>
+      </w:r>
+      <w:r>
+        <w:continuationSeparator/>
+      </w:r>
+    </w:p>
+  </w:endnote>
+</w:endnotes>
 </file>
 
 <file path=word/footer1.xml><?xml version="1.0" encoding="utf-8"?>
@@ -2792,7 +2253,7 @@
   </w:p>
   <w:p>
     <w:pPr>
-      <w:spacing w:before="0" w:after="0"/>
+      <w:spacing w:after="0" w:before="0"/>
     </w:pPr>
     <w:r>
       <w:rPr>
@@ -3032,7 +2493,7 @@
         </w:tcPr>
         <w:p>
           <w:pPr>
-            <w:spacing w:before="0" w:after="0"/>
+            <w:spacing w:after="0" w:before="0"/>
             <w:jc w:val="right"/>
           </w:pPr>
           <w:r>
@@ -3123,7 +2584,7 @@
         </w:tcPr>
         <w:p>
           <w:pPr>
-            <w:spacing w:before="0" w:after="0"/>
+            <w:spacing w:after="0" w:before="0"/>
             <w:jc w:val="right"/>
           </w:pPr>
           <w:r>
@@ -3214,7 +2675,7 @@
         </w:tcPr>
         <w:p>
           <w:pPr>
-            <w:spacing w:before="0" w:after="0"/>
+            <w:spacing w:after="0" w:before="0"/>
             <w:jc w:val="right"/>
           </w:pPr>
           <w:r>
@@ -3351,7 +2812,7 @@
     </w:rPrDefault>
     <w:pPrDefault>
       <w:pPr>
-        <w:spacing w:before="0" w:after="0" w:line="340" w:lineRule="auto"/>
+        <w:spacing w:after="0" w:before="0" w:line="340" w:lineRule="auto"/>
       </w:pPr>
     </w:pPrDefault>
   </w:docDefaults>
@@ -3489,12 +2950,49 @@
       <w:szCs w:val="20"/>
     </w:rPr>
   </w:style>
+  <w:style w:type="character" w:styleId="EndnoteReference">
+    <w:name w:val="endnote reference"/>
+    <w:basedOn w:val="DefaultParagraphFont"/>
+    <w:uiPriority w:val="99"/>
+    <w:semiHidden/>
+    <w:unhideWhenUsed/>
+    <w:rPr>
+      <w:vertAlign w:val="superscript"/>
+    </w:rPr>
+  </w:style>
+  <w:style w:type="paragraph" w:styleId="EndnoteText">
+    <w:name w:val="endnote text"/>
+    <w:basedOn w:val="Normal"/>
+    <w:link w:val="EndnoteTextChar"/>
+    <w:uiPriority w:val="99"/>
+    <w:semiHidden/>
+    <w:unhideWhenUsed/>
+    <w:pPr>
+      <w:spacing w:after="0" w:line="240" w:lineRule="auto"/>
+    </w:pPr>
+    <w:rPr>
+      <w:sz w:val="20"/>
+      <w:szCs w:val="20"/>
+    </w:rPr>
+  </w:style>
+  <w:style w:type="character" w:styleId="EndnoteTextChar">
+    <w:name w:val="Endnote Text Char"/>
+    <w:basedOn w:val="DefaultParagraphFont"/>
+    <w:link w:val="EndnoteText"/>
+    <w:uiPriority w:val="99"/>
+    <w:semiHidden/>
+    <w:unhideWhenUsed/>
+    <w:rPr>
+      <w:sz w:val="20"/>
+      <w:szCs w:val="20"/>
+    </w:rPr>
+  </w:style>
   <w:style w:type="paragraph" w:styleId="Normal">
     <w:name w:val="Normal"/>
     <w:next w:val="Normal"/>
     <w:qFormat/>
     <w:pPr>
-      <w:spacing w:before="0" w:after="0" w:line="340" w:lineRule="auto"/>
+      <w:spacing w:after="0" w:before="0" w:line="340" w:lineRule="auto"/>
     </w:pPr>
     <w:rPr>
       <w:rFonts w:ascii="Arial" w:cs="Arial" w:eastAsia="Arial" w:hAnsi="Arial"/>
@@ -3509,7 +3007,7 @@
     <w:next w:val="OAClauseBody"/>
     <w:qFormat/>
     <w:pPr>
-      <w:spacing w:before="320" w:after="120" w:line="340" w:lineRule="auto"/>
+      <w:spacing w:after="120" w:before="320" w:line="340" w:lineRule="auto"/>
     </w:pPr>
     <w:rPr>
       <w:rFonts w:ascii="Arial" w:cs="Arial" w:eastAsia="Arial" w:hAnsi="Arial"/>
@@ -3526,7 +3024,7 @@
     <w:next w:val="OAClauseHeading"/>
     <w:qFormat/>
     <w:pPr>
-      <w:spacing w:before="0" w:after="280" w:line="340" w:lineRule="auto"/>
+      <w:spacing w:after="280" w:before="0" w:line="340" w:lineRule="auto"/>
     </w:pPr>
     <w:rPr>
       <w:rFonts w:ascii="Arial" w:cs="Arial" w:eastAsia="Arial" w:hAnsi="Arial"/>

--- a/content/templates/openagreements-employee-ip-inventions-assignment/template.docx
+++ b/content/templates/openagreements-employee-ip-inventions-assignment/template.docx
@@ -1507,7 +1507,7 @@
     </w:p>
     <w:tbl>
       <w:tblPr>
-        <w:tblW w:type="dxa" w:w="10075"/>
+        <w:tblW w:type="dxa" w:w="10070"/>
         <w:tblBorders>
           <w:top w:val="nil" w:color="FFFFFF" w:sz="0"/>
           <w:left w:val="nil" w:color="FFFFFF" w:sz="0"/>
@@ -1520,9 +1520,7 @@
       </w:tblPr>
       <w:tblGrid>
         <w:gridCol w:w="2605"/>
-        <w:gridCol w:w="3600"/>
-        <w:gridCol w:w="250"/>
-        <w:gridCol w:w="3620"/>
+        <w:gridCol w:w="7465"/>
       </w:tblGrid>
       <w:tr>
         <w:tc>
@@ -1592,6 +1590,11 @@
             </w:r>
           </w:p>
         </w:tc>
+      </w:tr>
+      <w:tr>
+        <w:trPr>
+          <w:trHeight w:val="690" w:hRule="atLeast"/>
+        </w:trPr>
         <w:tc>
           <w:tcPr>
             <w:tcBorders>
@@ -1602,14 +1605,324 @@
             </w:tcBorders>
             <w:tcMar>
               <w:top w:type="dxa" w:w="216"/>
-              <w:left w:type="dxa" w:w="0"/>
+              <w:left w:type="dxa" w:w="115"/>
               <w:bottom w:type="dxa" w:w="216"/>
-              <w:right w:type="dxa" w:w="0"/>
-            </w:tcMar>
-            <w:vAlign w:val="center"/>
-          </w:tcPr>
-          <w:p>
-            <w:r>
+              <w:right w:type="dxa" w:w="115"/>
+            </w:tcMar>
+            <w:vAlign w:val="center"/>
+          </w:tcPr>
+          <w:p>
+            <w:pPr>
+              <w:spacing w:after="0" w:line="340"/>
+            </w:pPr>
+            <w:r>
+              <w:rPr>
+                <w:rFonts w:ascii="Arial" w:cs="Arial" w:eastAsia="Arial" w:hAnsi="Arial"/>
+                <w:b/>
+                <w:bCs/>
+                <w:color w:val="1D2021"/>
+                <w:sz w:val="18"/>
+                <w:szCs w:val="18"/>
+              </w:rPr>
+              <w:t xml:space="preserve">Signature</w:t>
+            </w:r>
+          </w:p>
+        </w:tc>
+        <w:tc>
+          <w:tcPr>
+            <w:tcBorders>
+              <w:top w:val="single" w:color="C7C7C7" w:sz="4"/>
+              <w:left w:val="nil" w:color="FFFFFF" w:sz="0"/>
+              <w:bottom w:val="single" w:color="C7C7C7" w:sz="4"/>
+              <w:right w:val="nil" w:color="FFFFFF" w:sz="0"/>
+            </w:tcBorders>
+            <w:tcMar>
+              <w:top w:type="dxa" w:w="216"/>
+              <w:left w:type="dxa" w:w="115"/>
+              <w:bottom w:type="dxa" w:w="216"/>
+              <w:right w:type="dxa" w:w="115"/>
+            </w:tcMar>
+            <w:vAlign w:val="center"/>
+          </w:tcPr>
+          <w:p>
+            <w:pPr>
+              <w:spacing w:after="0" w:line="340"/>
+            </w:pPr>
+            <w:r>
+              <w:rPr>
+                <w:rFonts w:ascii="Arial" w:cs="Arial" w:eastAsia="Arial" w:hAnsi="Arial"/>
+                <w:color w:val="1D2021"/>
+                <w:sz w:val="18"/>
+                <w:szCs w:val="18"/>
+              </w:rPr>
+              <w:t xml:space="preserve"/>
+            </w:r>
+          </w:p>
+        </w:tc>
+      </w:tr>
+      <w:tr>
+        <w:trPr>
+          <w:trHeight w:val="690" w:hRule="atLeast"/>
+        </w:trPr>
+        <w:tc>
+          <w:tcPr>
+            <w:tcBorders>
+              <w:top w:val="nil" w:color="FFFFFF" w:sz="0"/>
+              <w:left w:val="nil" w:color="FFFFFF" w:sz="0"/>
+              <w:bottom w:val="nil" w:color="FFFFFF" w:sz="0"/>
+              <w:right w:val="nil" w:color="FFFFFF" w:sz="0"/>
+            </w:tcBorders>
+            <w:tcMar>
+              <w:top w:type="dxa" w:w="216"/>
+              <w:left w:type="dxa" w:w="115"/>
+              <w:bottom w:type="dxa" w:w="216"/>
+              <w:right w:type="dxa" w:w="115"/>
+            </w:tcMar>
+            <w:vAlign w:val="center"/>
+          </w:tcPr>
+          <w:p>
+            <w:pPr>
+              <w:spacing w:after="0" w:line="340"/>
+            </w:pPr>
+            <w:r>
+              <w:rPr>
+                <w:rFonts w:ascii="Arial" w:cs="Arial" w:eastAsia="Arial" w:hAnsi="Arial"/>
+                <w:b/>
+                <w:bCs/>
+                <w:color w:val="1D2021"/>
+                <w:sz w:val="18"/>
+                <w:szCs w:val="18"/>
+              </w:rPr>
+              <w:t xml:space="preserve">Print Name</w:t>
+            </w:r>
+          </w:p>
+        </w:tc>
+        <w:tc>
+          <w:tcPr>
+            <w:tcBorders>
+              <w:top w:val="single" w:color="C7C7C7" w:sz="4"/>
+              <w:left w:val="nil" w:color="FFFFFF" w:sz="0"/>
+              <w:bottom w:val="single" w:color="C7C7C7" w:sz="4"/>
+              <w:right w:val="nil" w:color="FFFFFF" w:sz="0"/>
+            </w:tcBorders>
+            <w:tcMar>
+              <w:top w:type="dxa" w:w="216"/>
+              <w:left w:type="dxa" w:w="115"/>
+              <w:bottom w:type="dxa" w:w="216"/>
+              <w:right w:type="dxa" w:w="115"/>
+            </w:tcMar>
+            <w:vAlign w:val="center"/>
+          </w:tcPr>
+          <w:p>
+            <w:pPr>
+              <w:spacing w:after="0" w:line="340"/>
+            </w:pPr>
+            <w:r>
+              <w:rPr>
+                <w:rFonts w:ascii="Arial" w:cs="Arial" w:eastAsia="Arial" w:hAnsi="Arial"/>
+                <w:color w:val="1D2021"/>
+                <w:sz w:val="18"/>
+                <w:szCs w:val="18"/>
+              </w:rPr>
+              <w:t xml:space="preserve">{company_name}</w:t>
+            </w:r>
+          </w:p>
+        </w:tc>
+      </w:tr>
+      <w:tr>
+        <w:trPr>
+          <w:trHeight w:val="690" w:hRule="atLeast"/>
+        </w:trPr>
+        <w:tc>
+          <w:tcPr>
+            <w:tcBorders>
+              <w:top w:val="nil" w:color="FFFFFF" w:sz="0"/>
+              <w:left w:val="nil" w:color="FFFFFF" w:sz="0"/>
+              <w:bottom w:val="nil" w:color="FFFFFF" w:sz="0"/>
+              <w:right w:val="nil" w:color="FFFFFF" w:sz="0"/>
+            </w:tcBorders>
+            <w:tcMar>
+              <w:top w:type="dxa" w:w="216"/>
+              <w:left w:type="dxa" w:w="115"/>
+              <w:bottom w:type="dxa" w:w="216"/>
+              <w:right w:type="dxa" w:w="115"/>
+            </w:tcMar>
+            <w:vAlign w:val="center"/>
+          </w:tcPr>
+          <w:p>
+            <w:pPr>
+              <w:spacing w:after="0" w:line="340"/>
+            </w:pPr>
+            <w:r>
+              <w:rPr>
+                <w:rFonts w:ascii="Arial" w:cs="Arial" w:eastAsia="Arial" w:hAnsi="Arial"/>
+                <w:b/>
+                <w:bCs/>
+                <w:color w:val="1D2021"/>
+                <w:sz w:val="18"/>
+                <w:szCs w:val="18"/>
+              </w:rPr>
+              <w:t xml:space="preserve">Title</w:t>
+            </w:r>
+          </w:p>
+        </w:tc>
+        <w:tc>
+          <w:tcPr>
+            <w:tcBorders>
+              <w:top w:val="single" w:color="C7C7C7" w:sz="4"/>
+              <w:left w:val="nil" w:color="FFFFFF" w:sz="0"/>
+              <w:bottom w:val="single" w:color="C7C7C7" w:sz="4"/>
+              <w:right w:val="nil" w:color="FFFFFF" w:sz="0"/>
+            </w:tcBorders>
+            <w:tcMar>
+              <w:top w:type="dxa" w:w="216"/>
+              <w:left w:type="dxa" w:w="115"/>
+              <w:bottom w:type="dxa" w:w="216"/>
+              <w:right w:type="dxa" w:w="115"/>
+            </w:tcMar>
+            <w:vAlign w:val="center"/>
+          </w:tcPr>
+          <w:p>
+            <w:pPr>
+              <w:spacing w:after="0" w:line="340"/>
+            </w:pPr>
+            <w:r>
+              <w:rPr>
+                <w:rFonts w:ascii="Arial" w:cs="Arial" w:eastAsia="Arial" w:hAnsi="Arial"/>
+                <w:color w:val="1D2021"/>
+                <w:sz w:val="18"/>
+                <w:szCs w:val="18"/>
+              </w:rPr>
+              <w:t xml:space="preserve"/>
+            </w:r>
+          </w:p>
+        </w:tc>
+      </w:tr>
+      <w:tr>
+        <w:trPr>
+          <w:trHeight w:val="690" w:hRule="atLeast"/>
+        </w:trPr>
+        <w:tc>
+          <w:tcPr>
+            <w:tcBorders>
+              <w:top w:val="nil" w:color="FFFFFF" w:sz="0"/>
+              <w:left w:val="nil" w:color="FFFFFF" w:sz="0"/>
+              <w:bottom w:val="nil" w:color="FFFFFF" w:sz="0"/>
+              <w:right w:val="nil" w:color="FFFFFF" w:sz="0"/>
+            </w:tcBorders>
+            <w:tcMar>
+              <w:top w:type="dxa" w:w="216"/>
+              <w:left w:type="dxa" w:w="115"/>
+              <w:bottom w:type="dxa" w:w="216"/>
+              <w:right w:type="dxa" w:w="115"/>
+            </w:tcMar>
+            <w:vAlign w:val="center"/>
+          </w:tcPr>
+          <w:p>
+            <w:pPr>
+              <w:spacing w:after="0" w:line="340"/>
+            </w:pPr>
+            <w:r>
+              <w:rPr>
+                <w:rFonts w:ascii="Arial" w:cs="Arial" w:eastAsia="Arial" w:hAnsi="Arial"/>
+                <w:b/>
+                <w:bCs/>
+                <w:color w:val="1D2021"/>
+                <w:sz w:val="18"/>
+                <w:szCs w:val="18"/>
+              </w:rPr>
+              <w:t xml:space="preserve">Date</w:t>
+            </w:r>
+          </w:p>
+        </w:tc>
+        <w:tc>
+          <w:tcPr>
+            <w:tcBorders>
+              <w:top w:val="single" w:color="C7C7C7" w:sz="4"/>
+              <w:left w:val="nil" w:color="FFFFFF" w:sz="0"/>
+              <w:bottom w:val="single" w:color="C7C7C7" w:sz="4"/>
+              <w:right w:val="nil" w:color="FFFFFF" w:sz="0"/>
+            </w:tcBorders>
+            <w:tcMar>
+              <w:top w:type="dxa" w:w="216"/>
+              <w:left w:type="dxa" w:w="115"/>
+              <w:bottom w:type="dxa" w:w="216"/>
+              <w:right w:type="dxa" w:w="115"/>
+            </w:tcMar>
+            <w:vAlign w:val="center"/>
+          </w:tcPr>
+          <w:p>
+            <w:pPr>
+              <w:spacing w:after="0" w:line="340"/>
+            </w:pPr>
+            <w:r>
+              <w:rPr>
+                <w:rFonts w:ascii="Arial" w:cs="Arial" w:eastAsia="Arial" w:hAnsi="Arial"/>
+                <w:color w:val="1D2021"/>
+                <w:sz w:val="18"/>
+                <w:szCs w:val="18"/>
+              </w:rPr>
+              <w:t xml:space="preserve"/>
+            </w:r>
+          </w:p>
+        </w:tc>
+      </w:tr>
+    </w:tbl>
+    <w:p>
+      <w:pPr>
+        <w:spacing w:after="280" w:before="0" w:line="340"/>
+      </w:pPr>
+      <w:r>
+        <w:t xml:space="preserve"/>
+      </w:r>
+    </w:p>
+    <w:tbl>
+      <w:tblPr>
+        <w:tblW w:type="dxa" w:w="10070"/>
+        <w:tblBorders>
+          <w:top w:val="nil" w:color="FFFFFF" w:sz="0"/>
+          <w:left w:val="nil" w:color="FFFFFF" w:sz="0"/>
+          <w:bottom w:val="nil" w:color="FFFFFF" w:sz="0"/>
+          <w:right w:val="nil" w:color="FFFFFF" w:sz="0"/>
+          <w:insideH w:val="single" w:color="auto" w:sz="4"/>
+          <w:insideV w:val="single" w:color="auto" w:sz="4"/>
+        </w:tblBorders>
+        <w:tblLayout w:type="fixed"/>
+      </w:tblPr>
+      <w:tblGrid>
+        <w:gridCol w:w="2605"/>
+        <w:gridCol w:w="7465"/>
+      </w:tblGrid>
+      <w:tr>
+        <w:tc>
+          <w:tcPr>
+            <w:tcBorders>
+              <w:top w:val="nil" w:color="FFFFFF" w:sz="0"/>
+              <w:left w:val="nil" w:color="FFFFFF" w:sz="0"/>
+              <w:bottom w:val="nil" w:color="FFFFFF" w:sz="0"/>
+              <w:right w:val="nil" w:color="FFFFFF" w:sz="0"/>
+            </w:tcBorders>
+            <w:tcMar>
+              <w:top w:type="dxa" w:w="216"/>
+              <w:left w:type="dxa" w:w="115"/>
+              <w:bottom w:type="dxa" w:w="216"/>
+              <w:right w:type="dxa" w:w="115"/>
+            </w:tcMar>
+            <w:vAlign w:val="center"/>
+          </w:tcPr>
+          <w:p>
+            <w:pPr>
+              <w:spacing w:after="0" w:line="340"/>
+            </w:pPr>
+            <w:r>
+              <w:rPr>
+                <w:rFonts w:ascii="Arial" w:cs="Arial" w:eastAsia="Arial" w:hAnsi="Arial"/>
+                <w:b/>
+                <w:bCs/>
+                <w:color w:val="1D2021"/>
+                <w:sz w:val="18"/>
+                <w:szCs w:val="18"/>
+              </w:rPr>
               <w:t xml:space="preserve"/>
             </w:r>
           </w:p>
@@ -1717,59 +2030,6 @@
             </w:r>
           </w:p>
         </w:tc>
-        <w:tc>
-          <w:tcPr>
-            <w:tcBorders>
-              <w:top w:val="nil" w:color="FFFFFF" w:sz="0"/>
-              <w:left w:val="nil" w:color="FFFFFF" w:sz="0"/>
-              <w:bottom w:val="nil" w:color="FFFFFF" w:sz="0"/>
-              <w:right w:val="nil" w:color="FFFFFF" w:sz="0"/>
-            </w:tcBorders>
-            <w:tcMar>
-              <w:top w:type="dxa" w:w="216"/>
-              <w:left w:type="dxa" w:w="0"/>
-              <w:bottom w:type="dxa" w:w="216"/>
-              <w:right w:type="dxa" w:w="0"/>
-            </w:tcMar>
-            <w:vAlign w:val="center"/>
-          </w:tcPr>
-          <w:p>
-            <w:r>
-              <w:t xml:space="preserve"/>
-            </w:r>
-          </w:p>
-        </w:tc>
-        <w:tc>
-          <w:tcPr>
-            <w:tcBorders>
-              <w:top w:val="single" w:color="C7C7C7" w:sz="4"/>
-              <w:left w:val="nil" w:color="FFFFFF" w:sz="0"/>
-              <w:bottom w:val="single" w:color="C7C7C7" w:sz="4"/>
-              <w:right w:val="nil" w:color="FFFFFF" w:sz="0"/>
-            </w:tcBorders>
-            <w:tcMar>
-              <w:top w:type="dxa" w:w="216"/>
-              <w:left w:type="dxa" w:w="115"/>
-              <w:bottom w:type="dxa" w:w="216"/>
-              <w:right w:type="dxa" w:w="115"/>
-            </w:tcMar>
-            <w:vAlign w:val="center"/>
-          </w:tcPr>
-          <w:p>
-            <w:pPr>
-              <w:spacing w:after="0" w:line="340"/>
-            </w:pPr>
-            <w:r>
-              <w:rPr>
-                <w:rFonts w:ascii="Arial" w:cs="Arial" w:eastAsia="Arial" w:hAnsi="Arial"/>
-                <w:color w:val="1D2021"/>
-                <w:sz w:val="18"/>
-                <w:szCs w:val="18"/>
-              </w:rPr>
-              <w:t xml:space="preserve"/>
-            </w:r>
-          </w:p>
-        </w:tc>
       </w:tr>
       <w:tr>
         <w:trPr>
@@ -1835,59 +2095,6 @@
                 <w:sz w:val="18"/>
                 <w:szCs w:val="18"/>
               </w:rPr>
-              <w:t xml:space="preserve">{company_name}</w:t>
-            </w:r>
-          </w:p>
-        </w:tc>
-        <w:tc>
-          <w:tcPr>
-            <w:tcBorders>
-              <w:top w:val="nil" w:color="FFFFFF" w:sz="0"/>
-              <w:left w:val="nil" w:color="FFFFFF" w:sz="0"/>
-              <w:bottom w:val="nil" w:color="FFFFFF" w:sz="0"/>
-              <w:right w:val="nil" w:color="FFFFFF" w:sz="0"/>
-            </w:tcBorders>
-            <w:tcMar>
-              <w:top w:type="dxa" w:w="216"/>
-              <w:left w:type="dxa" w:w="0"/>
-              <w:bottom w:type="dxa" w:w="216"/>
-              <w:right w:type="dxa" w:w="0"/>
-            </w:tcMar>
-            <w:vAlign w:val="center"/>
-          </w:tcPr>
-          <w:p>
-            <w:r>
-              <w:t xml:space="preserve"/>
-            </w:r>
-          </w:p>
-        </w:tc>
-        <w:tc>
-          <w:tcPr>
-            <w:tcBorders>
-              <w:top w:val="single" w:color="C7C7C7" w:sz="4"/>
-              <w:left w:val="nil" w:color="FFFFFF" w:sz="0"/>
-              <w:bottom w:val="single" w:color="C7C7C7" w:sz="4"/>
-              <w:right w:val="nil" w:color="FFFFFF" w:sz="0"/>
-            </w:tcBorders>
-            <w:tcMar>
-              <w:top w:type="dxa" w:w="216"/>
-              <w:left w:type="dxa" w:w="115"/>
-              <w:bottom w:type="dxa" w:w="216"/>
-              <w:right w:type="dxa" w:w="115"/>
-            </w:tcMar>
-            <w:vAlign w:val="center"/>
-          </w:tcPr>
-          <w:p>
-            <w:pPr>
-              <w:spacing w:after="0" w:line="340"/>
-            </w:pPr>
-            <w:r>
-              <w:rPr>
-                <w:rFonts w:ascii="Arial" w:cs="Arial" w:eastAsia="Arial" w:hAnsi="Arial"/>
-                <w:color w:val="1D2021"/>
-                <w:sz w:val="18"/>
-                <w:szCs w:val="18"/>
-              </w:rPr>
               <w:t xml:space="preserve">{employee_name}</w:t>
             </w:r>
           </w:p>
@@ -1926,182 +2133,7 @@
                 <w:sz w:val="18"/>
                 <w:szCs w:val="18"/>
               </w:rPr>
-              <w:t xml:space="preserve">Title</w:t>
-            </w:r>
-          </w:p>
-        </w:tc>
-        <w:tc>
-          <w:tcPr>
-            <w:tcBorders>
-              <w:top w:val="single" w:color="C7C7C7" w:sz="4"/>
-              <w:left w:val="nil" w:color="FFFFFF" w:sz="0"/>
-              <w:bottom w:val="single" w:color="C7C7C7" w:sz="4"/>
-              <w:right w:val="nil" w:color="FFFFFF" w:sz="0"/>
-            </w:tcBorders>
-            <w:tcMar>
-              <w:top w:type="dxa" w:w="216"/>
-              <w:left w:type="dxa" w:w="115"/>
-              <w:bottom w:type="dxa" w:w="216"/>
-              <w:right w:type="dxa" w:w="115"/>
-            </w:tcMar>
-            <w:vAlign w:val="center"/>
-          </w:tcPr>
-          <w:p>
-            <w:pPr>
-              <w:spacing w:after="0" w:line="340"/>
-            </w:pPr>
-            <w:r>
-              <w:rPr>
-                <w:rFonts w:ascii="Arial" w:cs="Arial" w:eastAsia="Arial" w:hAnsi="Arial"/>
-                <w:color w:val="1D2021"/>
-                <w:sz w:val="18"/>
-                <w:szCs w:val="18"/>
-              </w:rPr>
-              <w:t xml:space="preserve"/>
-            </w:r>
-          </w:p>
-        </w:tc>
-        <w:tc>
-          <w:tcPr>
-            <w:tcBorders>
-              <w:top w:val="nil" w:color="FFFFFF" w:sz="0"/>
-              <w:left w:val="nil" w:color="FFFFFF" w:sz="0"/>
-              <w:bottom w:val="nil" w:color="FFFFFF" w:sz="0"/>
-              <w:right w:val="nil" w:color="FFFFFF" w:sz="0"/>
-            </w:tcBorders>
-            <w:tcMar>
-              <w:top w:type="dxa" w:w="216"/>
-              <w:left w:type="dxa" w:w="0"/>
-              <w:bottom w:type="dxa" w:w="216"/>
-              <w:right w:type="dxa" w:w="0"/>
-            </w:tcMar>
-            <w:vAlign w:val="center"/>
-          </w:tcPr>
-          <w:p>
-            <w:r>
-              <w:t xml:space="preserve"/>
-            </w:r>
-          </w:p>
-        </w:tc>
-        <w:tc>
-          <w:tcPr>
-            <w:tcBorders>
-              <w:top w:val="single" w:color="C7C7C7" w:sz="4"/>
-              <w:left w:val="nil" w:color="FFFFFF" w:sz="0"/>
-              <w:bottom w:val="single" w:color="C7C7C7" w:sz="4"/>
-              <w:right w:val="nil" w:color="FFFFFF" w:sz="0"/>
-            </w:tcBorders>
-            <w:tcMar>
-              <w:top w:type="dxa" w:w="216"/>
-              <w:left w:type="dxa" w:w="115"/>
-              <w:bottom w:type="dxa" w:w="216"/>
-              <w:right w:type="dxa" w:w="115"/>
-            </w:tcMar>
-            <w:vAlign w:val="center"/>
-          </w:tcPr>
-          <w:p>
-            <w:pPr>
-              <w:spacing w:after="0" w:line="340"/>
-            </w:pPr>
-            <w:r>
-              <w:rPr>
-                <w:rFonts w:ascii="Arial" w:cs="Arial" w:eastAsia="Arial" w:hAnsi="Arial"/>
-                <w:color w:val="1D2021"/>
-                <w:sz w:val="18"/>
-                <w:szCs w:val="18"/>
-              </w:rPr>
-              <w:t xml:space="preserve"/>
-            </w:r>
-          </w:p>
-        </w:tc>
-      </w:tr>
-      <w:tr>
-        <w:trPr>
-          <w:trHeight w:val="690" w:hRule="atLeast"/>
-        </w:trPr>
-        <w:tc>
-          <w:tcPr>
-            <w:tcBorders>
-              <w:top w:val="nil" w:color="FFFFFF" w:sz="0"/>
-              <w:left w:val="nil" w:color="FFFFFF" w:sz="0"/>
-              <w:bottom w:val="nil" w:color="FFFFFF" w:sz="0"/>
-              <w:right w:val="nil" w:color="FFFFFF" w:sz="0"/>
-            </w:tcBorders>
-            <w:tcMar>
-              <w:top w:type="dxa" w:w="216"/>
-              <w:left w:type="dxa" w:w="115"/>
-              <w:bottom w:type="dxa" w:w="216"/>
-              <w:right w:type="dxa" w:w="115"/>
-            </w:tcMar>
-            <w:vAlign w:val="center"/>
-          </w:tcPr>
-          <w:p>
-            <w:pPr>
-              <w:spacing w:after="0" w:line="340"/>
-            </w:pPr>
-            <w:r>
-              <w:rPr>
-                <w:rFonts w:ascii="Arial" w:cs="Arial" w:eastAsia="Arial" w:hAnsi="Arial"/>
-                <w:b/>
-                <w:bCs/>
-                <w:color w:val="1D2021"/>
-                <w:sz w:val="18"/>
-                <w:szCs w:val="18"/>
-              </w:rPr>
               <w:t xml:space="preserve">Date</w:t>
-            </w:r>
-          </w:p>
-        </w:tc>
-        <w:tc>
-          <w:tcPr>
-            <w:tcBorders>
-              <w:top w:val="single" w:color="C7C7C7" w:sz="4"/>
-              <w:left w:val="nil" w:color="FFFFFF" w:sz="0"/>
-              <w:bottom w:val="single" w:color="C7C7C7" w:sz="4"/>
-              <w:right w:val="nil" w:color="FFFFFF" w:sz="0"/>
-            </w:tcBorders>
-            <w:tcMar>
-              <w:top w:type="dxa" w:w="216"/>
-              <w:left w:type="dxa" w:w="115"/>
-              <w:bottom w:type="dxa" w:w="216"/>
-              <w:right w:type="dxa" w:w="115"/>
-            </w:tcMar>
-            <w:vAlign w:val="center"/>
-          </w:tcPr>
-          <w:p>
-            <w:pPr>
-              <w:spacing w:after="0" w:line="340"/>
-            </w:pPr>
-            <w:r>
-              <w:rPr>
-                <w:rFonts w:ascii="Arial" w:cs="Arial" w:eastAsia="Arial" w:hAnsi="Arial"/>
-                <w:color w:val="1D2021"/>
-                <w:sz w:val="18"/>
-                <w:szCs w:val="18"/>
-              </w:rPr>
-              <w:t xml:space="preserve"/>
-            </w:r>
-          </w:p>
-        </w:tc>
-        <w:tc>
-          <w:tcPr>
-            <w:tcBorders>
-              <w:top w:val="nil" w:color="FFFFFF" w:sz="0"/>
-              <w:left w:val="nil" w:color="FFFFFF" w:sz="0"/>
-              <w:bottom w:val="nil" w:color="FFFFFF" w:sz="0"/>
-              <w:right w:val="nil" w:color="FFFFFF" w:sz="0"/>
-            </w:tcBorders>
-            <w:tcMar>
-              <w:top w:type="dxa" w:w="216"/>
-              <w:left w:type="dxa" w:w="0"/>
-              <w:bottom w:type="dxa" w:w="216"/>
-              <w:right w:type="dxa" w:w="0"/>
-            </w:tcMar>
-            <w:vAlign w:val="center"/>
-          </w:tcPr>
-          <w:p>
-            <w:r>
-              <w:t xml:space="preserve"/>
             </w:r>
           </w:p>
         </w:tc>

--- a/content/templates/openagreements-employee-ip-inventions-assignment/template.docx
+++ b/content/templates/openagreements-employee-ip-inventions-assignment/template.docx
@@ -1499,8 +1499,8 @@
           <w:i w:val="false"/>
           <w:iCs w:val="false"/>
           <w:color w:val="1D2021"/>
-          <w:sz w:val="16"/>
-          <w:szCs w:val="16"/>
+          <w:sz w:val="22"/>
+          <w:szCs w:val="22"/>
         </w:rPr>
         <w:t xml:space="preserve">In consideration of Employee's employment or continued employment by Company, each party acknowledges and agrees to the assignment and confidentiality obligations above.</w:t>
       </w:r>

--- a/content/templates/openagreements-employee-ip-inventions-assignment/template.docx
+++ b/content/templates/openagreements-employee-ip-inventions-assignment/template.docx
@@ -4,6 +4,7 @@
   <w:body>
     <w:p>
       <w:pPr>
+        <w:pStyle w:val="OATitle"/>
         <w:spacing w:after="210" w:before="240"/>
       </w:pPr>
       <w:r>
@@ -53,6 +54,7 @@
           </w:tcPr>
           <w:p>
             <w:pPr>
+              <w:pStyle w:val="Normal"/>
               <w:spacing w:after="30" w:line="340"/>
             </w:pPr>
             <w:r>
@@ -69,6 +71,7 @@
           </w:p>
           <w:p>
             <w:pPr>
+              <w:pStyle w:val="Normal"/>
               <w:spacing w:after="20" w:line="340"/>
             </w:pPr>
             <w:r>
@@ -105,6 +108,7 @@
           </w:tcPr>
           <w:p>
             <w:pPr>
+              <w:pStyle w:val="Normal"/>
               <w:spacing w:after="0" w:before="0" w:line="340"/>
             </w:pPr>
             <w:r>
@@ -140,6 +144,7 @@
           </w:tcPr>
           <w:p>
             <w:pPr>
+              <w:pStyle w:val="Normal"/>
               <w:spacing w:after="0" w:before="0" w:line="340" w:beforeAutospacing="false" w:afterAutospacing="false"/>
               <w:contextualSpacing w:val="false"/>
             </w:pPr>
@@ -181,6 +186,7 @@
           </w:tcPr>
           <w:p>
             <w:pPr>
+              <w:pStyle w:val="Normal"/>
               <w:spacing w:after="0" w:before="0" w:line="340"/>
             </w:pPr>
             <w:r>
@@ -216,6 +222,7 @@
           </w:tcPr>
           <w:p>
             <w:pPr>
+              <w:pStyle w:val="Normal"/>
               <w:spacing w:after="0" w:before="0" w:line="340" w:beforeAutospacing="false" w:afterAutospacing="false"/>
               <w:contextualSpacing w:val="false"/>
             </w:pPr>
@@ -257,6 +264,7 @@
           </w:tcPr>
           <w:p>
             <w:pPr>
+              <w:pStyle w:val="Normal"/>
               <w:spacing w:after="0" w:before="0" w:line="340"/>
             </w:pPr>
             <w:r>
@@ -292,6 +300,7 @@
           </w:tcPr>
           <w:p>
             <w:pPr>
+              <w:pStyle w:val="Normal"/>
               <w:spacing w:after="0" w:before="0" w:line="340" w:beforeAutospacing="false" w:afterAutospacing="false"/>
               <w:contextualSpacing w:val="false"/>
             </w:pPr>
@@ -333,6 +342,7 @@
           </w:tcPr>
           <w:p>
             <w:pPr>
+              <w:pStyle w:val="Normal"/>
               <w:spacing w:after="0" w:before="0" w:line="340"/>
             </w:pPr>
             <w:r>
@@ -368,6 +378,7 @@
           </w:tcPr>
           <w:p>
             <w:pPr>
+              <w:pStyle w:val="Normal"/>
               <w:spacing w:after="0" w:before="0" w:line="340" w:beforeAutospacing="false" w:afterAutospacing="false"/>
               <w:contextualSpacing w:val="false"/>
             </w:pPr>
@@ -409,6 +420,7 @@
           </w:tcPr>
           <w:p>
             <w:pPr>
+              <w:pStyle w:val="Normal"/>
               <w:spacing w:after="0" w:before="0" w:line="340"/>
             </w:pPr>
             <w:r>
@@ -444,6 +456,7 @@
           </w:tcPr>
           <w:p>
             <w:pPr>
+              <w:pStyle w:val="Normal"/>
               <w:spacing w:after="0" w:before="0" w:line="340" w:beforeAutospacing="false" w:afterAutospacing="false"/>
               <w:contextualSpacing w:val="false"/>
             </w:pPr>
@@ -485,6 +498,7 @@
           </w:tcPr>
           <w:p>
             <w:pPr>
+              <w:pStyle w:val="Normal"/>
               <w:spacing w:after="0" w:before="0" w:line="340"/>
             </w:pPr>
             <w:r>
@@ -520,6 +534,7 @@
           </w:tcPr>
           <w:p>
             <w:pPr>
+              <w:pStyle w:val="Normal"/>
               <w:spacing w:after="0" w:before="0" w:line="340" w:beforeAutospacing="false" w:afterAutospacing="false"/>
               <w:contextualSpacing w:val="false"/>
             </w:pPr>
@@ -561,6 +576,7 @@
           </w:tcPr>
           <w:p>
             <w:pPr>
+              <w:pStyle w:val="Normal"/>
               <w:spacing w:after="0" w:before="0" w:line="340"/>
             </w:pPr>
             <w:r>
@@ -596,6 +612,7 @@
           </w:tcPr>
           <w:p>
             <w:pPr>
+              <w:pStyle w:val="Normal"/>
               <w:spacing w:after="0" w:before="0" w:line="340" w:beforeAutospacing="false" w:afterAutospacing="false"/>
               <w:contextualSpacing w:val="false"/>
             </w:pPr>
@@ -637,6 +654,7 @@
           </w:tcPr>
           <w:p>
             <w:pPr>
+              <w:pStyle w:val="Normal"/>
               <w:spacing w:after="0" w:before="0" w:line="340"/>
             </w:pPr>
             <w:r>
@@ -672,6 +690,7 @@
           </w:tcPr>
           <w:p>
             <w:pPr>
+              <w:pStyle w:val="Normal"/>
               <w:spacing w:after="0" w:before="0" w:line="340" w:beforeAutospacing="false" w:afterAutospacing="false"/>
               <w:contextualSpacing w:val="false"/>
             </w:pPr>
@@ -713,6 +732,7 @@
           </w:tcPr>
           <w:p>
             <w:pPr>
+              <w:pStyle w:val="Normal"/>
               <w:spacing w:after="0" w:before="0" w:line="340"/>
             </w:pPr>
             <w:r>
@@ -748,6 +768,7 @@
           </w:tcPr>
           <w:p>
             <w:pPr>
+              <w:pStyle w:val="Normal"/>
               <w:spacing w:after="0" w:before="0" w:line="340" w:beforeAutospacing="false" w:afterAutospacing="false"/>
               <w:contextualSpacing w:val="false"/>
             </w:pPr>
@@ -789,6 +810,7 @@
           </w:tcPr>
           <w:p>
             <w:pPr>
+              <w:pStyle w:val="Normal"/>
               <w:spacing w:after="0" w:before="0" w:line="340"/>
             </w:pPr>
             <w:r>
@@ -824,6 +846,7 @@
           </w:tcPr>
           <w:p>
             <w:pPr>
+              <w:pStyle w:val="Normal"/>
               <w:spacing w:after="0" w:before="0" w:line="340" w:beforeAutospacing="false" w:afterAutospacing="false"/>
               <w:contextualSpacing w:val="false"/>
             </w:pPr>
@@ -858,6 +881,7 @@
     </w:p>
     <w:p>
       <w:pPr>
+        <w:pStyle w:val="OASectionTitle"/>
         <w:spacing w:after="240" w:before="0" w:line="340" w:beforeAutospacing="false" w:afterAutospacing="false"/>
         <w:contextualSpacing w:val="false"/>
       </w:pPr>
@@ -1471,6 +1495,7 @@
     </w:p>
     <w:p>
       <w:pPr>
+        <w:pStyle w:val="OASectionTitle"/>
         <w:spacing w:after="240" w:before="0" w:line="340" w:beforeAutospacing="false" w:afterAutospacing="false"/>
         <w:contextualSpacing w:val="false"/>
       </w:pPr>
@@ -1488,6 +1513,7 @@
     </w:p>
     <w:p>
       <w:pPr>
+        <w:pStyle w:val="Normal"/>
         <w:spacing w:after="280" w:before="0" w:line="340" w:beforeAutospacing="false" w:afterAutospacing="false"/>
         <w:contextualSpacing w:val="false"/>
       </w:pPr>
@@ -1541,6 +1567,7 @@
           </w:tcPr>
           <w:p>
             <w:pPr>
+              <w:pStyle w:val="Normal"/>
               <w:spacing w:after="0" w:line="340"/>
             </w:pPr>
             <w:r>
@@ -1574,6 +1601,7 @@
           </w:tcPr>
           <w:p>
             <w:pPr>
+              <w:pStyle w:val="Normal"/>
               <w:spacing w:after="0" w:line="340"/>
               <w:jc w:val="center"/>
             </w:pPr>
@@ -1613,6 +1641,7 @@
           </w:tcPr>
           <w:p>
             <w:pPr>
+              <w:pStyle w:val="Normal"/>
               <w:spacing w:after="0" w:line="340"/>
             </w:pPr>
             <w:r>
@@ -1646,6 +1675,7 @@
           </w:tcPr>
           <w:p>
             <w:pPr>
+              <w:pStyle w:val="Normal"/>
               <w:spacing w:after="0" w:line="340"/>
             </w:pPr>
             <w:r>
@@ -1682,6 +1712,7 @@
           </w:tcPr>
           <w:p>
             <w:pPr>
+              <w:pStyle w:val="Normal"/>
               <w:spacing w:after="0" w:line="340"/>
             </w:pPr>
             <w:r>
@@ -1715,6 +1746,7 @@
           </w:tcPr>
           <w:p>
             <w:pPr>
+              <w:pStyle w:val="Normal"/>
               <w:spacing w:after="0" w:line="340"/>
             </w:pPr>
             <w:r>
@@ -1751,6 +1783,7 @@
           </w:tcPr>
           <w:p>
             <w:pPr>
+              <w:pStyle w:val="Normal"/>
               <w:spacing w:after="0" w:line="340"/>
             </w:pPr>
             <w:r>
@@ -1784,6 +1817,7 @@
           </w:tcPr>
           <w:p>
             <w:pPr>
+              <w:pStyle w:val="Normal"/>
               <w:spacing w:after="0" w:line="340"/>
             </w:pPr>
             <w:r>
@@ -1820,6 +1854,7 @@
           </w:tcPr>
           <w:p>
             <w:pPr>
+              <w:pStyle w:val="Normal"/>
               <w:spacing w:after="0" w:line="340"/>
             </w:pPr>
             <w:r>
@@ -1853,6 +1888,7 @@
           </w:tcPr>
           <w:p>
             <w:pPr>
+              <w:pStyle w:val="Normal"/>
               <w:spacing w:after="0" w:line="340"/>
             </w:pPr>
             <w:r>
@@ -1870,6 +1906,7 @@
     </w:tbl>
     <w:p>
       <w:pPr>
+        <w:pStyle w:val="Normal"/>
         <w:spacing w:after="280" w:before="0" w:line="340"/>
       </w:pPr>
       <w:r>
@@ -1912,6 +1949,7 @@
           </w:tcPr>
           <w:p>
             <w:pPr>
+              <w:pStyle w:val="Normal"/>
               <w:spacing w:after="0" w:line="340"/>
             </w:pPr>
             <w:r>
@@ -1945,6 +1983,7 @@
           </w:tcPr>
           <w:p>
             <w:pPr>
+              <w:pStyle w:val="Normal"/>
               <w:spacing w:after="0" w:line="340"/>
               <w:jc w:val="center"/>
             </w:pPr>
@@ -1984,6 +2023,7 @@
           </w:tcPr>
           <w:p>
             <w:pPr>
+              <w:pStyle w:val="Normal"/>
               <w:spacing w:after="0" w:line="340"/>
             </w:pPr>
             <w:r>
@@ -2017,6 +2057,7 @@
           </w:tcPr>
           <w:p>
             <w:pPr>
+              <w:pStyle w:val="Normal"/>
               <w:spacing w:after="0" w:line="340"/>
             </w:pPr>
             <w:r>
@@ -2053,6 +2094,7 @@
           </w:tcPr>
           <w:p>
             <w:pPr>
+              <w:pStyle w:val="Normal"/>
               <w:spacing w:after="0" w:line="340"/>
             </w:pPr>
             <w:r>
@@ -2086,6 +2128,7 @@
           </w:tcPr>
           <w:p>
             <w:pPr>
+              <w:pStyle w:val="Normal"/>
               <w:spacing w:after="0" w:line="340"/>
             </w:pPr>
             <w:r>
@@ -2122,6 +2165,7 @@
           </w:tcPr>
           <w:p>
             <w:pPr>
+              <w:pStyle w:val="Normal"/>
               <w:spacing w:after="0" w:line="340"/>
             </w:pPr>
             <w:r>
@@ -2155,6 +2199,7 @@
           </w:tcPr>
           <w:p>
             <w:pPr>
+              <w:pStyle w:val="Normal"/>
               <w:spacing w:after="0" w:line="340"/>
             </w:pPr>
             <w:r>
@@ -2844,7 +2889,7 @@
     </w:rPrDefault>
     <w:pPrDefault>
       <w:pPr>
-        <w:spacing w:after="0" w:before="0" w:line="340" w:lineRule="auto"/>
+        <w:spacing w:after="280" w:before="0" w:line="340" w:lineRule="auto"/>
       </w:pPr>
     </w:pPrDefault>
   </w:docDefaults>
@@ -3024,11 +3069,43 @@
     <w:next w:val="Normal"/>
     <w:qFormat/>
     <w:pPr>
-      <w:spacing w:after="0" w:before="0" w:line="340" w:lineRule="auto"/>
+      <w:spacing w:after="280" w:before="0" w:line="340" w:lineRule="auto"/>
     </w:pPr>
     <w:rPr>
       <w:rFonts w:ascii="Arial" w:cs="Arial" w:eastAsia="Arial" w:hAnsi="Arial"/>
       <w:color w:val="1D2021"/>
+      <w:sz w:val="22"/>
+      <w:szCs w:val="22"/>
+    </w:rPr>
+  </w:style>
+  <w:style w:type="paragraph" w:styleId="OATitle">
+    <w:name w:val="OA Title"/>
+    <w:basedOn w:val="Normal"/>
+    <w:next w:val="Normal"/>
+    <w:qFormat/>
+    <w:pPr>
+      <w:spacing w:after="210" w:before="240" w:line="340" w:lineRule="auto"/>
+    </w:pPr>
+    <w:rPr>
+      <w:rFonts w:ascii="Georgia" w:cs="Georgia" w:eastAsia="Georgia" w:hAnsi="Georgia"/>
+      <w:color w:val="1D2021"/>
+      <w:sz w:val="44"/>
+      <w:szCs w:val="44"/>
+    </w:rPr>
+  </w:style>
+  <w:style w:type="paragraph" w:styleId="OASectionTitle">
+    <w:name w:val="OA Section Title"/>
+    <w:basedOn w:val="Normal"/>
+    <w:next w:val="Normal"/>
+    <w:qFormat/>
+    <w:pPr>
+      <w:spacing w:after="240" w:before="0" w:line="340" w:lineRule="auto"/>
+    </w:pPr>
+    <w:rPr>
+      <w:rFonts w:ascii="Arial" w:cs="Arial" w:eastAsia="Arial" w:hAnsi="Arial"/>
+      <w:b/>
+      <w:bCs/>
+      <w:color w:val="117086"/>
       <w:sz w:val="22"/>
       <w:szCs w:val="22"/>
     </w:rPr>

--- a/content/templates/openagreements-employee-ip-inventions-assignment/template.docx
+++ b/content/templates/openagreements-employee-ip-inventions-assignment/template.docx
@@ -2225,10 +2225,6 @@
     </w:sectPr>
   </w:body>
 </w:document>
-</file>
-
-<file path=word/comments.xml><?xml version="1.0" encoding="utf-8"?>
-<w:comments xmlns:cx="http://schemas.microsoft.com/office/drawing/2014/chartex" xmlns:cx1="http://schemas.microsoft.com/office/drawing/2015/9/8/chartex" xmlns:cx2="http://schemas.microsoft.com/office/drawing/2015/10/21/chartex" xmlns:cx3="http://schemas.microsoft.com/office/drawing/2016/5/9/chartex" xmlns:cx4="http://schemas.microsoft.com/office/drawing/2016/5/10/chartex" xmlns:cx5="http://schemas.microsoft.com/office/drawing/2016/5/11/chartex" xmlns:cx6="http://schemas.microsoft.com/office/drawing/2016/5/12/chartex" xmlns:cx7="http://schemas.microsoft.com/office/drawing/2016/5/13/chartex" xmlns:cx8="http://schemas.microsoft.com/office/drawing/2016/5/14/chartex" xmlns:mc="http://schemas.openxmlformats.org/markup-compatibility/2006" xmlns:aink="http://schemas.microsoft.com/office/drawing/2016/ink" xmlns:am3d="http://schemas.microsoft.com/office/drawing/2017/model3d" xmlns:o="urn:schemas-microsoft-com:office:office" xmlns:r="http://schemas.openxmlformats.org/officeDocument/2006/relationships" xmlns:m="http://schemas.openxmlformats.org/officeDocument/2006/math" xmlns:v="urn:schemas-microsoft-com:vml" xmlns:wp14="http://schemas.microsoft.com/office/word/2010/wordprocessingDrawing" xmlns:wp="http://schemas.openxmlformats.org/drawingml/2006/wordprocessingDrawing" xmlns:w10="urn:schemas-microsoft-com:office:word" xmlns:w="http://schemas.openxmlformats.org/wordprocessingml/2006/main" xmlns:w14="http://schemas.microsoft.com/office/word/2010/wordml" xmlns:w15="http://schemas.microsoft.com/office/word/2012/wordml" xmlns:w16cex="http://schemas.microsoft.com/office/word/2018/wordml/cex" xmlns:w16cid="http://schemas.microsoft.com/office/word/2016/wordml/cid" xmlns:w16="http://schemas.microsoft.com/office/word/2018/wordml" xmlns:w16sdtdh="http://schemas.microsoft.com/office/word/2020/wordml/sdtdatahash" xmlns:w16se="http://schemas.microsoft.com/office/word/2015/wordml/symex" xmlns:wpg="http://schemas.microsoft.com/office/word/2010/wordprocessingGroup" xmlns:wpi="http://schemas.microsoft.com/office/word/2010/wordprocessingInk" xmlns:wne="http://schemas.microsoft.com/office/word/2006/wordml" xmlns:wps="http://schemas.microsoft.com/office/word/2010/wordprocessingShape"/>
 </file>
 
 <file path=word/endnotes.xml><?xml version="1.0" encoding="utf-8"?>
@@ -2304,6 +2300,7 @@
       <w:fldChar w:fldCharType="begin"/>
       <w:instrText xml:space="preserve">PAGE</w:instrText>
       <w:fldChar w:fldCharType="separate"/>
+      <w:t>1</w:t>
       <w:fldChar w:fldCharType="end"/>
     </w:r>
     <w:r>
@@ -2325,6 +2322,7 @@
       <w:fldChar w:fldCharType="begin"/>
       <w:instrText xml:space="preserve">NUMPAGES</w:instrText>
       <w:fldChar w:fldCharType="separate"/>
+      <w:t>1</w:t>
       <w:fldChar w:fldCharType="end"/>
     </w:r>
   </w:p>
@@ -2381,6 +2379,7 @@
       <w:fldChar w:fldCharType="begin"/>
       <w:instrText xml:space="preserve">PAGE</w:instrText>
       <w:fldChar w:fldCharType="separate"/>
+      <w:t>1</w:t>
       <w:fldChar w:fldCharType="end"/>
     </w:r>
     <w:r>
@@ -2402,6 +2401,7 @@
       <w:fldChar w:fldCharType="begin"/>
       <w:instrText xml:space="preserve">NUMPAGES</w:instrText>
       <w:fldChar w:fldCharType="separate"/>
+      <w:t>1</w:t>
       <w:fldChar w:fldCharType="end"/>
     </w:r>
   </w:p>
@@ -2444,6 +2444,7 @@
       <w:fldChar w:fldCharType="begin"/>
       <w:instrText xml:space="preserve">PAGE</w:instrText>
       <w:fldChar w:fldCharType="separate"/>
+      <w:t>1</w:t>
       <w:fldChar w:fldCharType="end"/>
     </w:r>
     <w:r>
@@ -2465,6 +2466,7 @@
       <w:fldChar w:fldCharType="begin"/>
       <w:instrText xml:space="preserve">NUMPAGES</w:instrText>
       <w:fldChar w:fldCharType="separate"/>
+      <w:t>1</w:t>
       <w:fldChar w:fldCharType="end"/>
     </w:r>
   </w:p>

--- a/content/templates/openagreements-employee-ip-inventions-assignment/template.docx
+++ b/content/templates/openagreements-employee-ip-inventions-assignment/template.docx
@@ -3145,4 +3145,299 @@
     </w:rPr>
   </w:style>
 </w:styles>
+</file>
+
+<file path=word/theme/theme1.xml><?xml version="1.0" encoding="utf-8"?>
+<a:theme xmlns:a="http://schemas.openxmlformats.org/drawingml/2006/main" name="Office Theme">
+  <a:themeElements>
+    <a:clrScheme name="Office">
+      <a:dk1>
+        <a:sysClr val="windowText" lastClr="000000"/>
+      </a:dk1>
+      <a:lt1>
+        <a:sysClr val="window" lastClr="FFFFFF"/>
+      </a:lt1>
+      <a:dk2>
+        <a:srgbClr val="44546A"/>
+      </a:dk2>
+      <a:lt2>
+        <a:srgbClr val="E7E6E6"/>
+      </a:lt2>
+      <a:accent1>
+        <a:srgbClr val="4472C4"/>
+      </a:accent1>
+      <a:accent2>
+        <a:srgbClr val="ED7D31"/>
+      </a:accent2>
+      <a:accent3>
+        <a:srgbClr val="A5A5A5"/>
+      </a:accent3>
+      <a:accent4>
+        <a:srgbClr val="FFC000"/>
+      </a:accent4>
+      <a:accent5>
+        <a:srgbClr val="5B9BD5"/>
+      </a:accent5>
+      <a:accent6>
+        <a:srgbClr val="70AD47"/>
+      </a:accent6>
+      <a:hlink>
+        <a:srgbClr val="0563C1"/>
+      </a:hlink>
+      <a:folHlink>
+        <a:srgbClr val="954F72"/>
+      </a:folHlink>
+    </a:clrScheme>
+    <a:fontScheme name="Office">
+      <a:majorFont>
+        <a:latin typeface="Calibri Light" panose="020F0302020204030204"/>
+        <a:ea typeface=""/>
+        <a:cs typeface=""/>
+        <a:font script="Jpan" typeface="游ゴシック Light"/>
+        <a:font script="Hang" typeface="맑은 고딕"/>
+        <a:font script="Hans" typeface="等线 Light"/>
+        <a:font script="Hant" typeface="新細明體"/>
+        <a:font script="Arab" typeface="Times New Roman"/>
+        <a:font script="Hebr" typeface="Times New Roman"/>
+        <a:font script="Thai" typeface="Angsana New"/>
+        <a:font script="Ethi" typeface="Nyala"/>
+        <a:font script="Beng" typeface="Vrinda"/>
+        <a:font script="Gujr" typeface="Shruti"/>
+        <a:font script="Khmr" typeface="MoolBoran"/>
+        <a:font script="Knda" typeface="Tunga"/>
+        <a:font script="Guru" typeface="Raavi"/>
+        <a:font script="Cans" typeface="Euphemia"/>
+        <a:font script="Cher" typeface="Plantagenet Cherokee"/>
+        <a:font script="Yiii" typeface="Microsoft Yi Baiti"/>
+        <a:font script="Tibt" typeface="Microsoft Himalaya"/>
+        <a:font script="Thaa" typeface="MV Boli"/>
+        <a:font script="Deva" typeface="Mangal"/>
+        <a:font script="Telu" typeface="Gautami"/>
+        <a:font script="Taml" typeface="Latha"/>
+        <a:font script="Syrc" typeface="Estrangelo Edessa"/>
+        <a:font script="Orya" typeface="Kalinga"/>
+        <a:font script="Mlym" typeface="Kartika"/>
+        <a:font script="Laoo" typeface="DokChampa"/>
+        <a:font script="Sinh" typeface="Iskoola Pota"/>
+        <a:font script="Mong" typeface="Mongolian Baiti"/>
+        <a:font script="Viet" typeface="Times New Roman"/>
+        <a:font script="Uigh" typeface="Microsoft Uighur"/>
+        <a:font script="Geor" typeface="Sylfaen"/>
+        <a:font script="Armn" typeface="Arial"/>
+        <a:font script="Bugi" typeface="Leelawadee UI"/>
+        <a:font script="Bopo" typeface="Microsoft JhengHei"/>
+        <a:font script="Java" typeface="Javanese Text"/>
+        <a:font script="Lisu" typeface="Segoe UI"/>
+        <a:font script="Mymr" typeface="Myanmar Text"/>
+        <a:font script="Nkoo" typeface="Ebrima"/>
+        <a:font script="Olck" typeface="Nirmala UI"/>
+        <a:font script="Osma" typeface="Ebrima"/>
+        <a:font script="Phag" typeface="Phagspa"/>
+        <a:font script="Syrn" typeface="Estrangelo Edessa"/>
+        <a:font script="Syrj" typeface="Estrangelo Edessa"/>
+        <a:font script="Syre" typeface="Estrangelo Edessa"/>
+        <a:font script="Sora" typeface="Nirmala UI"/>
+        <a:font script="Tale" typeface="Microsoft Tai Le"/>
+        <a:font script="Talu" typeface="Microsoft New Tai Lue"/>
+        <a:font script="Tfng" typeface="Ebrima"/>
+      </a:majorFont>
+      <a:minorFont>
+        <a:latin typeface="Calibri" panose="020F0502020204030204"/>
+        <a:ea typeface=""/>
+        <a:cs typeface=""/>
+        <a:font script="Jpan" typeface="游明朝"/>
+        <a:font script="Hang" typeface="맑은 고딕"/>
+        <a:font script="Hans" typeface="等线"/>
+        <a:font script="Hant" typeface="新細明體"/>
+        <a:font script="Arab" typeface="Arial"/>
+        <a:font script="Hebr" typeface="Arial"/>
+        <a:font script="Thai" typeface="Cordia New"/>
+        <a:font script="Ethi" typeface="Nyala"/>
+        <a:font script="Beng" typeface="Vrinda"/>
+        <a:font script="Gujr" typeface="Shruti"/>
+        <a:font script="Khmr" typeface="DaunPenh"/>
+        <a:font script="Knda" typeface="Tunga"/>
+        <a:font script="Guru" typeface="Raavi"/>
+        <a:font script="Cans" typeface="Euphemia"/>
+        <a:font script="Cher" typeface="Plantagenet Cherokee"/>
+        <a:font script="Yiii" typeface="Microsoft Yi Baiti"/>
+        <a:font script="Tibt" typeface="Microsoft Himalaya"/>
+        <a:font script="Thaa" typeface="MV Boli"/>
+        <a:font script="Deva" typeface="Mangal"/>
+        <a:font script="Telu" typeface="Gautami"/>
+        <a:font script="Taml" typeface="Latha"/>
+        <a:font script="Syrc" typeface="Estrangelo Edessa"/>
+        <a:font script="Orya" typeface="Kalinga"/>
+        <a:font script="Mlym" typeface="Kartika"/>
+        <a:font script="Laoo" typeface="DokChampa"/>
+        <a:font script="Sinh" typeface="Iskoola Pota"/>
+        <a:font script="Mong" typeface="Mongolian Baiti"/>
+        <a:font script="Viet" typeface="Arial"/>
+        <a:font script="Uigh" typeface="Microsoft Uighur"/>
+        <a:font script="Geor" typeface="Sylfaen"/>
+        <a:font script="Armn" typeface="Arial"/>
+        <a:font script="Bugi" typeface="Leelawadee UI"/>
+        <a:font script="Bopo" typeface="Microsoft JhengHei"/>
+        <a:font script="Java" typeface="Javanese Text"/>
+        <a:font script="Lisu" typeface="Segoe UI"/>
+        <a:font script="Mymr" typeface="Myanmar Text"/>
+        <a:font script="Nkoo" typeface="Ebrima"/>
+        <a:font script="Olck" typeface="Nirmala UI"/>
+        <a:font script="Osma" typeface="Ebrima"/>
+        <a:font script="Phag" typeface="Phagspa"/>
+        <a:font script="Syrn" typeface="Estrangelo Edessa"/>
+        <a:font script="Syrj" typeface="Estrangelo Edessa"/>
+        <a:font script="Syre" typeface="Estrangelo Edessa"/>
+        <a:font script="Sora" typeface="Nirmala UI"/>
+        <a:font script="Tale" typeface="Microsoft Tai Le"/>
+        <a:font script="Talu" typeface="Microsoft New Tai Lue"/>
+        <a:font script="Tfng" typeface="Ebrima"/>
+      </a:minorFont>
+    </a:fontScheme>
+    <a:fmtScheme name="Office">
+      <a:fillStyleLst>
+        <a:solidFill>
+          <a:schemeClr val="phClr"/>
+        </a:solidFill>
+        <a:gradFill rotWithShape="1">
+          <a:gsLst>
+            <a:gs pos="0">
+              <a:schemeClr val="phClr">
+                <a:lumMod val="110000"/>
+                <a:satMod val="105000"/>
+                <a:tint val="67000"/>
+              </a:schemeClr>
+            </a:gs>
+            <a:gs pos="50000">
+              <a:schemeClr val="phClr">
+                <a:lumMod val="105000"/>
+                <a:satMod val="103000"/>
+                <a:tint val="73000"/>
+              </a:schemeClr>
+            </a:gs>
+            <a:gs pos="100000">
+              <a:schemeClr val="phClr">
+                <a:lumMod val="105000"/>
+                <a:satMod val="109000"/>
+                <a:tint val="81000"/>
+              </a:schemeClr>
+            </a:gs>
+          </a:gsLst>
+          <a:lin ang="5400000" scaled="0"/>
+        </a:gradFill>
+        <a:gradFill rotWithShape="1">
+          <a:gsLst>
+            <a:gs pos="0">
+              <a:schemeClr val="phClr">
+                <a:satMod val="103000"/>
+                <a:lumMod val="102000"/>
+                <a:tint val="94000"/>
+              </a:schemeClr>
+            </a:gs>
+            <a:gs pos="50000">
+              <a:schemeClr val="phClr">
+                <a:satMod val="110000"/>
+                <a:lumMod val="100000"/>
+                <a:shade val="100000"/>
+              </a:schemeClr>
+            </a:gs>
+            <a:gs pos="100000">
+              <a:schemeClr val="phClr">
+                <a:lumMod val="99000"/>
+                <a:satMod val="120000"/>
+                <a:shade val="78000"/>
+              </a:schemeClr>
+            </a:gs>
+          </a:gsLst>
+          <a:lin ang="5400000" scaled="0"/>
+        </a:gradFill>
+      </a:fillStyleLst>
+      <a:lnStyleLst>
+        <a:ln w="6350" cap="flat" cmpd="sng" algn="ctr">
+          <a:solidFill>
+            <a:schemeClr val="phClr"/>
+          </a:solidFill>
+          <a:prstDash val="solid"/>
+          <a:miter lim="800000"/>
+        </a:ln>
+        <a:ln w="12700" cap="flat" cmpd="sng" algn="ctr">
+          <a:solidFill>
+            <a:schemeClr val="phClr"/>
+          </a:solidFill>
+          <a:prstDash val="solid"/>
+          <a:miter lim="800000"/>
+        </a:ln>
+        <a:ln w="19050" cap="flat" cmpd="sng" algn="ctr">
+          <a:solidFill>
+            <a:schemeClr val="phClr"/>
+          </a:solidFill>
+          <a:prstDash val="solid"/>
+          <a:miter lim="800000"/>
+        </a:ln>
+      </a:lnStyleLst>
+      <a:effectStyleLst>
+        <a:effectStyle>
+          <a:effectLst/>
+        </a:effectStyle>
+        <a:effectStyle>
+          <a:effectLst/>
+        </a:effectStyle>
+        <a:effectStyle>
+          <a:effectLst>
+            <a:outerShdw blurRad="57150" dist="19050" dir="5400000" algn="ctr" rotWithShape="0">
+              <a:srgbClr val="000000">
+                <a:alpha val="63000"/>
+              </a:srgbClr>
+            </a:outerShdw>
+          </a:effectLst>
+        </a:effectStyle>
+      </a:effectStyleLst>
+      <a:bgFillStyleLst>
+        <a:solidFill>
+          <a:schemeClr val="phClr"/>
+        </a:solidFill>
+        <a:solidFill>
+          <a:schemeClr val="phClr">
+            <a:tint val="95000"/>
+            <a:satMod val="170000"/>
+          </a:schemeClr>
+        </a:solidFill>
+        <a:gradFill rotWithShape="1">
+          <a:gsLst>
+            <a:gs pos="0">
+              <a:schemeClr val="phClr">
+                <a:tint val="93000"/>
+                <a:satMod val="150000"/>
+                <a:shade val="98000"/>
+                <a:lumMod val="102000"/>
+              </a:schemeClr>
+            </a:gs>
+            <a:gs pos="50000">
+              <a:schemeClr val="phClr">
+                <a:tint val="98000"/>
+                <a:satMod val="130000"/>
+                <a:shade val="90000"/>
+                <a:lumMod val="103000"/>
+              </a:schemeClr>
+            </a:gs>
+            <a:gs pos="100000">
+              <a:schemeClr val="phClr">
+                <a:shade val="63000"/>
+                <a:satMod val="120000"/>
+              </a:schemeClr>
+            </a:gs>
+          </a:gsLst>
+          <a:lin ang="5400000" scaled="0"/>
+        </a:gradFill>
+      </a:bgFillStyleLst>
+    </a:fmtScheme>
+  </a:themeElements>
+  <a:objectDefaults/>
+  <a:extraClrSchemeLst/>
+  <a:extLst>
+    <a:ext uri="{05A4C25C-085E-4340-85A3-A5531E510DB2}">
+      <thm15:themeFamily xmlns:thm15="http://schemas.microsoft.com/office/thememl/2012/main" name="Office Theme" id="{62F939B6-93AF-4DB8-9C6B-D6C7DFDC589F}" vid="{4A3C46E8-61CC-4603-A589-7422A47A8E4A}"/>
+    </a:ext>
+  </a:extLst>
+</a:theme>
 </file>
--- a/content/templates/openagreements-employee-ip-inventions-assignment/template.docx
+++ b/content/templates/openagreements-employee-ip-inventions-assignment/template.docx
@@ -2279,7 +2279,7 @@
         <w:sz w:val="13"/>
         <w:szCs w:val="13"/>
       </w:rPr>
-      <w:t xml:space="preserve">OpenAgreements Employee IP and Inventions Assignment (v1.1). Free to use under CC BY 4.0.</w:t>
+      <w:t xml:space="preserve">OpenAgreements Employee IP and Inventions Assignment (v0.1.1). Free to use under CC BY 4.0.</w:t>
     </w:r>
     <w:r>
       <w:rPr>
@@ -2358,7 +2358,7 @@
         <w:sz w:val="13"/>
         <w:szCs w:val="13"/>
       </w:rPr>
-      <w:t xml:space="preserve">OpenAgreements Employee IP and Inventions Assignment (v1.1). Free to use under CC BY 4.0.</w:t>
+      <w:t xml:space="preserve">OpenAgreements Employee IP and Inventions Assignment (v0.1.1). Free to use under CC BY 4.0.</w:t>
     </w:r>
     <w:r>
       <w:rPr>
@@ -2423,7 +2423,7 @@
         <w:sz w:val="13"/>
         <w:szCs w:val="13"/>
       </w:rPr>
-      <w:t xml:space="preserve">OpenAgreements Employee IP and Inventions Assignment (v1.1). Free to use under CC BY 4.0.</w:t>
+      <w:t xml:space="preserve">OpenAgreements Employee IP and Inventions Assignment (v0.1.1). Free to use under CC BY 4.0.</w:t>
     </w:r>
     <w:r>
       <w:rPr>

--- a/content/templates/openagreements-employee-ip-inventions-assignment/template.docx
+++ b/content/templates/openagreements-employee-ip-inventions-assignment/template.docx
@@ -2324,20 +2324,6 @@
       <w:fldChar w:fldCharType="separate"/>
       <w:t>1</w:t>
       <w:fldChar w:fldCharType="end"/>
-    </w:r>
-  </w:p>
-  <w:p>
-    <w:pPr>
-      <w:spacing w:after="0" w:before="0"/>
-    </w:pPr>
-    <w:r>
-      <w:rPr>
-        <w:rFonts w:ascii="Arial" w:cs="Arial" w:eastAsia="Arial" w:hAnsi="Arial"/>
-        <w:color w:val="494A4B"/>
-        <w:sz w:val="12"/>
-        <w:szCs w:val="12"/>
-      </w:rPr>
-      <w:t xml:space="preserve">{cloud_drive_id_footer}</w:t>
     </w:r>
   </w:p>
 </w:ftr>

--- a/content/templates/openagreements-employee-ip-inventions-assignment/template.docx
+++ b/content/templates/openagreements-employee-ip-inventions-assignment/template.docx
@@ -1579,7 +1579,7 @@
                 <w:sz w:val="18"/>
                 <w:szCs w:val="18"/>
               </w:rPr>
-              <w:t xml:space="preserve"/>
+              <w:t xml:space="preserve">COMPANY</w:t>
             </w:r>
           </w:p>
         </w:tc>
@@ -1603,18 +1603,88 @@
             <w:pPr>
               <w:pStyle w:val="Normal"/>
               <w:spacing w:after="0" w:line="340"/>
-              <w:jc w:val="center"/>
             </w:pPr>
             <w:r>
               <w:rPr>
                 <w:rFonts w:ascii="Arial" w:cs="Arial" w:eastAsia="Arial" w:hAnsi="Arial"/>
                 <w:b/>
                 <w:bCs/>
-                <w:color w:val="8C8D8E"/>
-                <w:sz w:val="16"/>
-                <w:szCs w:val="16"/>
-              </w:rPr>
-              <w:t xml:space="preserve">COMPANY</w:t>
+                <w:color w:val="1D2021"/>
+                <w:sz w:val="18"/>
+                <w:szCs w:val="18"/>
+              </w:rPr>
+              <w:t xml:space="preserve">{company_name}</w:t>
+            </w:r>
+          </w:p>
+        </w:tc>
+      </w:tr>
+      <w:tr>
+        <w:trPr>
+          <w:trHeight w:val="864" w:hRule="atLeast"/>
+        </w:trPr>
+        <w:tc>
+          <w:tcPr>
+            <w:tcBorders>
+              <w:top w:val="nil" w:color="FFFFFF" w:sz="0"/>
+              <w:left w:val="nil" w:color="FFFFFF" w:sz="0"/>
+              <w:bottom w:val="nil" w:color="FFFFFF" w:sz="0"/>
+              <w:right w:val="nil" w:color="FFFFFF" w:sz="0"/>
+            </w:tcBorders>
+            <w:tcMar>
+              <w:top w:type="dxa" w:w="216"/>
+              <w:left w:type="dxa" w:w="115"/>
+              <w:bottom w:type="dxa" w:w="216"/>
+              <w:right w:type="dxa" w:w="115"/>
+            </w:tcMar>
+            <w:vAlign w:val="center"/>
+          </w:tcPr>
+          <w:p>
+            <w:pPr>
+              <w:pStyle w:val="Normal"/>
+              <w:spacing w:after="0" w:line="340"/>
+            </w:pPr>
+            <w:r>
+              <w:rPr>
+                <w:rFonts w:ascii="Arial" w:cs="Arial" w:eastAsia="Arial" w:hAnsi="Arial"/>
+                <w:b/>
+                <w:bCs/>
+                <w:color w:val="1D2021"/>
+                <w:sz w:val="18"/>
+                <w:szCs w:val="18"/>
+              </w:rPr>
+              <w:t xml:space="preserve">Signature</w:t>
+            </w:r>
+          </w:p>
+        </w:tc>
+        <w:tc>
+          <w:tcPr>
+            <w:tcBorders>
+              <w:top w:val="single" w:color="C7C7C7" w:sz="4"/>
+              <w:left w:val="nil" w:color="FFFFFF" w:sz="0"/>
+              <w:bottom w:val="single" w:color="C7C7C7" w:sz="4"/>
+              <w:right w:val="nil" w:color="FFFFFF" w:sz="0"/>
+            </w:tcBorders>
+            <w:tcMar>
+              <w:top w:type="dxa" w:w="216"/>
+              <w:left w:type="dxa" w:w="115"/>
+              <w:bottom w:type="dxa" w:w="216"/>
+              <w:right w:type="dxa" w:w="115"/>
+            </w:tcMar>
+            <w:vAlign w:val="center"/>
+          </w:tcPr>
+          <w:p>
+            <w:pPr>
+              <w:pStyle w:val="Normal"/>
+              <w:spacing w:after="0" w:line="340"/>
+            </w:pPr>
+            <w:r>
+              <w:rPr>
+                <w:rFonts w:ascii="Arial" w:cs="Arial" w:eastAsia="Arial" w:hAnsi="Arial"/>
+                <w:color w:val="1D2021"/>
+                <w:sz w:val="18"/>
+                <w:szCs w:val="18"/>
+              </w:rPr>
+              <w:t xml:space="preserve"/>
             </w:r>
           </w:p>
         </w:tc>
@@ -1653,7 +1723,7 @@
                 <w:sz w:val="18"/>
                 <w:szCs w:val="18"/>
               </w:rPr>
-              <w:t xml:space="preserve">Signature</w:t>
+              <w:t xml:space="preserve">Signatory Name</w:t>
             </w:r>
           </w:p>
         </w:tc>
@@ -1685,7 +1755,7 @@
                 <w:sz w:val="18"/>
                 <w:szCs w:val="18"/>
               </w:rPr>
-              <w:t xml:space="preserve"/>
+              <w:t xml:space="preserve">{company_signatory_name}</w:t>
             </w:r>
           </w:p>
         </w:tc>
@@ -1724,7 +1794,7 @@
                 <w:sz w:val="18"/>
                 <w:szCs w:val="18"/>
               </w:rPr>
-              <w:t xml:space="preserve">Print Name</w:t>
+              <w:t xml:space="preserve">Title</w:t>
             </w:r>
           </w:p>
         </w:tc>
@@ -1756,78 +1826,7 @@
                 <w:sz w:val="18"/>
                 <w:szCs w:val="18"/>
               </w:rPr>
-              <w:t xml:space="preserve">{company_name}</w:t>
-            </w:r>
-          </w:p>
-        </w:tc>
-      </w:tr>
-      <w:tr>
-        <w:trPr>
-          <w:trHeight w:val="690" w:hRule="atLeast"/>
-        </w:trPr>
-        <w:tc>
-          <w:tcPr>
-            <w:tcBorders>
-              <w:top w:val="nil" w:color="FFFFFF" w:sz="0"/>
-              <w:left w:val="nil" w:color="FFFFFF" w:sz="0"/>
-              <w:bottom w:val="nil" w:color="FFFFFF" w:sz="0"/>
-              <w:right w:val="nil" w:color="FFFFFF" w:sz="0"/>
-            </w:tcBorders>
-            <w:tcMar>
-              <w:top w:type="dxa" w:w="216"/>
-              <w:left w:type="dxa" w:w="115"/>
-              <w:bottom w:type="dxa" w:w="216"/>
-              <w:right w:type="dxa" w:w="115"/>
-            </w:tcMar>
-            <w:vAlign w:val="center"/>
-          </w:tcPr>
-          <w:p>
-            <w:pPr>
-              <w:pStyle w:val="Normal"/>
-              <w:spacing w:after="0" w:line="340"/>
-            </w:pPr>
-            <w:r>
-              <w:rPr>
-                <w:rFonts w:ascii="Arial" w:cs="Arial" w:eastAsia="Arial" w:hAnsi="Arial"/>
-                <w:b/>
-                <w:bCs/>
-                <w:color w:val="1D2021"/>
-                <w:sz w:val="18"/>
-                <w:szCs w:val="18"/>
-              </w:rPr>
-              <w:t xml:space="preserve">Title</w:t>
-            </w:r>
-          </w:p>
-        </w:tc>
-        <w:tc>
-          <w:tcPr>
-            <w:tcBorders>
-              <w:top w:val="single" w:color="C7C7C7" w:sz="4"/>
-              <w:left w:val="nil" w:color="FFFFFF" w:sz="0"/>
-              <w:bottom w:val="single" w:color="C7C7C7" w:sz="4"/>
-              <w:right w:val="nil" w:color="FFFFFF" w:sz="0"/>
-            </w:tcBorders>
-            <w:tcMar>
-              <w:top w:type="dxa" w:w="216"/>
-              <w:left w:type="dxa" w:w="115"/>
-              <w:bottom w:type="dxa" w:w="216"/>
-              <w:right w:type="dxa" w:w="115"/>
-            </w:tcMar>
-            <w:vAlign w:val="center"/>
-          </w:tcPr>
-          <w:p>
-            <w:pPr>
-              <w:pStyle w:val="Normal"/>
-              <w:spacing w:after="0" w:line="340"/>
-            </w:pPr>
-            <w:r>
-              <w:rPr>
-                <w:rFonts w:ascii="Arial" w:cs="Arial" w:eastAsia="Arial" w:hAnsi="Arial"/>
-                <w:color w:val="1D2021"/>
-                <w:sz w:val="18"/>
-                <w:szCs w:val="18"/>
-              </w:rPr>
-              <w:t xml:space="preserve"/>
+              <w:t xml:space="preserve">{company_signatory_title}</w:t>
             </w:r>
           </w:p>
         </w:tc>
@@ -2003,7 +2002,7 @@
       </w:tr>
       <w:tr>
         <w:trPr>
-          <w:trHeight w:val="690" w:hRule="atLeast"/>
+          <w:trHeight w:val="864" w:hRule="atLeast"/>
         </w:trPr>
         <w:tc>
           <w:tcPr>

--- a/content/templates/openagreements-employee-ip-inventions-assignment/template.docx
+++ b/content/templates/openagreements-employee-ip-inventions-assignment/template.docx
@@ -1960,42 +1960,39 @@
                 <w:sz w:val="18"/>
                 <w:szCs w:val="18"/>
               </w:rPr>
+              <w:t xml:space="preserve">EMPLOYEE</w:t>
+            </w:r>
+          </w:p>
+        </w:tc>
+        <w:tc>
+          <w:tcPr>
+            <w:tcBorders>
+              <w:top w:val="nil" w:color="FFFFFF" w:sz="0"/>
+              <w:left w:val="nil" w:color="FFFFFF" w:sz="0"/>
+              <w:bottom w:val="nil" w:color="FFFFFF" w:sz="0"/>
+              <w:right w:val="nil" w:color="FFFFFF" w:sz="0"/>
+            </w:tcBorders>
+            <w:tcMar>
+              <w:top w:type="dxa" w:w="216"/>
+              <w:left w:type="dxa" w:w="115"/>
+              <w:bottom w:type="dxa" w:w="216"/>
+              <w:right w:type="dxa" w:w="115"/>
+            </w:tcMar>
+            <w:vAlign w:val="center"/>
+          </w:tcPr>
+          <w:p>
+            <w:pPr>
+              <w:pStyle w:val="Normal"/>
+              <w:spacing w:after="0" w:line="340"/>
+            </w:pPr>
+            <w:r>
+              <w:rPr>
+                <w:rFonts w:ascii="Arial" w:cs="Arial" w:eastAsia="Arial" w:hAnsi="Arial"/>
+                <w:color w:val="1D2021"/>
+                <w:sz w:val="18"/>
+                <w:szCs w:val="18"/>
+              </w:rPr>
               <w:t xml:space="preserve"/>
-            </w:r>
-          </w:p>
-        </w:tc>
-        <w:tc>
-          <w:tcPr>
-            <w:tcBorders>
-              <w:top w:val="nil" w:color="FFFFFF" w:sz="0"/>
-              <w:left w:val="nil" w:color="FFFFFF" w:sz="0"/>
-              <w:bottom w:val="nil" w:color="FFFFFF" w:sz="0"/>
-              <w:right w:val="nil" w:color="FFFFFF" w:sz="0"/>
-            </w:tcBorders>
-            <w:tcMar>
-              <w:top w:type="dxa" w:w="216"/>
-              <w:left w:type="dxa" w:w="115"/>
-              <w:bottom w:type="dxa" w:w="120"/>
-              <w:right w:type="dxa" w:w="115"/>
-            </w:tcMar>
-            <w:vAlign w:val="center"/>
-          </w:tcPr>
-          <w:p>
-            <w:pPr>
-              <w:pStyle w:val="Normal"/>
-              <w:spacing w:after="0" w:line="340"/>
-              <w:jc w:val="center"/>
-            </w:pPr>
-            <w:r>
-              <w:rPr>
-                <w:rFonts w:ascii="Arial" w:cs="Arial" w:eastAsia="Arial" w:hAnsi="Arial"/>
-                <w:b/>
-                <w:bCs/>
-                <w:color w:val="8C8D8E"/>
-                <w:sz w:val="16"/>
-                <w:szCs w:val="16"/>
-              </w:rPr>
-              <w:t xml:space="preserve">EMPLOYEE</w:t>
             </w:r>
           </w:p>
         </w:tc>
@@ -2041,7 +2038,7 @@
         <w:tc>
           <w:tcPr>
             <w:tcBorders>
-              <w:top w:val="single" w:color="C7C7C7" w:sz="4"/>
+              <w:top w:val="nil" w:color="FFFFFF" w:sz="0"/>
               <w:left w:val="nil" w:color="FFFFFF" w:sz="0"/>
               <w:bottom w:val="single" w:color="C7C7C7" w:sz="4"/>
               <w:right w:val="nil" w:color="FFFFFF" w:sz="0"/>

--- a/content/templates/openagreements-employee-ip-inventions-assignment/template.docx
+++ b/content/templates/openagreements-employee-ip-inventions-assignment/template.docx
@@ -1558,17 +1558,17 @@
               <w:right w:val="nil" w:color="FFFFFF" w:sz="0"/>
             </w:tcBorders>
             <w:tcMar>
-              <w:top w:type="dxa" w:w="216"/>
-              <w:left w:type="dxa" w:w="115"/>
-              <w:bottom w:type="dxa" w:w="216"/>
-              <w:right w:type="dxa" w:w="115"/>
-            </w:tcMar>
-            <w:vAlign w:val="center"/>
-          </w:tcPr>
-          <w:p>
-            <w:pPr>
-              <w:pStyle w:val="Normal"/>
-              <w:spacing w:after="0" w:line="340"/>
+              <w:top w:type="dxa" w:w="80"/>
+              <w:left w:type="dxa" w:w="115"/>
+              <w:bottom w:type="dxa" w:w="80"/>
+              <w:right w:type="dxa" w:w="115"/>
+            </w:tcMar>
+            <w:vAlign w:val="center"/>
+          </w:tcPr>
+          <w:p>
+            <w:pPr>
+              <w:pStyle w:val="Normal"/>
+              <w:spacing w:after="0" w:line="264"/>
             </w:pPr>
             <w:r>
               <w:rPr>
@@ -1592,17 +1592,17 @@
               <w:right w:val="nil" w:color="FFFFFF" w:sz="0"/>
             </w:tcBorders>
             <w:tcMar>
-              <w:top w:type="dxa" w:w="216"/>
-              <w:left w:type="dxa" w:w="115"/>
-              <w:bottom w:type="dxa" w:w="120"/>
-              <w:right w:type="dxa" w:w="115"/>
-            </w:tcMar>
-            <w:vAlign w:val="center"/>
-          </w:tcPr>
-          <w:p>
-            <w:pPr>
-              <w:pStyle w:val="Normal"/>
-              <w:spacing w:after="0" w:line="340"/>
+              <w:top w:type="dxa" w:w="80"/>
+              <w:left w:type="dxa" w:w="115"/>
+              <w:bottom w:type="dxa" w:w="48"/>
+              <w:right w:type="dxa" w:w="115"/>
+            </w:tcMar>
+            <w:vAlign w:val="center"/>
+          </w:tcPr>
+          <w:p>
+            <w:pPr>
+              <w:pStyle w:val="Normal"/>
+              <w:spacing w:after="0" w:line="264"/>
             </w:pPr>
             <w:r>
               <w:rPr>
@@ -1620,7 +1620,7 @@
       </w:tr>
       <w:tr>
         <w:trPr>
-          <w:trHeight w:val="864" w:hRule="atLeast"/>
+          <w:trHeight w:val="500" w:hRule="atLeast"/>
         </w:trPr>
         <w:tc>
           <w:tcPr>
@@ -1631,17 +1631,17 @@
               <w:right w:val="nil" w:color="FFFFFF" w:sz="0"/>
             </w:tcBorders>
             <w:tcMar>
-              <w:top w:type="dxa" w:w="216"/>
-              <w:left w:type="dxa" w:w="115"/>
-              <w:bottom w:type="dxa" w:w="216"/>
-              <w:right w:type="dxa" w:w="115"/>
-            </w:tcMar>
-            <w:vAlign w:val="center"/>
-          </w:tcPr>
-          <w:p>
-            <w:pPr>
-              <w:pStyle w:val="Normal"/>
-              <w:spacing w:after="0" w:line="340"/>
+              <w:top w:type="dxa" w:w="80"/>
+              <w:left w:type="dxa" w:w="115"/>
+              <w:bottom w:type="dxa" w:w="80"/>
+              <w:right w:type="dxa" w:w="115"/>
+            </w:tcMar>
+            <w:vAlign w:val="center"/>
+          </w:tcPr>
+          <w:p>
+            <w:pPr>
+              <w:pStyle w:val="Normal"/>
+              <w:spacing w:after="0" w:line="264"/>
             </w:pPr>
             <w:r>
               <w:rPr>
@@ -1665,17 +1665,17 @@
               <w:right w:val="nil" w:color="FFFFFF" w:sz="0"/>
             </w:tcBorders>
             <w:tcMar>
-              <w:top w:type="dxa" w:w="216"/>
-              <w:left w:type="dxa" w:w="115"/>
-              <w:bottom w:type="dxa" w:w="216"/>
-              <w:right w:type="dxa" w:w="115"/>
-            </w:tcMar>
-            <w:vAlign w:val="center"/>
-          </w:tcPr>
-          <w:p>
-            <w:pPr>
-              <w:pStyle w:val="Normal"/>
-              <w:spacing w:after="0" w:line="340"/>
+              <w:top w:type="dxa" w:w="80"/>
+              <w:left w:type="dxa" w:w="115"/>
+              <w:bottom w:type="dxa" w:w="80"/>
+              <w:right w:type="dxa" w:w="115"/>
+            </w:tcMar>
+            <w:vAlign w:val="center"/>
+          </w:tcPr>
+          <w:p>
+            <w:pPr>
+              <w:pStyle w:val="Normal"/>
+              <w:spacing w:after="0" w:line="264"/>
             </w:pPr>
             <w:r>
               <w:rPr>
@@ -1691,7 +1691,7 @@
       </w:tr>
       <w:tr>
         <w:trPr>
-          <w:trHeight w:val="690" w:hRule="atLeast"/>
+          <w:trHeight w:val="340" w:hRule="atLeast"/>
         </w:trPr>
         <w:tc>
           <w:tcPr>
@@ -1702,17 +1702,17 @@
               <w:right w:val="nil" w:color="FFFFFF" w:sz="0"/>
             </w:tcBorders>
             <w:tcMar>
-              <w:top w:type="dxa" w:w="216"/>
-              <w:left w:type="dxa" w:w="115"/>
-              <w:bottom w:type="dxa" w:w="216"/>
-              <w:right w:type="dxa" w:w="115"/>
-            </w:tcMar>
-            <w:vAlign w:val="center"/>
-          </w:tcPr>
-          <w:p>
-            <w:pPr>
-              <w:pStyle w:val="Normal"/>
-              <w:spacing w:after="0" w:line="340"/>
+              <w:top w:type="dxa" w:w="80"/>
+              <w:left w:type="dxa" w:w="115"/>
+              <w:bottom w:type="dxa" w:w="80"/>
+              <w:right w:type="dxa" w:w="115"/>
+            </w:tcMar>
+            <w:vAlign w:val="center"/>
+          </w:tcPr>
+          <w:p>
+            <w:pPr>
+              <w:pStyle w:val="Normal"/>
+              <w:spacing w:after="0" w:line="264"/>
             </w:pPr>
             <w:r>
               <w:rPr>
@@ -1736,17 +1736,17 @@
               <w:right w:val="nil" w:color="FFFFFF" w:sz="0"/>
             </w:tcBorders>
             <w:tcMar>
-              <w:top w:type="dxa" w:w="216"/>
-              <w:left w:type="dxa" w:w="115"/>
-              <w:bottom w:type="dxa" w:w="216"/>
-              <w:right w:type="dxa" w:w="115"/>
-            </w:tcMar>
-            <w:vAlign w:val="center"/>
-          </w:tcPr>
-          <w:p>
-            <w:pPr>
-              <w:pStyle w:val="Normal"/>
-              <w:spacing w:after="0" w:line="340"/>
+              <w:top w:type="dxa" w:w="80"/>
+              <w:left w:type="dxa" w:w="115"/>
+              <w:bottom w:type="dxa" w:w="80"/>
+              <w:right w:type="dxa" w:w="115"/>
+            </w:tcMar>
+            <w:vAlign w:val="center"/>
+          </w:tcPr>
+          <w:p>
+            <w:pPr>
+              <w:pStyle w:val="Normal"/>
+              <w:spacing w:after="0" w:line="264"/>
             </w:pPr>
             <w:r>
               <w:rPr>
@@ -1762,7 +1762,7 @@
       </w:tr>
       <w:tr>
         <w:trPr>
-          <w:trHeight w:val="690" w:hRule="atLeast"/>
+          <w:trHeight w:val="340" w:hRule="atLeast"/>
         </w:trPr>
         <w:tc>
           <w:tcPr>
@@ -1773,17 +1773,17 @@
               <w:right w:val="nil" w:color="FFFFFF" w:sz="0"/>
             </w:tcBorders>
             <w:tcMar>
-              <w:top w:type="dxa" w:w="216"/>
-              <w:left w:type="dxa" w:w="115"/>
-              <w:bottom w:type="dxa" w:w="216"/>
-              <w:right w:type="dxa" w:w="115"/>
-            </w:tcMar>
-            <w:vAlign w:val="center"/>
-          </w:tcPr>
-          <w:p>
-            <w:pPr>
-              <w:pStyle w:val="Normal"/>
-              <w:spacing w:after="0" w:line="340"/>
+              <w:top w:type="dxa" w:w="80"/>
+              <w:left w:type="dxa" w:w="115"/>
+              <w:bottom w:type="dxa" w:w="80"/>
+              <w:right w:type="dxa" w:w="115"/>
+            </w:tcMar>
+            <w:vAlign w:val="center"/>
+          </w:tcPr>
+          <w:p>
+            <w:pPr>
+              <w:pStyle w:val="Normal"/>
+              <w:spacing w:after="0" w:line="264"/>
             </w:pPr>
             <w:r>
               <w:rPr>
@@ -1807,17 +1807,17 @@
               <w:right w:val="nil" w:color="FFFFFF" w:sz="0"/>
             </w:tcBorders>
             <w:tcMar>
-              <w:top w:type="dxa" w:w="216"/>
-              <w:left w:type="dxa" w:w="115"/>
-              <w:bottom w:type="dxa" w:w="216"/>
-              <w:right w:type="dxa" w:w="115"/>
-            </w:tcMar>
-            <w:vAlign w:val="center"/>
-          </w:tcPr>
-          <w:p>
-            <w:pPr>
-              <w:pStyle w:val="Normal"/>
-              <w:spacing w:after="0" w:line="340"/>
+              <w:top w:type="dxa" w:w="80"/>
+              <w:left w:type="dxa" w:w="115"/>
+              <w:bottom w:type="dxa" w:w="80"/>
+              <w:right w:type="dxa" w:w="115"/>
+            </w:tcMar>
+            <w:vAlign w:val="center"/>
+          </w:tcPr>
+          <w:p>
+            <w:pPr>
+              <w:pStyle w:val="Normal"/>
+              <w:spacing w:after="0" w:line="264"/>
             </w:pPr>
             <w:r>
               <w:rPr>
@@ -1833,7 +1833,7 @@
       </w:tr>
       <w:tr>
         <w:trPr>
-          <w:trHeight w:val="690" w:hRule="atLeast"/>
+          <w:trHeight w:val="340" w:hRule="atLeast"/>
         </w:trPr>
         <w:tc>
           <w:tcPr>
@@ -1844,17 +1844,17 @@
               <w:right w:val="nil" w:color="FFFFFF" w:sz="0"/>
             </w:tcBorders>
             <w:tcMar>
-              <w:top w:type="dxa" w:w="216"/>
-              <w:left w:type="dxa" w:w="115"/>
-              <w:bottom w:type="dxa" w:w="216"/>
-              <w:right w:type="dxa" w:w="115"/>
-            </w:tcMar>
-            <w:vAlign w:val="center"/>
-          </w:tcPr>
-          <w:p>
-            <w:pPr>
-              <w:pStyle w:val="Normal"/>
-              <w:spacing w:after="0" w:line="340"/>
+              <w:top w:type="dxa" w:w="80"/>
+              <w:left w:type="dxa" w:w="115"/>
+              <w:bottom w:type="dxa" w:w="80"/>
+              <w:right w:type="dxa" w:w="115"/>
+            </w:tcMar>
+            <w:vAlign w:val="center"/>
+          </w:tcPr>
+          <w:p>
+            <w:pPr>
+              <w:pStyle w:val="Normal"/>
+              <w:spacing w:after="0" w:line="264"/>
             </w:pPr>
             <w:r>
               <w:rPr>
@@ -1878,17 +1878,17 @@
               <w:right w:val="nil" w:color="FFFFFF" w:sz="0"/>
             </w:tcBorders>
             <w:tcMar>
-              <w:top w:type="dxa" w:w="216"/>
-              <w:left w:type="dxa" w:w="115"/>
-              <w:bottom w:type="dxa" w:w="216"/>
-              <w:right w:type="dxa" w:w="115"/>
-            </w:tcMar>
-            <w:vAlign w:val="center"/>
-          </w:tcPr>
-          <w:p>
-            <w:pPr>
-              <w:pStyle w:val="Normal"/>
-              <w:spacing w:after="0" w:line="340"/>
+              <w:top w:type="dxa" w:w="80"/>
+              <w:left w:type="dxa" w:w="115"/>
+              <w:bottom w:type="dxa" w:w="80"/>
+              <w:right w:type="dxa" w:w="115"/>
+            </w:tcMar>
+            <w:vAlign w:val="center"/>
+          </w:tcPr>
+          <w:p>
+            <w:pPr>
+              <w:pStyle w:val="Normal"/>
+              <w:spacing w:after="0" w:line="264"/>
             </w:pPr>
             <w:r>
               <w:rPr>
@@ -1939,17 +1939,17 @@
               <w:right w:val="nil" w:color="FFFFFF" w:sz="0"/>
             </w:tcBorders>
             <w:tcMar>
-              <w:top w:type="dxa" w:w="216"/>
-              <w:left w:type="dxa" w:w="115"/>
-              <w:bottom w:type="dxa" w:w="216"/>
-              <w:right w:type="dxa" w:w="115"/>
-            </w:tcMar>
-            <w:vAlign w:val="center"/>
-          </w:tcPr>
-          <w:p>
-            <w:pPr>
-              <w:pStyle w:val="Normal"/>
-              <w:spacing w:after="0" w:line="340"/>
+              <w:top w:type="dxa" w:w="80"/>
+              <w:left w:type="dxa" w:w="115"/>
+              <w:bottom w:type="dxa" w:w="80"/>
+              <w:right w:type="dxa" w:w="115"/>
+            </w:tcMar>
+            <w:vAlign w:val="center"/>
+          </w:tcPr>
+          <w:p>
+            <w:pPr>
+              <w:pStyle w:val="Normal"/>
+              <w:spacing w:after="0" w:line="264"/>
             </w:pPr>
             <w:r>
               <w:rPr>
@@ -1973,17 +1973,17 @@
               <w:right w:val="nil" w:color="FFFFFF" w:sz="0"/>
             </w:tcBorders>
             <w:tcMar>
-              <w:top w:type="dxa" w:w="216"/>
-              <w:left w:type="dxa" w:w="115"/>
-              <w:bottom w:type="dxa" w:w="216"/>
-              <w:right w:type="dxa" w:w="115"/>
-            </w:tcMar>
-            <w:vAlign w:val="center"/>
-          </w:tcPr>
-          <w:p>
-            <w:pPr>
-              <w:pStyle w:val="Normal"/>
-              <w:spacing w:after="0" w:line="340"/>
+              <w:top w:type="dxa" w:w="80"/>
+              <w:left w:type="dxa" w:w="115"/>
+              <w:bottom w:type="dxa" w:w="80"/>
+              <w:right w:type="dxa" w:w="115"/>
+            </w:tcMar>
+            <w:vAlign w:val="center"/>
+          </w:tcPr>
+          <w:p>
+            <w:pPr>
+              <w:pStyle w:val="Normal"/>
+              <w:spacing w:after="0" w:line="264"/>
             </w:pPr>
             <w:r>
               <w:rPr>
@@ -1999,7 +1999,7 @@
       </w:tr>
       <w:tr>
         <w:trPr>
-          <w:trHeight w:val="864" w:hRule="atLeast"/>
+          <w:trHeight w:val="500" w:hRule="atLeast"/>
         </w:trPr>
         <w:tc>
           <w:tcPr>
@@ -2010,17 +2010,17 @@
               <w:right w:val="nil" w:color="FFFFFF" w:sz="0"/>
             </w:tcBorders>
             <w:tcMar>
-              <w:top w:type="dxa" w:w="216"/>
-              <w:left w:type="dxa" w:w="115"/>
-              <w:bottom w:type="dxa" w:w="216"/>
-              <w:right w:type="dxa" w:w="115"/>
-            </w:tcMar>
-            <w:vAlign w:val="center"/>
-          </w:tcPr>
-          <w:p>
-            <w:pPr>
-              <w:pStyle w:val="Normal"/>
-              <w:spacing w:after="0" w:line="340"/>
+              <w:top w:type="dxa" w:w="80"/>
+              <w:left w:type="dxa" w:w="115"/>
+              <w:bottom w:type="dxa" w:w="80"/>
+              <w:right w:type="dxa" w:w="115"/>
+            </w:tcMar>
+            <w:vAlign w:val="center"/>
+          </w:tcPr>
+          <w:p>
+            <w:pPr>
+              <w:pStyle w:val="Normal"/>
+              <w:spacing w:after="0" w:line="264"/>
             </w:pPr>
             <w:r>
               <w:rPr>
@@ -2044,17 +2044,17 @@
               <w:right w:val="nil" w:color="FFFFFF" w:sz="0"/>
             </w:tcBorders>
             <w:tcMar>
-              <w:top w:type="dxa" w:w="216"/>
-              <w:left w:type="dxa" w:w="115"/>
-              <w:bottom w:type="dxa" w:w="216"/>
-              <w:right w:type="dxa" w:w="115"/>
-            </w:tcMar>
-            <w:vAlign w:val="center"/>
-          </w:tcPr>
-          <w:p>
-            <w:pPr>
-              <w:pStyle w:val="Normal"/>
-              <w:spacing w:after="0" w:line="340"/>
+              <w:top w:type="dxa" w:w="80"/>
+              <w:left w:type="dxa" w:w="115"/>
+              <w:bottom w:type="dxa" w:w="80"/>
+              <w:right w:type="dxa" w:w="115"/>
+            </w:tcMar>
+            <w:vAlign w:val="center"/>
+          </w:tcPr>
+          <w:p>
+            <w:pPr>
+              <w:pStyle w:val="Normal"/>
+              <w:spacing w:after="0" w:line="264"/>
             </w:pPr>
             <w:r>
               <w:rPr>
@@ -2070,7 +2070,7 @@
       </w:tr>
       <w:tr>
         <w:trPr>
-          <w:trHeight w:val="690" w:hRule="atLeast"/>
+          <w:trHeight w:val="340" w:hRule="atLeast"/>
         </w:trPr>
         <w:tc>
           <w:tcPr>
@@ -2081,17 +2081,17 @@
               <w:right w:val="nil" w:color="FFFFFF" w:sz="0"/>
             </w:tcBorders>
             <w:tcMar>
-              <w:top w:type="dxa" w:w="216"/>
-              <w:left w:type="dxa" w:w="115"/>
-              <w:bottom w:type="dxa" w:w="216"/>
-              <w:right w:type="dxa" w:w="115"/>
-            </w:tcMar>
-            <w:vAlign w:val="center"/>
-          </w:tcPr>
-          <w:p>
-            <w:pPr>
-              <w:pStyle w:val="Normal"/>
-              <w:spacing w:after="0" w:line="340"/>
+              <w:top w:type="dxa" w:w="80"/>
+              <w:left w:type="dxa" w:w="115"/>
+              <w:bottom w:type="dxa" w:w="80"/>
+              <w:right w:type="dxa" w:w="115"/>
+            </w:tcMar>
+            <w:vAlign w:val="center"/>
+          </w:tcPr>
+          <w:p>
+            <w:pPr>
+              <w:pStyle w:val="Normal"/>
+              <w:spacing w:after="0" w:line="264"/>
             </w:pPr>
             <w:r>
               <w:rPr>
@@ -2115,17 +2115,17 @@
               <w:right w:val="nil" w:color="FFFFFF" w:sz="0"/>
             </w:tcBorders>
             <w:tcMar>
-              <w:top w:type="dxa" w:w="216"/>
-              <w:left w:type="dxa" w:w="115"/>
-              <w:bottom w:type="dxa" w:w="216"/>
-              <w:right w:type="dxa" w:w="115"/>
-            </w:tcMar>
-            <w:vAlign w:val="center"/>
-          </w:tcPr>
-          <w:p>
-            <w:pPr>
-              <w:pStyle w:val="Normal"/>
-              <w:spacing w:after="0" w:line="340"/>
+              <w:top w:type="dxa" w:w="80"/>
+              <w:left w:type="dxa" w:w="115"/>
+              <w:bottom w:type="dxa" w:w="80"/>
+              <w:right w:type="dxa" w:w="115"/>
+            </w:tcMar>
+            <w:vAlign w:val="center"/>
+          </w:tcPr>
+          <w:p>
+            <w:pPr>
+              <w:pStyle w:val="Normal"/>
+              <w:spacing w:after="0" w:line="264"/>
             </w:pPr>
             <w:r>
               <w:rPr>
@@ -2141,7 +2141,7 @@
       </w:tr>
       <w:tr>
         <w:trPr>
-          <w:trHeight w:val="690" w:hRule="atLeast"/>
+          <w:trHeight w:val="340" w:hRule="atLeast"/>
         </w:trPr>
         <w:tc>
           <w:tcPr>
@@ -2152,17 +2152,17 @@
               <w:right w:val="nil" w:color="FFFFFF" w:sz="0"/>
             </w:tcBorders>
             <w:tcMar>
-              <w:top w:type="dxa" w:w="216"/>
-              <w:left w:type="dxa" w:w="115"/>
-              <w:bottom w:type="dxa" w:w="216"/>
-              <w:right w:type="dxa" w:w="115"/>
-            </w:tcMar>
-            <w:vAlign w:val="center"/>
-          </w:tcPr>
-          <w:p>
-            <w:pPr>
-              <w:pStyle w:val="Normal"/>
-              <w:spacing w:after="0" w:line="340"/>
+              <w:top w:type="dxa" w:w="80"/>
+              <w:left w:type="dxa" w:w="115"/>
+              <w:bottom w:type="dxa" w:w="80"/>
+              <w:right w:type="dxa" w:w="115"/>
+            </w:tcMar>
+            <w:vAlign w:val="center"/>
+          </w:tcPr>
+          <w:p>
+            <w:pPr>
+              <w:pStyle w:val="Normal"/>
+              <w:spacing w:after="0" w:line="264"/>
             </w:pPr>
             <w:r>
               <w:rPr>
@@ -2186,17 +2186,17 @@
               <w:right w:val="nil" w:color="FFFFFF" w:sz="0"/>
             </w:tcBorders>
             <w:tcMar>
-              <w:top w:type="dxa" w:w="216"/>
-              <w:left w:type="dxa" w:w="115"/>
-              <w:bottom w:type="dxa" w:w="216"/>
-              <w:right w:type="dxa" w:w="115"/>
-            </w:tcMar>
-            <w:vAlign w:val="center"/>
-          </w:tcPr>
-          <w:p>
-            <w:pPr>
-              <w:pStyle w:val="Normal"/>
-              <w:spacing w:after="0" w:line="340"/>
+              <w:top w:type="dxa" w:w="80"/>
+              <w:left w:type="dxa" w:w="115"/>
+              <w:bottom w:type="dxa" w:w="80"/>
+              <w:right w:type="dxa" w:w="115"/>
+            </w:tcMar>
+            <w:vAlign w:val="center"/>
+          </w:tcPr>
+          <w:p>
+            <w:pPr>
+              <w:pStyle w:val="Normal"/>
+              <w:spacing w:after="0" w:line="264"/>
             </w:pPr>
             <w:r>
               <w:rPr>

--- a/content/templates/openagreements-employee-ip-inventions-assignment/template.docx
+++ b/content/templates/openagreements-employee-ip-inventions-assignment/template.docx
@@ -1558,17 +1558,17 @@
               <w:right w:val="nil" w:color="FFFFFF" w:sz="0"/>
             </w:tcBorders>
             <w:tcMar>
-              <w:top w:type="dxa" w:w="216"/>
-              <w:left w:type="dxa" w:w="115"/>
-              <w:bottom w:type="dxa" w:w="216"/>
-              <w:right w:type="dxa" w:w="115"/>
-            </w:tcMar>
-            <w:vAlign w:val="center"/>
-          </w:tcPr>
-          <w:p>
-            <w:pPr>
-              <w:pStyle w:val="Normal"/>
-              <w:spacing w:after="0" w:line="340"/>
+              <w:top w:type="dxa" w:w="80"/>
+              <w:left w:type="dxa" w:w="115"/>
+              <w:bottom w:type="dxa" w:w="80"/>
+              <w:right w:type="dxa" w:w="115"/>
+            </w:tcMar>
+            <w:vAlign w:val="center"/>
+          </w:tcPr>
+          <w:p>
+            <w:pPr>
+              <w:pStyle w:val="Normal"/>
+              <w:spacing w:after="0" w:line="264"/>
             </w:pPr>
             <w:r>
               <w:rPr>
@@ -1592,17 +1592,17 @@
               <w:right w:val="nil" w:color="FFFFFF" w:sz="0"/>
             </w:tcBorders>
             <w:tcMar>
-              <w:top w:type="dxa" w:w="216"/>
-              <w:left w:type="dxa" w:w="115"/>
-              <w:bottom w:type="dxa" w:w="120"/>
-              <w:right w:type="dxa" w:w="115"/>
-            </w:tcMar>
-            <w:vAlign w:val="center"/>
-          </w:tcPr>
-          <w:p>
-            <w:pPr>
-              <w:pStyle w:val="Normal"/>
-              <w:spacing w:after="0" w:line="340"/>
+              <w:top w:type="dxa" w:w="80"/>
+              <w:left w:type="dxa" w:w="115"/>
+              <w:bottom w:type="dxa" w:w="48"/>
+              <w:right w:type="dxa" w:w="115"/>
+            </w:tcMar>
+            <w:vAlign w:val="center"/>
+          </w:tcPr>
+          <w:p>
+            <w:pPr>
+              <w:pStyle w:val="Normal"/>
+              <w:spacing w:after="0" w:line="264"/>
             </w:pPr>
             <w:r>
               <w:rPr>
@@ -1620,7 +1620,7 @@
       </w:tr>
       <w:tr>
         <w:trPr>
-          <w:trHeight w:val="864" w:hRule="atLeast"/>
+          <w:trHeight w:val="500" w:hRule="atLeast"/>
         </w:trPr>
         <w:tc>
           <w:tcPr>
@@ -1631,17 +1631,17 @@
               <w:right w:val="nil" w:color="FFFFFF" w:sz="0"/>
             </w:tcBorders>
             <w:tcMar>
-              <w:top w:type="dxa" w:w="216"/>
-              <w:left w:type="dxa" w:w="115"/>
-              <w:bottom w:type="dxa" w:w="216"/>
-              <w:right w:type="dxa" w:w="115"/>
-            </w:tcMar>
-            <w:vAlign w:val="center"/>
-          </w:tcPr>
-          <w:p>
-            <w:pPr>
-              <w:pStyle w:val="Normal"/>
-              <w:spacing w:after="0" w:line="340"/>
+              <w:top w:type="dxa" w:w="80"/>
+              <w:left w:type="dxa" w:w="115"/>
+              <w:bottom w:type="dxa" w:w="80"/>
+              <w:right w:type="dxa" w:w="115"/>
+            </w:tcMar>
+            <w:vAlign w:val="center"/>
+          </w:tcPr>
+          <w:p>
+            <w:pPr>
+              <w:pStyle w:val="Normal"/>
+              <w:spacing w:after="0" w:line="264"/>
             </w:pPr>
             <w:r>
               <w:rPr>
@@ -1665,17 +1665,17 @@
               <w:right w:val="nil" w:color="FFFFFF" w:sz="0"/>
             </w:tcBorders>
             <w:tcMar>
-              <w:top w:type="dxa" w:w="216"/>
-              <w:left w:type="dxa" w:w="115"/>
-              <w:bottom w:type="dxa" w:w="216"/>
-              <w:right w:type="dxa" w:w="115"/>
-            </w:tcMar>
-            <w:vAlign w:val="center"/>
-          </w:tcPr>
-          <w:p>
-            <w:pPr>
-              <w:pStyle w:val="Normal"/>
-              <w:spacing w:after="0" w:line="340"/>
+              <w:top w:type="dxa" w:w="80"/>
+              <w:left w:type="dxa" w:w="115"/>
+              <w:bottom w:type="dxa" w:w="80"/>
+              <w:right w:type="dxa" w:w="115"/>
+            </w:tcMar>
+            <w:vAlign w:val="center"/>
+          </w:tcPr>
+          <w:p>
+            <w:pPr>
+              <w:pStyle w:val="Normal"/>
+              <w:spacing w:after="0" w:line="264"/>
             </w:pPr>
             <w:r>
               <w:rPr>
@@ -1691,7 +1691,7 @@
       </w:tr>
       <w:tr>
         <w:trPr>
-          <w:trHeight w:val="690" w:hRule="atLeast"/>
+          <w:trHeight w:val="340" w:hRule="atLeast"/>
         </w:trPr>
         <w:tc>
           <w:tcPr>
@@ -1702,17 +1702,17 @@
               <w:right w:val="nil" w:color="FFFFFF" w:sz="0"/>
             </w:tcBorders>
             <w:tcMar>
-              <w:top w:type="dxa" w:w="216"/>
-              <w:left w:type="dxa" w:w="115"/>
-              <w:bottom w:type="dxa" w:w="216"/>
-              <w:right w:type="dxa" w:w="115"/>
-            </w:tcMar>
-            <w:vAlign w:val="center"/>
-          </w:tcPr>
-          <w:p>
-            <w:pPr>
-              <w:pStyle w:val="Normal"/>
-              <w:spacing w:after="0" w:line="340"/>
+              <w:top w:type="dxa" w:w="80"/>
+              <w:left w:type="dxa" w:w="115"/>
+              <w:bottom w:type="dxa" w:w="80"/>
+              <w:right w:type="dxa" w:w="115"/>
+            </w:tcMar>
+            <w:vAlign w:val="center"/>
+          </w:tcPr>
+          <w:p>
+            <w:pPr>
+              <w:pStyle w:val="Normal"/>
+              <w:spacing w:after="0" w:line="264"/>
             </w:pPr>
             <w:r>
               <w:rPr>
@@ -1736,17 +1736,17 @@
               <w:right w:val="nil" w:color="FFFFFF" w:sz="0"/>
             </w:tcBorders>
             <w:tcMar>
-              <w:top w:type="dxa" w:w="216"/>
-              <w:left w:type="dxa" w:w="115"/>
-              <w:bottom w:type="dxa" w:w="216"/>
-              <w:right w:type="dxa" w:w="115"/>
-            </w:tcMar>
-            <w:vAlign w:val="center"/>
-          </w:tcPr>
-          <w:p>
-            <w:pPr>
-              <w:pStyle w:val="Normal"/>
-              <w:spacing w:after="0" w:line="340"/>
+              <w:top w:type="dxa" w:w="80"/>
+              <w:left w:type="dxa" w:w="115"/>
+              <w:bottom w:type="dxa" w:w="80"/>
+              <w:right w:type="dxa" w:w="115"/>
+            </w:tcMar>
+            <w:vAlign w:val="center"/>
+          </w:tcPr>
+          <w:p>
+            <w:pPr>
+              <w:pStyle w:val="Normal"/>
+              <w:spacing w:after="0" w:line="264"/>
             </w:pPr>
             <w:r>
               <w:rPr>
@@ -1762,7 +1762,7 @@
       </w:tr>
       <w:tr>
         <w:trPr>
-          <w:trHeight w:val="690" w:hRule="atLeast"/>
+          <w:trHeight w:val="340" w:hRule="atLeast"/>
         </w:trPr>
         <w:tc>
           <w:tcPr>
@@ -1773,17 +1773,17 @@
               <w:right w:val="nil" w:color="FFFFFF" w:sz="0"/>
             </w:tcBorders>
             <w:tcMar>
-              <w:top w:type="dxa" w:w="216"/>
-              <w:left w:type="dxa" w:w="115"/>
-              <w:bottom w:type="dxa" w:w="216"/>
-              <w:right w:type="dxa" w:w="115"/>
-            </w:tcMar>
-            <w:vAlign w:val="center"/>
-          </w:tcPr>
-          <w:p>
-            <w:pPr>
-              <w:pStyle w:val="Normal"/>
-              <w:spacing w:after="0" w:line="340"/>
+              <w:top w:type="dxa" w:w="80"/>
+              <w:left w:type="dxa" w:w="115"/>
+              <w:bottom w:type="dxa" w:w="80"/>
+              <w:right w:type="dxa" w:w="115"/>
+            </w:tcMar>
+            <w:vAlign w:val="center"/>
+          </w:tcPr>
+          <w:p>
+            <w:pPr>
+              <w:pStyle w:val="Normal"/>
+              <w:spacing w:after="0" w:line="264"/>
             </w:pPr>
             <w:r>
               <w:rPr>
@@ -1807,17 +1807,17 @@
               <w:right w:val="nil" w:color="FFFFFF" w:sz="0"/>
             </w:tcBorders>
             <w:tcMar>
-              <w:top w:type="dxa" w:w="216"/>
-              <w:left w:type="dxa" w:w="115"/>
-              <w:bottom w:type="dxa" w:w="216"/>
-              <w:right w:type="dxa" w:w="115"/>
-            </w:tcMar>
-            <w:vAlign w:val="center"/>
-          </w:tcPr>
-          <w:p>
-            <w:pPr>
-              <w:pStyle w:val="Normal"/>
-              <w:spacing w:after="0" w:line="340"/>
+              <w:top w:type="dxa" w:w="80"/>
+              <w:left w:type="dxa" w:w="115"/>
+              <w:bottom w:type="dxa" w:w="80"/>
+              <w:right w:type="dxa" w:w="115"/>
+            </w:tcMar>
+            <w:vAlign w:val="center"/>
+          </w:tcPr>
+          <w:p>
+            <w:pPr>
+              <w:pStyle w:val="Normal"/>
+              <w:spacing w:after="0" w:line="264"/>
             </w:pPr>
             <w:r>
               <w:rPr>
@@ -1833,7 +1833,7 @@
       </w:tr>
       <w:tr>
         <w:trPr>
-          <w:trHeight w:val="690" w:hRule="atLeast"/>
+          <w:trHeight w:val="340" w:hRule="atLeast"/>
         </w:trPr>
         <w:tc>
           <w:tcPr>
@@ -1844,17 +1844,17 @@
               <w:right w:val="nil" w:color="FFFFFF" w:sz="0"/>
             </w:tcBorders>
             <w:tcMar>
-              <w:top w:type="dxa" w:w="216"/>
-              <w:left w:type="dxa" w:w="115"/>
-              <w:bottom w:type="dxa" w:w="216"/>
-              <w:right w:type="dxa" w:w="115"/>
-            </w:tcMar>
-            <w:vAlign w:val="center"/>
-          </w:tcPr>
-          <w:p>
-            <w:pPr>
-              <w:pStyle w:val="Normal"/>
-              <w:spacing w:after="0" w:line="340"/>
+              <w:top w:type="dxa" w:w="80"/>
+              <w:left w:type="dxa" w:w="115"/>
+              <w:bottom w:type="dxa" w:w="80"/>
+              <w:right w:type="dxa" w:w="115"/>
+            </w:tcMar>
+            <w:vAlign w:val="center"/>
+          </w:tcPr>
+          <w:p>
+            <w:pPr>
+              <w:pStyle w:val="Normal"/>
+              <w:spacing w:after="0" w:line="264"/>
             </w:pPr>
             <w:r>
               <w:rPr>
@@ -1878,17 +1878,17 @@
               <w:right w:val="nil" w:color="FFFFFF" w:sz="0"/>
             </w:tcBorders>
             <w:tcMar>
-              <w:top w:type="dxa" w:w="216"/>
-              <w:left w:type="dxa" w:w="115"/>
-              <w:bottom w:type="dxa" w:w="216"/>
-              <w:right w:type="dxa" w:w="115"/>
-            </w:tcMar>
-            <w:vAlign w:val="center"/>
-          </w:tcPr>
-          <w:p>
-            <w:pPr>
-              <w:pStyle w:val="Normal"/>
-              <w:spacing w:after="0" w:line="340"/>
+              <w:top w:type="dxa" w:w="80"/>
+              <w:left w:type="dxa" w:w="115"/>
+              <w:bottom w:type="dxa" w:w="80"/>
+              <w:right w:type="dxa" w:w="115"/>
+            </w:tcMar>
+            <w:vAlign w:val="center"/>
+          </w:tcPr>
+          <w:p>
+            <w:pPr>
+              <w:pStyle w:val="Normal"/>
+              <w:spacing w:after="0" w:line="264"/>
             </w:pPr>
             <w:r>
               <w:rPr>
@@ -1939,17 +1939,17 @@
               <w:right w:val="nil" w:color="FFFFFF" w:sz="0"/>
             </w:tcBorders>
             <w:tcMar>
-              <w:top w:type="dxa" w:w="216"/>
-              <w:left w:type="dxa" w:w="115"/>
-              <w:bottom w:type="dxa" w:w="216"/>
-              <w:right w:type="dxa" w:w="115"/>
-            </w:tcMar>
-            <w:vAlign w:val="center"/>
-          </w:tcPr>
-          <w:p>
-            <w:pPr>
-              <w:pStyle w:val="Normal"/>
-              <w:spacing w:after="0" w:line="340"/>
+              <w:top w:type="dxa" w:w="80"/>
+              <w:left w:type="dxa" w:w="115"/>
+              <w:bottom w:type="dxa" w:w="80"/>
+              <w:right w:type="dxa" w:w="115"/>
+            </w:tcMar>
+            <w:vAlign w:val="center"/>
+          </w:tcPr>
+          <w:p>
+            <w:pPr>
+              <w:pStyle w:val="Normal"/>
+              <w:spacing w:after="0" w:line="264"/>
             </w:pPr>
             <w:r>
               <w:rPr>
@@ -1960,49 +1960,46 @@
                 <w:sz w:val="18"/>
                 <w:szCs w:val="18"/>
               </w:rPr>
+              <w:t xml:space="preserve">EMPLOYEE</w:t>
+            </w:r>
+          </w:p>
+        </w:tc>
+        <w:tc>
+          <w:tcPr>
+            <w:tcBorders>
+              <w:top w:val="nil" w:color="FFFFFF" w:sz="0"/>
+              <w:left w:val="nil" w:color="FFFFFF" w:sz="0"/>
+              <w:bottom w:val="nil" w:color="FFFFFF" w:sz="0"/>
+              <w:right w:val="nil" w:color="FFFFFF" w:sz="0"/>
+            </w:tcBorders>
+            <w:tcMar>
+              <w:top w:type="dxa" w:w="80"/>
+              <w:left w:type="dxa" w:w="115"/>
+              <w:bottom w:type="dxa" w:w="80"/>
+              <w:right w:type="dxa" w:w="115"/>
+            </w:tcMar>
+            <w:vAlign w:val="center"/>
+          </w:tcPr>
+          <w:p>
+            <w:pPr>
+              <w:pStyle w:val="Normal"/>
+              <w:spacing w:after="0" w:line="264"/>
+            </w:pPr>
+            <w:r>
+              <w:rPr>
+                <w:rFonts w:ascii="Arial" w:cs="Arial" w:eastAsia="Arial" w:hAnsi="Arial"/>
+                <w:color w:val="1D2021"/>
+                <w:sz w:val="18"/>
+                <w:szCs w:val="18"/>
+              </w:rPr>
               <w:t xml:space="preserve"/>
-            </w:r>
-          </w:p>
-        </w:tc>
-        <w:tc>
-          <w:tcPr>
-            <w:tcBorders>
-              <w:top w:val="nil" w:color="FFFFFF" w:sz="0"/>
-              <w:left w:val="nil" w:color="FFFFFF" w:sz="0"/>
-              <w:bottom w:val="nil" w:color="FFFFFF" w:sz="0"/>
-              <w:right w:val="nil" w:color="FFFFFF" w:sz="0"/>
-            </w:tcBorders>
-            <w:tcMar>
-              <w:top w:type="dxa" w:w="216"/>
-              <w:left w:type="dxa" w:w="115"/>
-              <w:bottom w:type="dxa" w:w="120"/>
-              <w:right w:type="dxa" w:w="115"/>
-            </w:tcMar>
-            <w:vAlign w:val="center"/>
-          </w:tcPr>
-          <w:p>
-            <w:pPr>
-              <w:pStyle w:val="Normal"/>
-              <w:spacing w:after="0" w:line="340"/>
-              <w:jc w:val="center"/>
-            </w:pPr>
-            <w:r>
-              <w:rPr>
-                <w:rFonts w:ascii="Arial" w:cs="Arial" w:eastAsia="Arial" w:hAnsi="Arial"/>
-                <w:b/>
-                <w:bCs/>
-                <w:color w:val="8C8D8E"/>
-                <w:sz w:val="16"/>
-                <w:szCs w:val="16"/>
-              </w:rPr>
-              <w:t xml:space="preserve">EMPLOYEE</w:t>
             </w:r>
           </w:p>
         </w:tc>
       </w:tr>
       <w:tr>
         <w:trPr>
-          <w:trHeight w:val="864" w:hRule="atLeast"/>
+          <w:trHeight w:val="500" w:hRule="atLeast"/>
         </w:trPr>
         <w:tc>
           <w:tcPr>
@@ -2013,17 +2010,17 @@
               <w:right w:val="nil" w:color="FFFFFF" w:sz="0"/>
             </w:tcBorders>
             <w:tcMar>
-              <w:top w:type="dxa" w:w="216"/>
-              <w:left w:type="dxa" w:w="115"/>
-              <w:bottom w:type="dxa" w:w="216"/>
-              <w:right w:type="dxa" w:w="115"/>
-            </w:tcMar>
-            <w:vAlign w:val="center"/>
-          </w:tcPr>
-          <w:p>
-            <w:pPr>
-              <w:pStyle w:val="Normal"/>
-              <w:spacing w:after="0" w:line="340"/>
+              <w:top w:type="dxa" w:w="80"/>
+              <w:left w:type="dxa" w:w="115"/>
+              <w:bottom w:type="dxa" w:w="80"/>
+              <w:right w:type="dxa" w:w="115"/>
+            </w:tcMar>
+            <w:vAlign w:val="center"/>
+          </w:tcPr>
+          <w:p>
+            <w:pPr>
+              <w:pStyle w:val="Normal"/>
+              <w:spacing w:after="0" w:line="264"/>
             </w:pPr>
             <w:r>
               <w:rPr>
@@ -2041,23 +2038,23 @@
         <w:tc>
           <w:tcPr>
             <w:tcBorders>
-              <w:top w:val="single" w:color="C7C7C7" w:sz="4"/>
+              <w:top w:val="nil" w:color="FFFFFF" w:sz="0"/>
               <w:left w:val="nil" w:color="FFFFFF" w:sz="0"/>
               <w:bottom w:val="single" w:color="C7C7C7" w:sz="4"/>
               <w:right w:val="nil" w:color="FFFFFF" w:sz="0"/>
             </w:tcBorders>
             <w:tcMar>
-              <w:top w:type="dxa" w:w="216"/>
-              <w:left w:type="dxa" w:w="115"/>
-              <w:bottom w:type="dxa" w:w="216"/>
-              <w:right w:type="dxa" w:w="115"/>
-            </w:tcMar>
-            <w:vAlign w:val="center"/>
-          </w:tcPr>
-          <w:p>
-            <w:pPr>
-              <w:pStyle w:val="Normal"/>
-              <w:spacing w:after="0" w:line="340"/>
+              <w:top w:type="dxa" w:w="80"/>
+              <w:left w:type="dxa" w:w="115"/>
+              <w:bottom w:type="dxa" w:w="80"/>
+              <w:right w:type="dxa" w:w="115"/>
+            </w:tcMar>
+            <w:vAlign w:val="center"/>
+          </w:tcPr>
+          <w:p>
+            <w:pPr>
+              <w:pStyle w:val="Normal"/>
+              <w:spacing w:after="0" w:line="264"/>
             </w:pPr>
             <w:r>
               <w:rPr>
@@ -2073,7 +2070,7 @@
       </w:tr>
       <w:tr>
         <w:trPr>
-          <w:trHeight w:val="690" w:hRule="atLeast"/>
+          <w:trHeight w:val="340" w:hRule="atLeast"/>
         </w:trPr>
         <w:tc>
           <w:tcPr>
@@ -2084,17 +2081,17 @@
               <w:right w:val="nil" w:color="FFFFFF" w:sz="0"/>
             </w:tcBorders>
             <w:tcMar>
-              <w:top w:type="dxa" w:w="216"/>
-              <w:left w:type="dxa" w:w="115"/>
-              <w:bottom w:type="dxa" w:w="216"/>
-              <w:right w:type="dxa" w:w="115"/>
-            </w:tcMar>
-            <w:vAlign w:val="center"/>
-          </w:tcPr>
-          <w:p>
-            <w:pPr>
-              <w:pStyle w:val="Normal"/>
-              <w:spacing w:after="0" w:line="340"/>
+              <w:top w:type="dxa" w:w="80"/>
+              <w:left w:type="dxa" w:w="115"/>
+              <w:bottom w:type="dxa" w:w="80"/>
+              <w:right w:type="dxa" w:w="115"/>
+            </w:tcMar>
+            <w:vAlign w:val="center"/>
+          </w:tcPr>
+          <w:p>
+            <w:pPr>
+              <w:pStyle w:val="Normal"/>
+              <w:spacing w:after="0" w:line="264"/>
             </w:pPr>
             <w:r>
               <w:rPr>
@@ -2118,17 +2115,17 @@
               <w:right w:val="nil" w:color="FFFFFF" w:sz="0"/>
             </w:tcBorders>
             <w:tcMar>
-              <w:top w:type="dxa" w:w="216"/>
-              <w:left w:type="dxa" w:w="115"/>
-              <w:bottom w:type="dxa" w:w="216"/>
-              <w:right w:type="dxa" w:w="115"/>
-            </w:tcMar>
-            <w:vAlign w:val="center"/>
-          </w:tcPr>
-          <w:p>
-            <w:pPr>
-              <w:pStyle w:val="Normal"/>
-              <w:spacing w:after="0" w:line="340"/>
+              <w:top w:type="dxa" w:w="80"/>
+              <w:left w:type="dxa" w:w="115"/>
+              <w:bottom w:type="dxa" w:w="80"/>
+              <w:right w:type="dxa" w:w="115"/>
+            </w:tcMar>
+            <w:vAlign w:val="center"/>
+          </w:tcPr>
+          <w:p>
+            <w:pPr>
+              <w:pStyle w:val="Normal"/>
+              <w:spacing w:after="0" w:line="264"/>
             </w:pPr>
             <w:r>
               <w:rPr>
@@ -2144,7 +2141,7 @@
       </w:tr>
       <w:tr>
         <w:trPr>
-          <w:trHeight w:val="690" w:hRule="atLeast"/>
+          <w:trHeight w:val="340" w:hRule="atLeast"/>
         </w:trPr>
         <w:tc>
           <w:tcPr>
@@ -2155,17 +2152,17 @@
               <w:right w:val="nil" w:color="FFFFFF" w:sz="0"/>
             </w:tcBorders>
             <w:tcMar>
-              <w:top w:type="dxa" w:w="216"/>
-              <w:left w:type="dxa" w:w="115"/>
-              <w:bottom w:type="dxa" w:w="216"/>
-              <w:right w:type="dxa" w:w="115"/>
-            </w:tcMar>
-            <w:vAlign w:val="center"/>
-          </w:tcPr>
-          <w:p>
-            <w:pPr>
-              <w:pStyle w:val="Normal"/>
-              <w:spacing w:after="0" w:line="340"/>
+              <w:top w:type="dxa" w:w="80"/>
+              <w:left w:type="dxa" w:w="115"/>
+              <w:bottom w:type="dxa" w:w="80"/>
+              <w:right w:type="dxa" w:w="115"/>
+            </w:tcMar>
+            <w:vAlign w:val="center"/>
+          </w:tcPr>
+          <w:p>
+            <w:pPr>
+              <w:pStyle w:val="Normal"/>
+              <w:spacing w:after="0" w:line="264"/>
             </w:pPr>
             <w:r>
               <w:rPr>
@@ -2189,17 +2186,17 @@
               <w:right w:val="nil" w:color="FFFFFF" w:sz="0"/>
             </w:tcBorders>
             <w:tcMar>
-              <w:top w:type="dxa" w:w="216"/>
-              <w:left w:type="dxa" w:w="115"/>
-              <w:bottom w:type="dxa" w:w="216"/>
-              <w:right w:type="dxa" w:w="115"/>
-            </w:tcMar>
-            <w:vAlign w:val="center"/>
-          </w:tcPr>
-          <w:p>
-            <w:pPr>
-              <w:pStyle w:val="Normal"/>
-              <w:spacing w:after="0" w:line="340"/>
+              <w:top w:type="dxa" w:w="80"/>
+              <w:left w:type="dxa" w:w="115"/>
+              <w:bottom w:type="dxa" w:w="80"/>
+              <w:right w:type="dxa" w:w="115"/>
+            </w:tcMar>
+            <w:vAlign w:val="center"/>
+          </w:tcPr>
+          <w:p>
+            <w:pPr>
+              <w:pStyle w:val="Normal"/>
+              <w:spacing w:after="0" w:line="264"/>
             </w:pPr>
             <w:r>
               <w:rPr>
